--- a/assets/word/bookmark_test.docx
+++ b/assets/word/bookmark_test.docx
@@ -1,17 +1,271 @@
 
 <file path=word/document.xml><?xml version="1.0" encoding="utf-8"?>
-<w:document xmlns:wpc="http://schemas.microsoft.com/office/word/2010/wordprocessingCanvas" xmlns:mc="http://schemas.openxmlformats.org/markup-compatibility/2006" xmlns:o="urn:schemas-microsoft-com:office:office" xmlns:r="http://schemas.openxmlformats.org/officeDocument/2006/relationships" xmlns:m="http://schemas.openxmlformats.org/officeDocument/2006/math" xmlns:v="urn:schemas-microsoft-com:vml" xmlns:wp14="http://schemas.microsoft.com/office/word/2010/wordprocessingDrawing" xmlns:wp="http://schemas.openxmlformats.org/drawingml/2006/wordprocessingDrawing" xmlns:w="http://schemas.openxmlformats.org/wordprocessingml/2006/main" xmlns:w14="http://schemas.microsoft.com/office/word/2010/wordml" xmlns:w10="urn:schemas-microsoft-com:office:word" xmlns:w15="http://schemas.microsoft.com/office/word/2012/wordml" xmlns:wpg="http://schemas.microsoft.com/office/word/2010/wordprocessingGroup" xmlns:wpi="http://schemas.microsoft.com/office/word/2010/wordprocessingInk" xmlns:wne="http://schemas.microsoft.com/office/word/2006/wordml" xmlns:wps="http://schemas.microsoft.com/office/word/2010/wordprocessingShape" xmlns:wpsCustomData="http://www.wps.cn/officeDocument/2013/wpsCustomData" mc:Ignorable="w14 w15 wp14">
+<w:document xmlns:wpc="http://schemas.microsoft.com/office/word/2010/wordprocessingCanvas" xmlns:cx="http://schemas.microsoft.com/office/drawing/2014/chartex" xmlns:cx1="http://schemas.microsoft.com/office/drawing/2015/9/8/chartex" xmlns:cx2="http://schemas.microsoft.com/office/drawing/2015/10/21/chartex" xmlns:cx3="http://schemas.microsoft.com/office/drawing/2016/5/9/chartex" xmlns:cx4="http://schemas.microsoft.com/office/drawing/2016/5/10/chartex" xmlns:cx5="http://schemas.microsoft.com/office/drawing/2016/5/11/chartex" xmlns:mc="http://schemas.openxmlformats.org/markup-compatibility/2006" xmlns:o="urn:schemas-microsoft-com:office:office" xmlns:r="http://schemas.openxmlformats.org/officeDocument/2006/relationships" xmlns:m="http://schemas.openxmlformats.org/officeDocument/2006/math" xmlns:v="urn:schemas-microsoft-com:vml" xmlns:wp14="http://schemas.microsoft.com/office/word/2010/wordprocessingDrawing" xmlns:wp="http://schemas.openxmlformats.org/drawingml/2006/wordprocessingDrawing" xmlns:w10="urn:schemas-microsoft-com:office:word" xmlns:w="http://schemas.openxmlformats.org/wordprocessingml/2006/main" xmlns:w14="http://schemas.microsoft.com/office/word/2010/wordml" xmlns:w15="http://schemas.microsoft.com/office/word/2012/wordml" xmlns:wne="http://schemas.microsoft.com/office/word/2006/wordml" xmlns:wpg="http://schemas.microsoft.com/office/word/2010/wordprocessingGroup" xmlns:wpi="http://schemas.microsoft.com/office/word/2010/wordprocessingInk" xmlns:wps="http://schemas.microsoft.com/office/word/2010/wordprocessingShape" mc:Ignorable="w14 w15 wp14">
+  <!-- Generated by Aspose.Words for Java 24.3.0 -->
   <w:body>
+    <w:sdt>
+      <w:sdtPr>
+        <w:rPr>
+          <w:rFonts w:ascii="宋体" w:eastAsia="宋体" w:hAnsi="宋体" w:cs="Arial"/>
+          <w:snapToGrid w:val="0"/>
+          <w:color w:val="000000"/>
+          <w:kern w:val="0"/>
+          <w:sz w:val="21"/>
+          <w:szCs w:val="21"/>
+          <w:lang w:val="en-US" w:eastAsia="en-US" w:bidi="ar-SA"/>
+        </w:rPr>
+        <w:id w:val="147467327"/>
+        <w:docPartObj>
+          <w:docPartGallery w:val="Table of Contents"/>
+          <w:docPartUnique/>
+        </w:docPartObj>
+        <w15:color w:val="DBDBDB"/>
+      </w:sdtPr>
+      <w:sdtEndPr>
+        <w:rPr>
+          <w:rFonts w:ascii="Arial" w:eastAsia="Arial" w:hAnsi="Arial" w:cs="Arial" w:hint="default"/>
+          <w:snapToGrid w:val="0"/>
+          <w:color w:val="000000"/>
+          <w:kern w:val="0"/>
+          <w:sz w:val="21"/>
+          <w:szCs w:val="21"/>
+          <w:lang w:val="en-US" w:eastAsia="zh-CN" w:bidi="ar-SA"/>
+        </w:rPr>
+      </w:sdtEndPr>
+      <w:sdtContent>
+        <w:p>
+          <w:pPr>
+            <w:spacing w:before="0" w:beforeLines="0" w:after="0" w:afterLines="0" w:line="240" w:lineRule="auto"/>
+            <w:ind w:left="0" w:right="0" w:firstLine="0" w:leftChars="0" w:rightChars="0" w:firstLineChars="0"/>
+            <w:jc w:val="center"/>
+          </w:pPr>
+          <w:bookmarkStart w:id="0" w:name="_GoBack"/>
+          <w:bookmarkEnd w:id="0"/>
+          <w:r>
+            <w:rPr>
+              <w:rFonts w:ascii="宋体" w:eastAsia="宋体" w:hAnsi="宋体"/>
+              <w:sz w:val="21"/>
+            </w:rPr>
+            <w:t>目录</w:t>
+          </w:r>
+        </w:p>
+        <w:p>
+          <w:pPr>
+            <w:pStyle w:val="TOC1"/>
+            <w:tabs>
+              <w:tab w:val="right" w:leader="dot" w:pos="9736"/>
+            </w:tabs>
+            <w:rPr>
+              <w:rFonts w:asciiTheme="minorHAnsi" w:hAnsiTheme="minorHAnsi"/>
+              <w:noProof/>
+              <w:sz w:val="22"/>
+            </w:rPr>
+          </w:pPr>
+          <w:r>
+            <w:rPr>
+              <w:rFonts w:hint="default"/>
+              <w:lang w:val="en-US" w:eastAsia="zh-CN"/>
+            </w:rPr>
+            <w:fldChar w:fldCharType="begin"/>
+          </w:r>
+          <w:r>
+            <w:rPr>
+              <w:rFonts w:hint="default"/>
+              <w:lang w:val="en-US" w:eastAsia="zh-CN"/>
+            </w:rPr>
+            <w:instrText xml:space="preserve">TOC \o "1-2" \h \u </w:instrText>
+          </w:r>
+          <w:r>
+            <w:rPr>
+              <w:rFonts w:hint="default"/>
+              <w:lang w:val="en-US" w:eastAsia="zh-CN"/>
+            </w:rPr>
+            <w:fldChar w:fldCharType="separate"/>
+          </w:r>
+          <w:hyperlink w:anchor="_Toc256000000" w:history="1">
+            <w:r>
+              <w:rPr>
+                <w:rStyle w:val="Hyperlink"/>
+                <w:rFonts w:hint="eastAsia"/>
+                <w:lang w:eastAsia="zh-CN"/>
+              </w:rPr>
+              <w:t>第一章</w:t>
+            </w:r>
+            <w:r>
+              <w:tab/>
+            </w:r>
+            <w:r>
+              <w:fldChar w:fldCharType="begin"/>
+            </w:r>
+            <w:r>
+              <w:instrText xml:space="preserve"> PAGEREF _Toc256000000 \h </w:instrText>
+            </w:r>
+            <w:r>
+              <w:fldChar w:fldCharType="separate"/>
+            </w:r>
+            <w:r>
+              <w:t>2</w:t>
+            </w:r>
+            <w:r>
+              <w:fldChar w:fldCharType="end"/>
+            </w:r>
+          </w:hyperlink>
+        </w:p>
+        <w:p>
+          <w:pPr>
+            <w:pStyle w:val="TOC1"/>
+            <w:tabs>
+              <w:tab w:val="right" w:leader="dot" w:pos="9736"/>
+            </w:tabs>
+            <w:rPr>
+              <w:rFonts w:asciiTheme="minorHAnsi" w:hAnsiTheme="minorHAnsi"/>
+              <w:noProof/>
+              <w:sz w:val="22"/>
+            </w:rPr>
+          </w:pPr>
+          <w:hyperlink w:anchor="_Toc256000001" w:history="1">
+            <w:r>
+              <w:rPr>
+                <w:rStyle w:val="Hyperlink"/>
+                <w:rFonts w:hint="eastAsia"/>
+                <w:lang w:eastAsia="zh-CN"/>
+              </w:rPr>
+              <w:t>第二章</w:t>
+            </w:r>
+            <w:r>
+              <w:tab/>
+            </w:r>
+            <w:r>
+              <w:fldChar w:fldCharType="begin"/>
+            </w:r>
+            <w:r>
+              <w:instrText xml:space="preserve"> PAGEREF _Toc256000001 \h </w:instrText>
+            </w:r>
+            <w:r>
+              <w:fldChar w:fldCharType="separate"/>
+            </w:r>
+            <w:r>
+              <w:t>3</w:t>
+            </w:r>
+            <w:r>
+              <w:fldChar w:fldCharType="end"/>
+            </w:r>
+          </w:hyperlink>
+        </w:p>
+        <w:p>
+          <w:pPr>
+            <w:pStyle w:val="TOC1"/>
+            <w:tabs>
+              <w:tab w:val="right" w:leader="dot" w:pos="9736"/>
+            </w:tabs>
+            <w:rPr>
+              <w:rFonts w:asciiTheme="minorHAnsi" w:hAnsiTheme="minorHAnsi"/>
+              <w:noProof/>
+              <w:sz w:val="22"/>
+            </w:rPr>
+          </w:pPr>
+          <w:hyperlink w:anchor="_Toc256000002" w:history="1">
+            <w:r>
+              <w:rPr>
+                <w:rStyle w:val="Hyperlink"/>
+                <w:rFonts w:hint="eastAsia"/>
+                <w:lang w:eastAsia="zh-CN"/>
+              </w:rPr>
+              <w:t>第三章</w:t>
+            </w:r>
+            <w:r>
+              <w:tab/>
+            </w:r>
+            <w:r>
+              <w:fldChar w:fldCharType="begin"/>
+            </w:r>
+            <w:r>
+              <w:instrText xml:space="preserve"> PAGEREF _Toc256000002 \h </w:instrText>
+            </w:r>
+            <w:r>
+              <w:fldChar w:fldCharType="separate"/>
+            </w:r>
+            <w:r>
+              <w:t>3</w:t>
+            </w:r>
+            <w:r>
+              <w:fldChar w:fldCharType="end"/>
+            </w:r>
+          </w:hyperlink>
+        </w:p>
+        <w:p>
+          <w:pPr>
+            <w:rPr>
+              <w:rFonts w:ascii="Arial" w:eastAsia="Arial" w:hAnsi="Arial" w:cs="Arial" w:hint="default"/>
+              <w:snapToGrid w:val="0"/>
+              <w:color w:val="000000"/>
+              <w:kern w:val="0"/>
+              <w:sz w:val="21"/>
+              <w:szCs w:val="21"/>
+              <w:lang w:val="en-US" w:eastAsia="zh-CN" w:bidi="ar-SA"/>
+            </w:rPr>
+            <w:sectPr>
+              <w:headerReference w:type="default" r:id="rId5"/>
+              <w:footerReference w:type="default" r:id="rId6"/>
+              <w:pgSz w:w="11906" w:h="16838"/>
+              <w:pgMar w:top="1440" w:right="1080" w:bottom="1440" w:left="1080" w:header="851" w:footer="992" w:gutter="0"/>
+              <w:cols w:num="1" w:space="425"/>
+              <w:docGrid w:type="lines" w:linePitch="312" w:charSpace="0"/>
+            </w:sectPr>
+          </w:pPr>
+          <w:r>
+            <w:rPr>
+              <w:rFonts w:hint="default"/>
+              <w:lang w:val="en-US" w:eastAsia="zh-CN"/>
+            </w:rPr>
+            <w:fldChar w:fldCharType="end"/>
+          </w:r>
+        </w:p>
+      </w:sdtContent>
+    </w:sdt>
+    <w:p>
+      <w:pPr>
+        <w:rPr>
+          <w:rFonts w:ascii="Arial" w:eastAsia="Arial" w:hAnsi="Arial" w:cs="Arial" w:hint="default"/>
+          <w:snapToGrid w:val="0"/>
+          <w:color w:val="000000"/>
+          <w:kern w:val="0"/>
+          <w:sz w:val="21"/>
+          <w:szCs w:val="21"/>
+          <w:lang w:val="en-US" w:eastAsia="zh-CN" w:bidi="ar-SA"/>
+        </w:rPr>
+      </w:pPr>
+    </w:p>
+    <w:p>
+      <w:pPr>
+        <w:rPr>
+          <w:rFonts w:hint="default"/>
+          <w:lang w:val="en-US" w:eastAsia="zh-CN"/>
+        </w:rPr>
+      </w:pPr>
+    </w:p>
+    <w:p>
+      <w:pPr>
+        <w:pStyle w:val="Heading1"/>
+        <w:bidi w:val="0"/>
+        <w:rPr>
+          <w:rFonts w:hint="default"/>
+          <w:lang w:val="en-US" w:eastAsia="zh-CN"/>
+        </w:rPr>
+      </w:pPr>
+      <w:bookmarkStart w:id="1" w:name="_Toc256000000"/>
+      <w:bookmarkEnd w:id="1"/>
+    </w:p>
     <w:p>
       <w:pPr>
         <w:tabs>
           <w:tab w:val="left" w:pos="8529"/>
         </w:tabs>
         <w:spacing w:before="253" w:line="277" w:lineRule="auto"/>
-        <w:ind w:left="18" w:firstLine="904" w:firstLineChars="400"/>
+        <w:ind w:left="18" w:firstLine="960" w:firstLineChars="400"/>
         <w:jc w:val="both"/>
         <w:rPr>
-          <w:rFonts w:ascii="华文细黑" w:hAnsi="华文细黑" w:eastAsia="华文细黑" w:cs="华文细黑"/>
+          <w:rFonts w:ascii="华文细黑" w:eastAsia="华文细黑" w:hAnsi="华文细黑" w:cs="华文细黑"/>
           <w:color w:val="auto"/>
           <w:spacing w:val="-7"/>
           <w:sz w:val="24"/>
@@ -20,7 +274,7 @@
       </w:pPr>
       <w:r>
         <w:rPr>
-          <w:rFonts w:hint="eastAsia" w:ascii="华文细黑" w:hAnsi="华文细黑" w:eastAsia="华文细黑" w:cs="华文细黑"/>
+          <w:rFonts w:ascii="华文细黑" w:eastAsia="华文细黑" w:hAnsi="华文细黑" w:cs="华文细黑" w:hint="eastAsia"/>
           <w:color w:val="auto"/>
           <w:spacing w:val="-7"/>
           <w:sz w:val="24"/>
@@ -31,7 +285,7 @@
       </w:r>
       <w:r>
         <w:rPr>
-          <w:rFonts w:ascii="华文细黑" w:hAnsi="华文细黑" w:eastAsia="华文细黑" w:cs="华文细黑"/>
+          <w:rFonts w:ascii="华文细黑" w:eastAsia="华文细黑" w:hAnsi="华文细黑" w:cs="华文细黑"/>
           <w:color w:val="auto"/>
           <w:spacing w:val="-7"/>
           <w:sz w:val="24"/>
@@ -41,7 +295,7 @@
       </w:r>
       <w:r>
         <w:rPr>
-          <w:rFonts w:ascii="华文细黑" w:hAnsi="华文细黑" w:eastAsia="华文细黑" w:cs="华文细黑"/>
+          <w:rFonts w:ascii="华文细黑" w:eastAsia="华文细黑" w:hAnsi="华文细黑" w:cs="华文细黑"/>
           <w:b/>
           <w:bCs/>
           <w:color w:val="auto"/>
@@ -53,7 +307,7 @@
       </w:r>
       <w:r>
         <w:rPr>
-          <w:rFonts w:ascii="华文细黑" w:hAnsi="华文细黑" w:eastAsia="华文细黑" w:cs="华文细黑"/>
+          <w:rFonts w:ascii="华文细黑" w:eastAsia="华文细黑" w:hAnsi="华文细黑" w:cs="华文细黑"/>
           <w:color w:val="auto"/>
           <w:spacing w:val="-7"/>
           <w:sz w:val="24"/>
@@ -67,7 +321,7 @@
         <w:spacing w:before="64" w:line="297" w:lineRule="auto"/>
         <w:ind w:left="89" w:right="229" w:firstLine="478"/>
         <w:rPr>
-          <w:rFonts w:ascii="华文细黑" w:hAnsi="华文细黑" w:eastAsia="华文细黑" w:cs="华文细黑"/>
+          <w:rFonts w:ascii="华文细黑" w:eastAsia="华文细黑" w:hAnsi="华文细黑" w:cs="华文细黑"/>
           <w:color w:val="auto"/>
           <w:sz w:val="24"/>
           <w:szCs w:val="24"/>
@@ -75,7 +329,7 @@
       </w:pPr>
       <w:r>
         <w:rPr>
-          <w:rFonts w:ascii="华文细黑" w:hAnsi="华文细黑" w:eastAsia="华文细黑" w:cs="华文细黑"/>
+          <w:rFonts w:ascii="华文细黑" w:eastAsia="华文细黑" w:hAnsi="华文细黑" w:cs="华文细黑"/>
           <w:b/>
           <w:bCs/>
           <w:color w:val="auto"/>
@@ -85,14 +339,14 @@
         </w:rPr>
         <w:t>（1）</w:t>
       </w:r>
-      <w:bookmarkStart w:id="0" w:name="bookmark01"/>
-      <w:bookmarkEnd w:id="0"/>
+      <w:bookmarkStart w:id="2" w:name="bookmark01"/>
+      <w:bookmarkEnd w:id="2"/>
       <w:r>
         <w:t>测试书签文本</w:t>
       </w:r>
       <w:r>
         <w:rPr>
-          <w:rFonts w:ascii="华文细黑" w:hAnsi="华文细黑" w:eastAsia="华文细黑" w:cs="华文细黑"/>
+          <w:rFonts w:ascii="华文细黑" w:eastAsia="华文细黑" w:hAnsi="华文细黑" w:cs="华文细黑"/>
           <w:color w:val="auto"/>
           <w:spacing w:val="-5"/>
           <w:sz w:val="24"/>
@@ -102,7 +356,7 @@
       </w:r>
       <w:r>
         <w:rPr>
-          <w:rFonts w:ascii="华文细黑" w:hAnsi="华文细黑" w:eastAsia="华文细黑" w:cs="华文细黑"/>
+          <w:rFonts w:ascii="华文细黑" w:eastAsia="华文细黑" w:hAnsi="华文细黑" w:cs="华文细黑"/>
           <w:color w:val="auto"/>
           <w:spacing w:val="-8"/>
           <w:sz w:val="24"/>
@@ -110,10 +364,10 @@
         </w:rPr>
         <w:t>包括</w:t>
       </w:r>
-      <w:commentRangeStart w:id="0"/>
+      <w:commentRangeStart w:id="3"/>
       <w:r>
         <w:rPr>
-          <w:rFonts w:ascii="华文细黑" w:hAnsi="华文细黑" w:eastAsia="华文细黑" w:cs="华文细黑"/>
+          <w:rFonts w:ascii="华文细黑" w:eastAsia="华文细黑" w:hAnsi="华文细黑" w:cs="华文细黑"/>
           <w:color w:val="auto"/>
           <w:spacing w:val="-8"/>
           <w:sz w:val="24"/>
@@ -121,13 +375,13 @@
         </w:rPr>
         <w:t>2018</w:t>
       </w:r>
-      <w:commentRangeEnd w:id="0"/>
+      <w:commentRangeEnd w:id="3"/>
       <w:r>
-        <w:commentReference w:id="0"/>
+        <w:commentReference w:id="3"/>
       </w:r>
       <w:r>
         <w:rPr>
-          <w:rFonts w:ascii="华文细黑" w:hAnsi="华文细黑" w:eastAsia="华文细黑" w:cs="华文细黑"/>
+          <w:rFonts w:ascii="华文细黑" w:eastAsia="华文细黑" w:hAnsi="华文细黑" w:cs="华文细黑"/>
           <w:color w:val="auto"/>
           <w:spacing w:val="-8"/>
           <w:sz w:val="24"/>
@@ -137,7 +391,7 @@
       </w:r>
       <w:r>
         <w:rPr>
-          <w:rFonts w:ascii="华文细黑" w:hAnsi="华文细黑" w:eastAsia="华文细黑" w:cs="华文细黑"/>
+          <w:rFonts w:ascii="华文细黑" w:eastAsia="华文细黑" w:hAnsi="华文细黑" w:cs="华文细黑"/>
           <w:color w:val="auto"/>
           <w:spacing w:val="-1"/>
           <w:sz w:val="24"/>
@@ -147,7 +401,7 @@
       </w:r>
       <w:r>
         <w:rPr>
-          <w:rFonts w:ascii="华文细黑" w:hAnsi="华文细黑" w:eastAsia="华文细黑" w:cs="华文细黑"/>
+          <w:rFonts w:ascii="华文细黑" w:eastAsia="华文细黑" w:hAnsi="华文细黑" w:cs="华文细黑"/>
           <w:color w:val="auto"/>
           <w:spacing w:val="-2"/>
           <w:sz w:val="24"/>
@@ -157,35 +411,12 @@
       </w:r>
       <w:r>
         <w:rPr>
-          <w:rFonts w:ascii="华文细黑" w:hAnsi="华文细黑" w:eastAsia="华文细黑" w:cs="华文细黑"/>
+          <w:rFonts w:ascii="华文细黑" w:eastAsia="华文细黑" w:hAnsi="华文细黑" w:cs="华文细黑"/>
           <w:color w:val="auto"/>
           <w:sz w:val="24"/>
           <w:szCs w:val="24"/>
         </w:rPr>
-        <w:t>这些指标如按目前推进力度，可实现规划目标，具体为以下</w:t>
-      </w:r>
-      <w:commentRangeStart w:id="1"/>
-      <w:r>
-        <w:rPr>
-          <w:rFonts w:ascii="华文细黑" w:hAnsi="华文细黑" w:eastAsia="华文细黑" w:cs="华文细黑"/>
-          <w:color w:val="auto"/>
-          <w:sz w:val="24"/>
-          <w:szCs w:val="24"/>
-        </w:rPr>
-        <w:t>39</w:t>
-      </w:r>
-      <w:commentRangeEnd w:id="1"/>
-      <w:r>
-        <w:commentReference w:id="1"/>
-      </w:r>
-      <w:r>
-        <w:rPr>
-          <w:rFonts w:ascii="华文细黑" w:hAnsi="华文细黑" w:eastAsia="华文细黑" w:cs="华文细黑"/>
-          <w:color w:val="auto"/>
-          <w:sz w:val="24"/>
-          <w:szCs w:val="24"/>
-        </w:rPr>
-        <w:t>项。</w:t>
+        <w:t>这些指标如按目前推进力度，可实现规划目标，具体为以下39项。</w:t>
       </w:r>
     </w:p>
     <w:p>
@@ -193,16 +424,15 @@
         <w:spacing w:before="133" w:line="183" w:lineRule="auto"/>
         <w:ind w:left="2739"/>
         <w:rPr>
-          <w:rFonts w:ascii="Arial Unicode MS" w:hAnsi="Arial Unicode MS" w:eastAsia="Arial Unicode MS" w:cs="Arial Unicode MS"/>
+          <w:rFonts w:ascii="Arial Unicode MS" w:eastAsia="Arial Unicode MS" w:hAnsi="Arial Unicode MS" w:cs="Arial Unicode MS"/>
           <w:color w:val="auto"/>
           <w:sz w:val="21"/>
           <w:szCs w:val="21"/>
         </w:rPr>
       </w:pPr>
-      <w:commentRangeStart w:id="2"/>
       <w:r>
         <w:rPr>
-          <w:rFonts w:ascii="Arial Unicode MS" w:hAnsi="Arial Unicode MS" w:eastAsia="Arial Unicode MS" w:cs="Arial Unicode MS"/>
+          <w:rFonts w:ascii="Arial Unicode MS" w:eastAsia="Arial Unicode MS" w:hAnsi="Arial Unicode MS" w:cs="Arial Unicode MS"/>
           <w:b/>
           <w:bCs/>
           <w:color w:val="auto"/>
@@ -214,7 +444,7 @@
       </w:r>
       <w:r>
         <w:rPr>
-          <w:rFonts w:hint="eastAsia" w:ascii="Arial Unicode MS" w:hAnsi="Arial Unicode MS" w:eastAsia="Arial Unicode MS" w:cs="Arial Unicode MS"/>
+          <w:rFonts w:ascii="Arial Unicode MS" w:eastAsia="Arial Unicode MS" w:hAnsi="Arial Unicode MS" w:cs="Arial Unicode MS" w:hint="eastAsia"/>
           <w:b/>
           <w:bCs/>
           <w:color w:val="auto"/>
@@ -227,7 +457,7 @@
       </w:r>
       <w:r>
         <w:rPr>
-          <w:rFonts w:ascii="Arial Unicode MS" w:hAnsi="Arial Unicode MS" w:eastAsia="Arial Unicode MS" w:cs="Arial Unicode MS"/>
+          <w:rFonts w:ascii="Arial Unicode MS" w:eastAsia="Arial Unicode MS" w:hAnsi="Arial Unicode MS" w:cs="Arial Unicode MS"/>
           <w:b/>
           <w:bCs/>
           <w:color w:val="auto"/>
@@ -237,23 +467,19 @@
         </w:rPr>
         <w:t>：运行正常型指标一览表</w:t>
       </w:r>
-      <w:commentRangeEnd w:id="2"/>
-      <w:r>
-        <w:commentReference w:id="2"/>
-      </w:r>
     </w:p>
     <w:tbl>
       <w:tblPr>
-        <w:tblStyle w:val="20"/>
+        <w:tblStyle w:val="TableNormal0"/>
         <w:tblW w:w="7364" w:type="dxa"/>
         <w:tblInd w:w="14" w:type="dxa"/>
         <w:tblBorders>
-          <w:top w:val="single" w:color="4BACC6" w:sz="6" w:space="0"/>
-          <w:left w:val="single" w:color="4BACC6" w:sz="6" w:space="0"/>
-          <w:bottom w:val="single" w:color="4BACC6" w:sz="6" w:space="0"/>
-          <w:right w:val="single" w:color="4BACC6" w:sz="6" w:space="0"/>
-          <w:insideH w:val="single" w:color="4BACC6" w:sz="6" w:space="0"/>
-          <w:insideV w:val="single" w:color="4BACC6" w:sz="6" w:space="0"/>
+          <w:top w:val="single" w:sz="6" w:space="0" w:color="4BACC6"/>
+          <w:left w:val="single" w:sz="6" w:space="0" w:color="4BACC6"/>
+          <w:bottom w:val="single" w:sz="6" w:space="0" w:color="4BACC6"/>
+          <w:right w:val="single" w:sz="6" w:space="0" w:color="4BACC6"/>
+          <w:insideH w:val="single" w:sz="6" w:space="0" w:color="4BACC6"/>
+          <w:insideV w:val="single" w:sz="6" w:space="0" w:color="4BACC6"/>
         </w:tblBorders>
         <w:tblLayout w:type="fixed"/>
         <w:tblCellMar>
@@ -274,14 +500,17 @@
       </w:tblGrid>
       <w:tr>
         <w:tblPrEx>
+          <w:tblW w:w="7364" w:type="dxa"/>
+          <w:tblInd w:w="14" w:type="dxa"/>
           <w:tblBorders>
-            <w:top w:val="single" w:color="4BACC6" w:sz="6" w:space="0"/>
-            <w:left w:val="single" w:color="4BACC6" w:sz="6" w:space="0"/>
-            <w:bottom w:val="single" w:color="4BACC6" w:sz="6" w:space="0"/>
-            <w:right w:val="single" w:color="4BACC6" w:sz="6" w:space="0"/>
-            <w:insideH w:val="single" w:color="4BACC6" w:sz="6" w:space="0"/>
-            <w:insideV w:val="single" w:color="4BACC6" w:sz="6" w:space="0"/>
+            <w:top w:val="single" w:sz="6" w:space="0" w:color="4BACC6"/>
+            <w:left w:val="single" w:sz="6" w:space="0" w:color="4BACC6"/>
+            <w:bottom w:val="single" w:sz="6" w:space="0" w:color="4BACC6"/>
+            <w:right w:val="single" w:sz="6" w:space="0" w:color="4BACC6"/>
+            <w:insideH w:val="single" w:sz="6" w:space="0" w:color="4BACC6"/>
+            <w:insideV w:val="single" w:sz="6" w:space="0" w:color="4BACC6"/>
           </w:tblBorders>
+          <w:tblLayout w:type="fixed"/>
           <w:tblCellMar>
             <w:top w:w="0" w:type="dxa"/>
             <w:left w:w="0" w:type="dxa"/>
@@ -290,7 +519,7 @@
           </w:tblCellMar>
         </w:tblPrEx>
         <w:trPr>
-          <w:trHeight w:val="325" w:hRule="atLeast"/>
+          <w:trHeight w:val="325"/>
         </w:trPr>
         <w:tc>
           <w:tcPr>
@@ -303,7 +532,7 @@
           </w:tcPr>
           <w:p>
             <w:pPr>
-              <w:pStyle w:val="19"/>
+              <w:pStyle w:val="TableText"/>
               <w:spacing w:before="92" w:line="182" w:lineRule="auto"/>
               <w:ind w:left="138"/>
               <w:rPr>
@@ -329,7 +558,7 @@
           </w:tcPr>
           <w:p>
             <w:pPr>
-              <w:pStyle w:val="19"/>
+              <w:pStyle w:val="TableText"/>
               <w:spacing w:before="88" w:line="190" w:lineRule="auto"/>
               <w:ind w:left="663"/>
               <w:rPr>
@@ -355,7 +584,7 @@
           </w:tcPr>
           <w:p>
             <w:pPr>
-              <w:pStyle w:val="19"/>
+              <w:pStyle w:val="TableText"/>
               <w:spacing w:before="87" w:line="191" w:lineRule="auto"/>
               <w:ind w:left="305"/>
               <w:rPr>
@@ -381,7 +610,7 @@
           </w:tcPr>
           <w:p>
             <w:pPr>
-              <w:pStyle w:val="19"/>
+              <w:pStyle w:val="TableText"/>
               <w:spacing w:before="87" w:line="191" w:lineRule="auto"/>
               <w:ind w:left="116"/>
               <w:rPr>
@@ -407,7 +636,7 @@
           </w:tcPr>
           <w:p>
             <w:pPr>
-              <w:pStyle w:val="19"/>
+              <w:pStyle w:val="TableText"/>
               <w:spacing w:before="87" w:line="191" w:lineRule="auto"/>
               <w:ind w:left="150"/>
               <w:rPr>
@@ -433,7 +662,7 @@
           </w:tcPr>
           <w:p>
             <w:pPr>
-              <w:pStyle w:val="19"/>
+              <w:pStyle w:val="TableText"/>
               <w:spacing w:before="87" w:line="191" w:lineRule="auto"/>
               <w:ind w:left="194"/>
               <w:rPr>
@@ -462,11 +691,11 @@
           </w:tcPr>
           <w:p>
             <w:pPr>
-              <w:pStyle w:val="19"/>
+              <w:pStyle w:val="TableText"/>
               <w:spacing w:before="87" w:line="191" w:lineRule="auto"/>
               <w:ind w:left="203" w:leftChars="0"/>
               <w:rPr>
-                <w:rFonts w:ascii="Arial Unicode MS" w:hAnsi="Arial Unicode MS" w:eastAsia="Arial Unicode MS" w:cs="Arial Unicode MS"/>
+                <w:rFonts w:ascii="Arial Unicode MS" w:eastAsia="Arial Unicode MS" w:hAnsi="Arial Unicode MS" w:cs="Arial Unicode MS"/>
                 <w:snapToGrid w:val="0"/>
                 <w:color w:val="auto"/>
                 <w:kern w:val="0"/>
@@ -489,14 +718,9 @@
       </w:tr>
       <w:tr>
         <w:tblPrEx>
-          <w:tblBorders>
-            <w:top w:val="single" w:color="4BACC6" w:sz="6" w:space="0"/>
-            <w:left w:val="single" w:color="4BACC6" w:sz="6" w:space="0"/>
-            <w:bottom w:val="single" w:color="4BACC6" w:sz="6" w:space="0"/>
-            <w:right w:val="single" w:color="4BACC6" w:sz="6" w:space="0"/>
-            <w:insideH w:val="single" w:color="4BACC6" w:sz="6" w:space="0"/>
-            <w:insideV w:val="single" w:color="4BACC6" w:sz="6" w:space="0"/>
-          </w:tblBorders>
+          <w:tblW w:w="7364" w:type="dxa"/>
+          <w:tblInd w:w="14" w:type="dxa"/>
+          <w:tblLayout w:type="fixed"/>
           <w:tblCellMar>
             <w:top w:w="0" w:type="dxa"/>
             <w:left w:w="0" w:type="dxa"/>
@@ -505,7 +729,7 @@
           </w:tblCellMar>
         </w:tblPrEx>
         <w:trPr>
-          <w:trHeight w:val="283" w:hRule="atLeast"/>
+          <w:trHeight w:val="283"/>
         </w:trPr>
         <w:tc>
           <w:tcPr>
@@ -517,7 +741,7 @@
           </w:tcPr>
           <w:p>
             <w:pPr>
-              <w:pStyle w:val="19"/>
+              <w:pStyle w:val="TableText"/>
               <w:spacing w:before="82" w:line="172" w:lineRule="auto"/>
               <w:ind w:left="256"/>
               <w:rPr>
@@ -542,7 +766,7 @@
           </w:tcPr>
           <w:p>
             <w:pPr>
-              <w:pStyle w:val="19"/>
+              <w:pStyle w:val="TableText"/>
               <w:spacing w:before="63" w:line="190" w:lineRule="auto"/>
               <w:ind w:left="479"/>
               <w:rPr>
@@ -565,7 +789,7 @@
           </w:tcPr>
           <w:p>
             <w:pPr>
-              <w:pStyle w:val="19"/>
+              <w:pStyle w:val="TableText"/>
               <w:spacing w:before="69" w:line="185" w:lineRule="auto"/>
               <w:ind w:left="307"/>
               <w:rPr>
@@ -588,7 +812,7 @@
           </w:tcPr>
           <w:p>
             <w:pPr>
-              <w:pStyle w:val="19"/>
+              <w:pStyle w:val="TableText"/>
               <w:spacing w:before="82" w:line="172" w:lineRule="auto"/>
               <w:ind w:left="150"/>
               <w:rPr>
@@ -611,7 +835,7 @@
           </w:tcPr>
           <w:p>
             <w:pPr>
-              <w:pStyle w:val="19"/>
+              <w:pStyle w:val="TableText"/>
               <w:spacing w:before="82" w:line="172" w:lineRule="auto"/>
               <w:ind w:left="139"/>
               <w:rPr>
@@ -634,7 +858,7 @@
           </w:tcPr>
           <w:p>
             <w:pPr>
-              <w:pStyle w:val="19"/>
+              <w:pStyle w:val="TableText"/>
               <w:spacing w:before="82" w:line="172" w:lineRule="auto"/>
               <w:ind w:left="183"/>
               <w:rPr>
@@ -661,11 +885,11 @@
           </w:tcPr>
           <w:p>
             <w:pPr>
-              <w:pStyle w:val="19"/>
+              <w:pStyle w:val="TableText"/>
               <w:spacing w:before="63" w:line="190" w:lineRule="auto"/>
               <w:ind w:left="281" w:leftChars="0"/>
               <w:rPr>
-                <w:rFonts w:ascii="Arial Unicode MS" w:hAnsi="Arial Unicode MS" w:eastAsia="Arial Unicode MS" w:cs="Arial Unicode MS"/>
+                <w:rFonts w:ascii="Arial Unicode MS" w:eastAsia="Arial Unicode MS" w:hAnsi="Arial Unicode MS" w:cs="Arial Unicode MS"/>
                 <w:snapToGrid w:val="0"/>
                 <w:color w:val="auto"/>
                 <w:kern w:val="0"/>
@@ -686,14 +910,9 @@
       </w:tr>
       <w:tr>
         <w:tblPrEx>
-          <w:tblBorders>
-            <w:top w:val="single" w:color="4BACC6" w:sz="6" w:space="0"/>
-            <w:left w:val="single" w:color="4BACC6" w:sz="6" w:space="0"/>
-            <w:bottom w:val="single" w:color="4BACC6" w:sz="6" w:space="0"/>
-            <w:right w:val="single" w:color="4BACC6" w:sz="6" w:space="0"/>
-            <w:insideH w:val="single" w:color="4BACC6" w:sz="6" w:space="0"/>
-            <w:insideV w:val="single" w:color="4BACC6" w:sz="6" w:space="0"/>
-          </w:tblBorders>
+          <w:tblW w:w="7364" w:type="dxa"/>
+          <w:tblInd w:w="14" w:type="dxa"/>
+          <w:tblLayout w:type="fixed"/>
           <w:tblCellMar>
             <w:top w:w="0" w:type="dxa"/>
             <w:left w:w="0" w:type="dxa"/>
@@ -702,7 +921,7 @@
           </w:tblCellMar>
         </w:tblPrEx>
         <w:trPr>
-          <w:trHeight w:val="283" w:hRule="atLeast"/>
+          <w:trHeight w:val="283"/>
         </w:trPr>
         <w:tc>
           <w:tcPr>
@@ -714,7 +933,7 @@
           </w:tcPr>
           <w:p>
             <w:pPr>
-              <w:pStyle w:val="19"/>
+              <w:pStyle w:val="TableText"/>
               <w:spacing w:before="85" w:line="170" w:lineRule="auto"/>
               <w:ind w:left="245"/>
               <w:rPr>
@@ -739,7 +958,7 @@
           </w:tcPr>
           <w:p>
             <w:pPr>
-              <w:pStyle w:val="19"/>
+              <w:pStyle w:val="TableText"/>
               <w:spacing w:before="65" w:line="189" w:lineRule="auto"/>
               <w:ind w:left="421"/>
               <w:rPr>
@@ -762,7 +981,7 @@
           </w:tcPr>
           <w:p>
             <w:pPr>
-              <w:pStyle w:val="19"/>
+              <w:pStyle w:val="TableText"/>
               <w:spacing w:before="66" w:line="188" w:lineRule="auto"/>
               <w:ind w:left="148"/>
               <w:rPr>
@@ -785,7 +1004,7 @@
           </w:tcPr>
           <w:p>
             <w:pPr>
-              <w:pStyle w:val="19"/>
+              <w:pStyle w:val="TableText"/>
               <w:spacing w:before="83" w:line="172" w:lineRule="auto"/>
               <w:ind w:left="219"/>
               <w:rPr>
@@ -808,7 +1027,7 @@
           </w:tcPr>
           <w:p>
             <w:pPr>
-              <w:pStyle w:val="19"/>
+              <w:pStyle w:val="TableText"/>
               <w:spacing w:before="83" w:line="172" w:lineRule="auto"/>
               <w:ind w:left="253"/>
               <w:rPr>
@@ -831,16 +1050,24 @@
           </w:tcPr>
           <w:p>
             <w:pPr>
-              <w:pStyle w:val="19"/>
+              <w:pStyle w:val="TableText"/>
               <w:spacing w:before="83" w:line="172" w:lineRule="auto"/>
               <w:ind w:left="295"/>
               <w:rPr>
-                <w:color w:val="auto"/>
-              </w:rPr>
-            </w:pPr>
-            <w:bookmarkStart w:id="1" w:name="bookmark02"/>
-            <w:bookmarkEnd w:id="1"/>
-            <w:r/>
+                <w:rFonts w:eastAsia="Arial Unicode MS" w:hint="eastAsia"/>
+                <w:color w:val="auto"/>
+                <w:lang w:val="en-US" w:eastAsia="zh-CN"/>
+              </w:rPr>
+            </w:pPr>
+            <w:bookmarkStart w:id="4" w:name="bookmark02"/>
+            <w:bookmarkEnd w:id="4"/>
+            <w:r>
+              <w:rPr>
+                <w:color w:val="auto"/>
+                <w:spacing w:val="4"/>
+              </w:rPr>
+              <w:t>2423.78</w:t>
+            </w:r>
           </w:p>
         </w:tc>
         <w:tc>
@@ -854,11 +1081,11 @@
           </w:tcPr>
           <w:p>
             <w:pPr>
-              <w:pStyle w:val="19"/>
+              <w:pStyle w:val="TableText"/>
               <w:spacing w:before="83" w:line="172" w:lineRule="auto"/>
               <w:ind w:left="463" w:leftChars="0"/>
               <w:rPr>
-                <w:rFonts w:ascii="Arial Unicode MS" w:hAnsi="Arial Unicode MS" w:eastAsia="Arial Unicode MS" w:cs="Arial Unicode MS"/>
+                <w:rFonts w:ascii="Arial Unicode MS" w:eastAsia="Arial Unicode MS" w:hAnsi="Arial Unicode MS" w:cs="Arial Unicode MS"/>
                 <w:snapToGrid w:val="0"/>
                 <w:color w:val="auto"/>
                 <w:kern w:val="0"/>
@@ -879,14 +1106,9 @@
       </w:tr>
       <w:tr>
         <w:tblPrEx>
-          <w:tblBorders>
-            <w:top w:val="single" w:color="4BACC6" w:sz="6" w:space="0"/>
-            <w:left w:val="single" w:color="4BACC6" w:sz="6" w:space="0"/>
-            <w:bottom w:val="single" w:color="4BACC6" w:sz="6" w:space="0"/>
-            <w:right w:val="single" w:color="4BACC6" w:sz="6" w:space="0"/>
-            <w:insideH w:val="single" w:color="4BACC6" w:sz="6" w:space="0"/>
-            <w:insideV w:val="single" w:color="4BACC6" w:sz="6" w:space="0"/>
-          </w:tblBorders>
+          <w:tblW w:w="7364" w:type="dxa"/>
+          <w:tblInd w:w="14" w:type="dxa"/>
+          <w:tblLayout w:type="fixed"/>
           <w:tblCellMar>
             <w:top w:w="0" w:type="dxa"/>
             <w:left w:w="0" w:type="dxa"/>
@@ -895,7 +1117,7 @@
           </w:tblCellMar>
         </w:tblPrEx>
         <w:trPr>
-          <w:trHeight w:val="284" w:hRule="atLeast"/>
+          <w:trHeight w:val="284"/>
         </w:trPr>
         <w:tc>
           <w:tcPr>
@@ -907,7 +1129,7 @@
           </w:tcPr>
           <w:p>
             <w:pPr>
-              <w:pStyle w:val="19"/>
+              <w:pStyle w:val="TableText"/>
               <w:spacing w:before="84" w:line="172" w:lineRule="auto"/>
               <w:ind w:left="245"/>
               <w:rPr>
@@ -932,7 +1154,7 @@
           </w:tcPr>
           <w:p>
             <w:pPr>
-              <w:pStyle w:val="19"/>
+              <w:pStyle w:val="TableText"/>
               <w:spacing w:before="65" w:line="190" w:lineRule="auto"/>
               <w:ind w:left="343"/>
               <w:rPr>
@@ -955,7 +1177,7 @@
           </w:tcPr>
           <w:p>
             <w:pPr>
-              <w:pStyle w:val="19"/>
+              <w:pStyle w:val="TableText"/>
               <w:spacing w:before="67" w:line="188" w:lineRule="auto"/>
               <w:ind w:left="148"/>
               <w:rPr>
@@ -978,7 +1200,7 @@
           </w:tcPr>
           <w:p>
             <w:pPr>
-              <w:pStyle w:val="19"/>
+              <w:pStyle w:val="TableText"/>
               <w:spacing w:before="84" w:line="172" w:lineRule="auto"/>
               <w:ind w:left="150"/>
               <w:rPr>
@@ -1001,7 +1223,7 @@
           </w:tcPr>
           <w:p>
             <w:pPr>
-              <w:pStyle w:val="19"/>
+              <w:pStyle w:val="TableText"/>
               <w:spacing w:before="84" w:line="172" w:lineRule="auto"/>
               <w:ind w:left="251"/>
               <w:rPr>
@@ -1024,7 +1246,7 @@
           </w:tcPr>
           <w:p>
             <w:pPr>
-              <w:pStyle w:val="19"/>
+              <w:pStyle w:val="TableText"/>
               <w:spacing w:before="84" w:line="172" w:lineRule="auto"/>
               <w:ind w:left="227"/>
               <w:rPr>
@@ -1051,11 +1273,11 @@
           </w:tcPr>
           <w:p>
             <w:pPr>
-              <w:pStyle w:val="19"/>
+              <w:pStyle w:val="TableText"/>
               <w:spacing w:before="84" w:line="172" w:lineRule="auto"/>
               <w:ind w:left="463" w:leftChars="0"/>
               <w:rPr>
-                <w:rFonts w:ascii="Arial Unicode MS" w:hAnsi="Arial Unicode MS" w:eastAsia="Arial Unicode MS" w:cs="Arial Unicode MS"/>
+                <w:rFonts w:ascii="Arial Unicode MS" w:eastAsia="Arial Unicode MS" w:hAnsi="Arial Unicode MS" w:cs="Arial Unicode MS"/>
                 <w:snapToGrid w:val="0"/>
                 <w:color w:val="auto"/>
                 <w:kern w:val="0"/>
@@ -1076,14 +1298,9 @@
       </w:tr>
       <w:tr>
         <w:tblPrEx>
-          <w:tblBorders>
-            <w:top w:val="single" w:color="4BACC6" w:sz="6" w:space="0"/>
-            <w:left w:val="single" w:color="4BACC6" w:sz="6" w:space="0"/>
-            <w:bottom w:val="single" w:color="4BACC6" w:sz="6" w:space="0"/>
-            <w:right w:val="single" w:color="4BACC6" w:sz="6" w:space="0"/>
-            <w:insideH w:val="single" w:color="4BACC6" w:sz="6" w:space="0"/>
-            <w:insideV w:val="single" w:color="4BACC6" w:sz="6" w:space="0"/>
-          </w:tblBorders>
+          <w:tblW w:w="7364" w:type="dxa"/>
+          <w:tblInd w:w="14" w:type="dxa"/>
+          <w:tblLayout w:type="fixed"/>
           <w:tblCellMar>
             <w:top w:w="0" w:type="dxa"/>
             <w:left w:w="0" w:type="dxa"/>
@@ -1092,7 +1309,7 @@
           </w:tblCellMar>
         </w:tblPrEx>
         <w:trPr>
-          <w:trHeight w:val="561" w:hRule="atLeast"/>
+          <w:trHeight w:val="561"/>
         </w:trPr>
         <w:tc>
           <w:tcPr>
@@ -1104,7 +1321,7 @@
           </w:tcPr>
           <w:p>
             <w:pPr>
-              <w:pStyle w:val="19"/>
+              <w:pStyle w:val="TableText"/>
               <w:spacing w:before="225" w:line="170" w:lineRule="auto"/>
               <w:ind w:left="246"/>
               <w:rPr>
@@ -1129,7 +1346,7 @@
           </w:tcPr>
           <w:p>
             <w:pPr>
-              <w:pStyle w:val="19"/>
+              <w:pStyle w:val="TableText"/>
               <w:spacing w:before="63" w:line="224" w:lineRule="auto"/>
               <w:ind w:left="310" w:right="111" w:hanging="192"/>
               <w:rPr>
@@ -1172,7 +1389,7 @@
           </w:tcPr>
           <w:p>
             <w:pPr>
-              <w:pStyle w:val="19"/>
+              <w:pStyle w:val="TableText"/>
               <w:spacing w:before="205" w:line="189" w:lineRule="auto"/>
               <w:ind w:left="123"/>
               <w:rPr>
@@ -1195,7 +1412,7 @@
           </w:tcPr>
           <w:p>
             <w:pPr>
-              <w:pStyle w:val="19"/>
+              <w:pStyle w:val="TableText"/>
               <w:spacing w:before="223" w:line="172" w:lineRule="auto"/>
               <w:ind w:left="252"/>
               <w:rPr>
@@ -1217,7 +1434,7 @@
           </w:tcPr>
           <w:p>
             <w:pPr>
-              <w:pStyle w:val="19"/>
+              <w:pStyle w:val="TableText"/>
               <w:spacing w:before="223" w:line="172" w:lineRule="auto"/>
               <w:ind w:left="287"/>
               <w:rPr>
@@ -1239,7 +1456,7 @@
           </w:tcPr>
           <w:p>
             <w:pPr>
-              <w:pStyle w:val="19"/>
+              <w:pStyle w:val="TableText"/>
               <w:spacing w:before="223" w:line="172" w:lineRule="auto"/>
               <w:ind w:left="318"/>
               <w:rPr>
@@ -1266,11 +1483,11 @@
           </w:tcPr>
           <w:p>
             <w:pPr>
-              <w:pStyle w:val="19"/>
+              <w:pStyle w:val="TableText"/>
               <w:spacing w:before="223" w:line="172" w:lineRule="auto"/>
               <w:ind w:left="486" w:leftChars="0"/>
               <w:rPr>
-                <w:rFonts w:ascii="Arial Unicode MS" w:hAnsi="Arial Unicode MS" w:eastAsia="Arial Unicode MS" w:cs="Arial Unicode MS"/>
+                <w:rFonts w:ascii="Arial Unicode MS" w:eastAsia="Arial Unicode MS" w:hAnsi="Arial Unicode MS" w:cs="Arial Unicode MS"/>
                 <w:snapToGrid w:val="0"/>
                 <w:color w:val="auto"/>
                 <w:kern w:val="0"/>
@@ -1291,14 +1508,9 @@
       </w:tr>
       <w:tr>
         <w:tblPrEx>
-          <w:tblBorders>
-            <w:top w:val="single" w:color="4BACC6" w:sz="6" w:space="0"/>
-            <w:left w:val="single" w:color="4BACC6" w:sz="6" w:space="0"/>
-            <w:bottom w:val="single" w:color="4BACC6" w:sz="6" w:space="0"/>
-            <w:right w:val="single" w:color="4BACC6" w:sz="6" w:space="0"/>
-            <w:insideH w:val="single" w:color="4BACC6" w:sz="6" w:space="0"/>
-            <w:insideV w:val="single" w:color="4BACC6" w:sz="6" w:space="0"/>
-          </w:tblBorders>
+          <w:tblW w:w="7364" w:type="dxa"/>
+          <w:tblInd w:w="14" w:type="dxa"/>
+          <w:tblLayout w:type="fixed"/>
           <w:tblCellMar>
             <w:top w:w="0" w:type="dxa"/>
             <w:left w:w="0" w:type="dxa"/>
@@ -1307,7 +1519,7 @@
           </w:tblCellMar>
         </w:tblPrEx>
         <w:trPr>
-          <w:trHeight w:val="283" w:hRule="atLeast"/>
+          <w:trHeight w:val="283"/>
         </w:trPr>
         <w:tc>
           <w:tcPr>
@@ -1319,7 +1531,7 @@
           </w:tcPr>
           <w:p>
             <w:pPr>
-              <w:pStyle w:val="19"/>
+              <w:pStyle w:val="TableText"/>
               <w:spacing w:before="85" w:line="172" w:lineRule="auto"/>
               <w:ind w:left="245"/>
               <w:rPr>
@@ -1344,7 +1556,7 @@
           </w:tcPr>
           <w:p>
             <w:pPr>
-              <w:pStyle w:val="19"/>
+              <w:pStyle w:val="TableText"/>
               <w:spacing w:before="66" w:line="190" w:lineRule="auto"/>
               <w:ind w:left="352"/>
               <w:rPr>
@@ -1367,7 +1579,7 @@
           </w:tcPr>
           <w:p>
             <w:pPr>
-              <w:pStyle w:val="19"/>
+              <w:pStyle w:val="TableText"/>
               <w:spacing w:before="69" w:line="187" w:lineRule="auto"/>
               <w:ind w:left="148"/>
               <w:rPr>
@@ -1390,7 +1602,7 @@
           </w:tcPr>
           <w:p>
             <w:pPr>
-              <w:pStyle w:val="19"/>
+              <w:pStyle w:val="TableText"/>
               <w:spacing w:before="85" w:line="172" w:lineRule="auto"/>
               <w:ind w:left="261"/>
               <w:rPr>
@@ -1413,7 +1625,7 @@
           </w:tcPr>
           <w:p>
             <w:pPr>
-              <w:pStyle w:val="19"/>
+              <w:pStyle w:val="TableText"/>
               <w:spacing w:before="85" w:line="172" w:lineRule="auto"/>
               <w:ind w:left="295"/>
               <w:rPr>
@@ -1436,7 +1648,7 @@
           </w:tcPr>
           <w:p>
             <w:pPr>
-              <w:pStyle w:val="19"/>
+              <w:pStyle w:val="TableText"/>
               <w:spacing w:before="85" w:line="172" w:lineRule="auto"/>
               <w:ind w:left="339"/>
               <w:rPr>
@@ -1463,11 +1675,11 @@
           </w:tcPr>
           <w:p>
             <w:pPr>
-              <w:pStyle w:val="19"/>
+              <w:pStyle w:val="TableText"/>
               <w:spacing w:before="154" w:line="116" w:lineRule="exact"/>
               <w:ind w:left="474" w:leftChars="0"/>
               <w:rPr>
-                <w:rFonts w:ascii="Arial Unicode MS" w:hAnsi="Arial Unicode MS" w:eastAsia="Arial Unicode MS" w:cs="Arial Unicode MS"/>
+                <w:rFonts w:ascii="Arial Unicode MS" w:eastAsia="Arial Unicode MS" w:hAnsi="Arial Unicode MS" w:cs="Arial Unicode MS"/>
                 <w:snapToGrid w:val="0"/>
                 <w:color w:val="auto"/>
                 <w:kern w:val="0"/>
@@ -1488,14 +1700,9 @@
       </w:tr>
       <w:tr>
         <w:tblPrEx>
-          <w:tblBorders>
-            <w:top w:val="single" w:color="4BACC6" w:sz="6" w:space="0"/>
-            <w:left w:val="single" w:color="4BACC6" w:sz="6" w:space="0"/>
-            <w:bottom w:val="single" w:color="4BACC6" w:sz="6" w:space="0"/>
-            <w:right w:val="single" w:color="4BACC6" w:sz="6" w:space="0"/>
-            <w:insideH w:val="single" w:color="4BACC6" w:sz="6" w:space="0"/>
-            <w:insideV w:val="single" w:color="4BACC6" w:sz="6" w:space="0"/>
-          </w:tblBorders>
+          <w:tblW w:w="7364" w:type="dxa"/>
+          <w:tblInd w:w="14" w:type="dxa"/>
+          <w:tblLayout w:type="fixed"/>
           <w:tblCellMar>
             <w:top w:w="0" w:type="dxa"/>
             <w:left w:w="0" w:type="dxa"/>
@@ -1504,7 +1711,7 @@
           </w:tblCellMar>
         </w:tblPrEx>
         <w:trPr>
-          <w:trHeight w:val="561" w:hRule="atLeast"/>
+          <w:trHeight w:val="561"/>
         </w:trPr>
         <w:tc>
           <w:tcPr>
@@ -1516,7 +1723,7 @@
           </w:tcPr>
           <w:p>
             <w:pPr>
-              <w:pStyle w:val="19"/>
+              <w:pStyle w:val="TableText"/>
               <w:spacing w:before="225" w:line="172" w:lineRule="auto"/>
               <w:ind w:left="212"/>
               <w:rPr>
@@ -1541,7 +1748,7 @@
           </w:tcPr>
           <w:p>
             <w:pPr>
-              <w:pStyle w:val="19"/>
+              <w:pStyle w:val="TableText"/>
               <w:spacing w:before="66" w:line="191" w:lineRule="auto"/>
               <w:ind w:left="181"/>
               <w:rPr>
@@ -1558,7 +1765,7 @@
           </w:p>
           <w:p>
             <w:pPr>
-              <w:pStyle w:val="19"/>
+              <w:pStyle w:val="TableText"/>
               <w:spacing w:before="74" w:line="186" w:lineRule="auto"/>
               <w:ind w:left="821"/>
               <w:rPr>
@@ -1581,7 +1788,7 @@
           </w:tcPr>
           <w:p>
             <w:pPr>
-              <w:pStyle w:val="19"/>
+              <w:pStyle w:val="TableText"/>
               <w:spacing w:before="207" w:line="189" w:lineRule="auto"/>
               <w:ind w:left="382"/>
               <w:rPr>
@@ -1604,7 +1811,7 @@
           </w:tcPr>
           <w:p>
             <w:pPr>
-              <w:pStyle w:val="19"/>
+              <w:pStyle w:val="TableText"/>
               <w:spacing w:before="225" w:line="172" w:lineRule="auto"/>
               <w:ind w:left="258"/>
               <w:rPr>
@@ -1627,7 +1834,7 @@
           </w:tcPr>
           <w:p>
             <w:pPr>
-              <w:pStyle w:val="19"/>
+              <w:pStyle w:val="TableText"/>
               <w:spacing w:before="225" w:line="172" w:lineRule="auto"/>
               <w:ind w:left="293"/>
               <w:rPr>
@@ -1650,7 +1857,7 @@
           </w:tcPr>
           <w:p>
             <w:pPr>
-              <w:pStyle w:val="19"/>
+              <w:pStyle w:val="TableText"/>
               <w:spacing w:before="225" w:line="172" w:lineRule="auto"/>
               <w:ind w:left="336"/>
               <w:rPr>
@@ -1677,11 +1884,11 @@
           </w:tcPr>
           <w:p>
             <w:pPr>
-              <w:pStyle w:val="19"/>
+              <w:pStyle w:val="TableText"/>
               <w:spacing w:before="225" w:line="172" w:lineRule="auto"/>
               <w:ind w:left="509" w:leftChars="0"/>
               <w:rPr>
-                <w:rFonts w:ascii="Arial Unicode MS" w:hAnsi="Arial Unicode MS" w:eastAsia="Arial Unicode MS" w:cs="Arial Unicode MS"/>
+                <w:rFonts w:ascii="Arial Unicode MS" w:eastAsia="Arial Unicode MS" w:hAnsi="Arial Unicode MS" w:cs="Arial Unicode MS"/>
                 <w:snapToGrid w:val="0"/>
                 <w:color w:val="auto"/>
                 <w:kern w:val="0"/>
@@ -1702,14 +1909,9 @@
       </w:tr>
       <w:tr>
         <w:tblPrEx>
-          <w:tblBorders>
-            <w:top w:val="single" w:color="4BACC6" w:sz="6" w:space="0"/>
-            <w:left w:val="single" w:color="4BACC6" w:sz="6" w:space="0"/>
-            <w:bottom w:val="single" w:color="4BACC6" w:sz="6" w:space="0"/>
-            <w:right w:val="single" w:color="4BACC6" w:sz="6" w:space="0"/>
-            <w:insideH w:val="single" w:color="4BACC6" w:sz="6" w:space="0"/>
-            <w:insideV w:val="single" w:color="4BACC6" w:sz="6" w:space="0"/>
-          </w:tblBorders>
+          <w:tblW w:w="7364" w:type="dxa"/>
+          <w:tblInd w:w="14" w:type="dxa"/>
+          <w:tblLayout w:type="fixed"/>
           <w:tblCellMar>
             <w:top w:w="0" w:type="dxa"/>
             <w:left w:w="0" w:type="dxa"/>
@@ -1718,7 +1920,7 @@
           </w:tblCellMar>
         </w:tblPrEx>
         <w:trPr>
-          <w:trHeight w:val="528" w:hRule="atLeast"/>
+          <w:trHeight w:val="528"/>
         </w:trPr>
         <w:tc>
           <w:tcPr>
@@ -1730,7 +1932,7 @@
           </w:tcPr>
           <w:p>
             <w:pPr>
-              <w:pStyle w:val="19"/>
+              <w:pStyle w:val="TableText"/>
               <w:spacing w:before="209" w:line="172" w:lineRule="auto"/>
               <w:ind w:left="212"/>
               <w:rPr>
@@ -1755,7 +1957,7 @@
           </w:tcPr>
           <w:p>
             <w:pPr>
-              <w:pStyle w:val="19"/>
+              <w:pStyle w:val="TableText"/>
               <w:spacing w:before="62" w:line="209" w:lineRule="auto"/>
               <w:ind w:left="205" w:right="152" w:hanging="51"/>
               <w:rPr>
@@ -1778,7 +1980,7 @@
           </w:tcPr>
           <w:p>
             <w:pPr>
-              <w:pStyle w:val="19"/>
+              <w:pStyle w:val="TableText"/>
               <w:spacing w:before="193" w:line="188" w:lineRule="auto"/>
               <w:ind w:left="148"/>
               <w:rPr>
@@ -1801,7 +2003,7 @@
           </w:tcPr>
           <w:p>
             <w:pPr>
-              <w:pStyle w:val="19"/>
+              <w:pStyle w:val="TableText"/>
               <w:spacing w:before="278" w:line="117" w:lineRule="exact"/>
               <w:ind w:left="229"/>
               <w:rPr>
@@ -1824,7 +2026,7 @@
           </w:tcPr>
           <w:p>
             <w:pPr>
-              <w:pStyle w:val="19"/>
+              <w:pStyle w:val="TableText"/>
               <w:spacing w:before="209" w:line="172" w:lineRule="auto"/>
               <w:ind w:left="241"/>
               <w:rPr>
@@ -1847,7 +2049,7 @@
           </w:tcPr>
           <w:p>
             <w:pPr>
-              <w:pStyle w:val="19"/>
+              <w:pStyle w:val="TableText"/>
               <w:spacing w:before="209" w:line="172" w:lineRule="auto"/>
               <w:ind w:left="284"/>
               <w:rPr>
@@ -1874,11 +2076,11 @@
           </w:tcPr>
           <w:p>
             <w:pPr>
-              <w:pStyle w:val="19"/>
+              <w:pStyle w:val="TableText"/>
               <w:spacing w:before="209" w:line="172" w:lineRule="auto"/>
               <w:ind w:left="520" w:leftChars="0"/>
               <w:rPr>
-                <w:rFonts w:ascii="Arial Unicode MS" w:hAnsi="Arial Unicode MS" w:eastAsia="Arial Unicode MS" w:cs="Arial Unicode MS"/>
+                <w:rFonts w:ascii="Arial Unicode MS" w:eastAsia="Arial Unicode MS" w:hAnsi="Arial Unicode MS" w:cs="Arial Unicode MS"/>
                 <w:snapToGrid w:val="0"/>
                 <w:color w:val="auto"/>
                 <w:kern w:val="0"/>
@@ -1899,14 +2101,9 @@
       </w:tr>
       <w:tr>
         <w:tblPrEx>
-          <w:tblBorders>
-            <w:top w:val="single" w:color="4BACC6" w:sz="6" w:space="0"/>
-            <w:left w:val="single" w:color="4BACC6" w:sz="6" w:space="0"/>
-            <w:bottom w:val="single" w:color="4BACC6" w:sz="6" w:space="0"/>
-            <w:right w:val="single" w:color="4BACC6" w:sz="6" w:space="0"/>
-            <w:insideH w:val="single" w:color="4BACC6" w:sz="6" w:space="0"/>
-            <w:insideV w:val="single" w:color="4BACC6" w:sz="6" w:space="0"/>
-          </w:tblBorders>
+          <w:tblW w:w="7364" w:type="dxa"/>
+          <w:tblInd w:w="14" w:type="dxa"/>
+          <w:tblLayout w:type="fixed"/>
           <w:tblCellMar>
             <w:top w:w="0" w:type="dxa"/>
             <w:left w:w="0" w:type="dxa"/>
@@ -1915,7 +2112,7 @@
           </w:tblCellMar>
         </w:tblPrEx>
         <w:trPr>
-          <w:trHeight w:val="527" w:hRule="atLeast"/>
+          <w:trHeight w:val="527"/>
         </w:trPr>
         <w:tc>
           <w:tcPr>
@@ -1927,7 +2124,7 @@
           </w:tcPr>
           <w:p>
             <w:pPr>
-              <w:pStyle w:val="19"/>
+              <w:pStyle w:val="TableText"/>
               <w:spacing w:before="209" w:line="172" w:lineRule="auto"/>
               <w:ind w:left="199"/>
               <w:rPr>
@@ -1952,7 +2149,7 @@
           </w:tcPr>
           <w:p>
             <w:pPr>
-              <w:pStyle w:val="19"/>
+              <w:pStyle w:val="TableText"/>
               <w:spacing w:before="57" w:line="211" w:lineRule="auto"/>
               <w:ind w:left="159" w:right="152" w:hanging="3"/>
               <w:rPr>
@@ -1975,7 +2172,7 @@
           </w:tcPr>
           <w:p>
             <w:pPr>
-              <w:pStyle w:val="19"/>
+              <w:pStyle w:val="TableText"/>
               <w:spacing w:before="191" w:line="189" w:lineRule="auto"/>
               <w:ind w:left="382"/>
               <w:rPr>
@@ -1998,7 +2195,7 @@
           </w:tcPr>
           <w:p>
             <w:pPr>
-              <w:pStyle w:val="19"/>
+              <w:pStyle w:val="TableText"/>
               <w:spacing w:before="209" w:line="172" w:lineRule="auto"/>
               <w:ind w:left="318"/>
               <w:rPr>
@@ -2021,7 +2218,7 @@
           </w:tcPr>
           <w:p>
             <w:pPr>
-              <w:pStyle w:val="19"/>
+              <w:pStyle w:val="TableText"/>
               <w:spacing w:before="209" w:line="172" w:lineRule="auto"/>
               <w:ind w:left="353"/>
               <w:rPr>
@@ -2044,7 +2241,7 @@
           </w:tcPr>
           <w:p>
             <w:pPr>
-              <w:pStyle w:val="19"/>
+              <w:pStyle w:val="TableText"/>
               <w:spacing w:before="209" w:line="172" w:lineRule="auto"/>
               <w:ind w:left="396"/>
               <w:rPr>
@@ -2071,11 +2268,11 @@
           </w:tcPr>
           <w:p>
             <w:pPr>
-              <w:pStyle w:val="19"/>
+              <w:pStyle w:val="TableText"/>
               <w:spacing w:before="209" w:line="172" w:lineRule="auto"/>
               <w:ind w:left="509" w:leftChars="0"/>
               <w:rPr>
-                <w:rFonts w:ascii="Arial Unicode MS" w:hAnsi="Arial Unicode MS" w:eastAsia="Arial Unicode MS" w:cs="Arial Unicode MS"/>
+                <w:rFonts w:ascii="Arial Unicode MS" w:eastAsia="Arial Unicode MS" w:hAnsi="Arial Unicode MS" w:cs="Arial Unicode MS"/>
                 <w:snapToGrid w:val="0"/>
                 <w:color w:val="auto"/>
                 <w:kern w:val="0"/>
@@ -2101,10 +2298,10 @@
           <w:tab w:val="left" w:pos="8529"/>
         </w:tabs>
         <w:spacing w:before="253" w:line="277" w:lineRule="auto"/>
-        <w:ind w:firstLine="452" w:firstLineChars="200"/>
+        <w:ind w:firstLine="480" w:firstLineChars="200"/>
         <w:jc w:val="both"/>
         <w:rPr>
-          <w:rFonts w:ascii="华文细黑" w:hAnsi="华文细黑" w:eastAsia="华文细黑" w:cs="华文细黑"/>
+          <w:rFonts w:ascii="华文细黑" w:eastAsia="华文细黑" w:hAnsi="华文细黑" w:cs="华文细黑"/>
           <w:color w:val="auto"/>
           <w:spacing w:val="-7"/>
           <w:sz w:val="24"/>
@@ -2113,7 +2310,7 @@
       </w:pPr>
       <w:r>
         <w:rPr>
-          <w:rFonts w:ascii="华文细黑" w:hAnsi="华文细黑" w:eastAsia="华文细黑" w:cs="华文细黑"/>
+          <w:rFonts w:ascii="华文细黑" w:eastAsia="华文细黑" w:hAnsi="华文细黑" w:cs="华文细黑"/>
           <w:color w:val="auto"/>
           <w:spacing w:val="-7"/>
           <w:sz w:val="24"/>
@@ -2123,7 +2320,7 @@
       </w:r>
       <w:r>
         <w:rPr>
-          <w:rFonts w:ascii="华文细黑" w:hAnsi="华文细黑" w:eastAsia="华文细黑" w:cs="华文细黑"/>
+          <w:rFonts w:ascii="华文细黑" w:eastAsia="华文细黑" w:hAnsi="华文细黑" w:cs="华文细黑"/>
           <w:b/>
           <w:bCs/>
           <w:color w:val="auto"/>
@@ -2135,7 +2332,7 @@
       </w:r>
       <w:r>
         <w:rPr>
-          <w:rFonts w:ascii="华文细黑" w:hAnsi="华文细黑" w:eastAsia="华文细黑" w:cs="华文细黑"/>
+          <w:rFonts w:ascii="华文细黑" w:eastAsia="华文细黑" w:hAnsi="华文细黑" w:cs="华文细黑"/>
           <w:color w:val="auto"/>
           <w:spacing w:val="-7"/>
           <w:sz w:val="24"/>
@@ -2143,26 +2340,25 @@
         </w:rPr>
         <w:t>”的分析方法，对比“上海2035”中的97项监测指标（含40项约束性指标和57项预期性指标）的现状值与目标值，除部分未设定目标值的纯监测类指标和少量无法年度更新的指标，</w:t>
       </w:r>
-      <w:bookmarkStart w:id="2" w:name="bookmark03"/>
-      <w:bookmarkStart w:id="3" w:name="_GoBack"/>
-      <w:bookmarkEnd w:id="2"/>
-      <w:bookmarkEnd w:id="3"/>
+      <w:bookmarkStart w:id="5" w:name="bookmark03"/>
+      <w:bookmarkEnd w:id="5"/>
       <w:r>
         <w:drawing>
-          <wp:inline distT="0" distR="0" distB="0" distL="0">
+          <wp:inline distT="0" distB="0" distL="0" distR="0">
             <wp:extent cx="5930900" cy="3657600"/>
-            <wp:docPr id="0" name="Drawing 0" descr="D:\selfProject\mxr-multi-docs-toolkit\assets\img\img.png"/>
+            <wp:docPr id="469012895" name="Drawing 0" descr="D:\selfProject\mxr-multi-docs-toolkit\assets\img\img.png"/>
+            <wp:cNvGraphicFramePr/>
             <a:graphic xmlns:a="http://schemas.openxmlformats.org/drawingml/2006/main">
               <a:graphicData uri="http://schemas.openxmlformats.org/drawingml/2006/picture">
                 <pic:pic xmlns:pic="http://schemas.openxmlformats.org/drawingml/2006/picture">
                   <pic:nvPicPr>
-                    <pic:cNvPr id="0" name="Picture 0" descr="D:\selfProject\mxr-multi-docs-toolkit\assets\img\img.png"/>
+                    <pic:cNvPr id="469012895" name="Picture 0" descr="D:\selfProject\mxr-multi-docs-toolkit\assets\img\img.png"/>
                     <pic:cNvPicPr>
-                      <a:picLocks noChangeAspect="true"/>
+                      <a:picLocks noChangeAspect="1"/>
                     </pic:cNvPicPr>
                   </pic:nvPicPr>
                   <pic:blipFill>
-                    <a:blip r:embed="rId13"/>
+                    <a:blip xmlns:r="http://schemas.openxmlformats.org/officeDocument/2006/relationships" r:embed="rId9"/>
                     <a:stretch>
                       <a:fillRect/>
                     </a:stretch>
@@ -2184,7 +2380,7 @@
       </w:r>
       <w:r>
         <w:rPr>
-          <w:rFonts w:ascii="华文细黑" w:hAnsi="华文细黑" w:eastAsia="华文细黑" w:cs="华文细黑"/>
+          <w:rFonts w:ascii="华文细黑" w:eastAsia="华文细黑" w:hAnsi="华文细黑" w:cs="华文细黑"/>
           <w:color w:val="auto"/>
           <w:spacing w:val="-7"/>
           <w:sz w:val="24"/>
@@ -2194,12 +2390,112 @@
       </w:r>
     </w:p>
     <w:p/>
+    <w:p>
+      <w:pPr>
+        <w:pStyle w:val="Heading1"/>
+        <w:bidi w:val="0"/>
+        <w:rPr>
+          <w:rFonts w:hint="eastAsia"/>
+          <w:lang w:val="en-US" w:eastAsia="zh-CN"/>
+        </w:rPr>
+      </w:pPr>
+      <w:bookmarkStart w:id="6" w:name="_Toc256000001"/>
+      <w:bookmarkEnd w:id="6"/>
+    </w:p>
+    <w:p>
+      <w:pPr>
+        <w:rPr>
+          <w:rFonts w:hint="eastAsia"/>
+          <w:lang w:val="en-US" w:eastAsia="zh-CN"/>
+        </w:rPr>
+      </w:pPr>
+    </w:p>
+    <w:p>
+      <w:pPr>
+        <w:rPr>
+          <w:rFonts w:hint="eastAsia"/>
+          <w:lang w:val="en-US" w:eastAsia="zh-CN"/>
+        </w:rPr>
+      </w:pPr>
+    </w:p>
+    <w:p>
+      <w:pPr>
+        <w:rPr>
+          <w:rFonts w:hint="eastAsia"/>
+          <w:lang w:val="en-US" w:eastAsia="zh-CN"/>
+        </w:rPr>
+      </w:pPr>
+    </w:p>
+    <w:p>
+      <w:pPr>
+        <w:rPr>
+          <w:rFonts w:hint="default"/>
+          <w:lang w:val="en-US" w:eastAsia="zh-CN"/>
+        </w:rPr>
+      </w:pPr>
+      <w:r>
+        <w:rPr>
+          <w:rFonts w:hint="eastAsia"/>
+          <w:lang w:val="en-US" w:eastAsia="zh-CN"/>
+        </w:rPr>
+        <w:t>Xxiii</w:t>
+      </w:r>
+    </w:p>
+    <w:p>
+      <w:pPr>
+        <w:rPr>
+          <w:rFonts w:hint="eastAsia"/>
+          <w:lang w:val="en-US" w:eastAsia="zh-CN"/>
+        </w:rPr>
+      </w:pPr>
+    </w:p>
+    <w:p>
+      <w:pPr>
+        <w:rPr>
+          <w:rFonts w:hint="eastAsia"/>
+          <w:lang w:val="en-US" w:eastAsia="zh-CN"/>
+        </w:rPr>
+      </w:pPr>
+    </w:p>
+    <w:p>
+      <w:pPr>
+        <w:rPr>
+          <w:rFonts w:hint="eastAsia"/>
+          <w:lang w:val="en-US" w:eastAsia="zh-CN"/>
+        </w:rPr>
+      </w:pPr>
+    </w:p>
+    <w:p>
+      <w:pPr>
+        <w:pStyle w:val="Heading1"/>
+        <w:bidi w:val="0"/>
+        <w:rPr>
+          <w:rFonts w:hint="default"/>
+          <w:lang w:val="en-US" w:eastAsia="zh-CN"/>
+        </w:rPr>
+      </w:pPr>
+      <w:bookmarkStart w:id="7" w:name="_Toc256000002"/>
+      <w:bookmarkEnd w:id="7"/>
+    </w:p>
+    <w:p>
+      <w:pPr>
+        <w:rPr>
+          <w:rFonts w:hint="default"/>
+          <w:lang w:val="en-US" w:eastAsia="zh-CN"/>
+        </w:rPr>
+      </w:pPr>
+      <w:r>
+        <w:rPr>
+          <w:rFonts w:hint="eastAsia"/>
+          <w:lang w:val="en-US" w:eastAsia="zh-CN"/>
+        </w:rPr>
+        <w:t>执行操作</w:t>
+      </w:r>
+    </w:p>
     <w:sectPr>
-      <w:headerReference r:id="rId7" w:type="default"/>
-      <w:footerReference r:id="rId8" w:type="default"/>
       <w:pgSz w:w="11906" w:h="16838"/>
       <w:pgMar w:top="1440" w:right="1080" w:bottom="1440" w:left="1080" w:header="851" w:footer="992" w:gutter="0"/>
-      <w:cols w:space="425" w:num="1"/>
+      <w:cols w:num="1" w:space="425"/>
       <w:docGrid w:type="lines" w:linePitch="312" w:charSpace="0"/>
     </w:sectPr>
   </w:body>
@@ -2207,140 +2503,14 @@
 </file>
 
 <file path=word/comments.xml><?xml version="1.0" encoding="utf-8"?>
-<w:comments xmlns:wpc="http://schemas.microsoft.com/office/word/2010/wordprocessingCanvas" xmlns:mc="http://schemas.openxmlformats.org/markup-compatibility/2006" xmlns:o="urn:schemas-microsoft-com:office:office" xmlns:r="http://schemas.openxmlformats.org/officeDocument/2006/relationships" xmlns:m="http://schemas.openxmlformats.org/officeDocument/2006/math" xmlns:v="urn:schemas-microsoft-com:vml" xmlns:wp14="http://schemas.microsoft.com/office/word/2010/wordprocessingDrawing" xmlns:wp="http://schemas.openxmlformats.org/drawingml/2006/wordprocessingDrawing" xmlns:w="http://schemas.openxmlformats.org/wordprocessingml/2006/main" xmlns:w14="http://schemas.microsoft.com/office/word/2010/wordml" xmlns:w15="http://schemas.microsoft.com/office/word/2012/wordml" xmlns:w10="urn:schemas-microsoft-com:office:word" xmlns:wpg="http://schemas.microsoft.com/office/word/2010/wordprocessingGroup" xmlns:wpi="http://schemas.microsoft.com/office/word/2010/wordprocessingInk" xmlns:wne="http://schemas.microsoft.com/office/word/2006/wordml" xmlns:wps="http://schemas.microsoft.com/office/word/2010/wordprocessingShape" xmlns:wpsCustomData="http://www.wps.cn/officeDocument/2013/wpsCustomData" mc:Ignorable="w14 w15 wp14">
-  <w:comment w:id="0" w:author="Monee" w:date="2025-08-29T16:17:19Z" w:initials="">
+<w:comments xmlns:wpc="http://schemas.microsoft.com/office/word/2010/wordprocessingCanvas" xmlns:cx="http://schemas.microsoft.com/office/drawing/2014/chartex" xmlns:cx1="http://schemas.microsoft.com/office/drawing/2015/9/8/chartex" xmlns:cx2="http://schemas.microsoft.com/office/drawing/2015/10/21/chartex" xmlns:cx3="http://schemas.microsoft.com/office/drawing/2016/5/9/chartex" xmlns:cx4="http://schemas.microsoft.com/office/drawing/2016/5/10/chartex" xmlns:cx5="http://schemas.microsoft.com/office/drawing/2016/5/11/chartex" xmlns:mc="http://schemas.openxmlformats.org/markup-compatibility/2006" xmlns:o="urn:schemas-microsoft-com:office:office" xmlns:r="http://schemas.openxmlformats.org/officeDocument/2006/relationships" xmlns:m="http://schemas.openxmlformats.org/officeDocument/2006/math" xmlns:v="urn:schemas-microsoft-com:vml" xmlns:wp14="http://schemas.microsoft.com/office/word/2010/wordprocessingDrawing" xmlns:wp="http://schemas.openxmlformats.org/drawingml/2006/wordprocessingDrawing" xmlns:w10="urn:schemas-microsoft-com:office:word" xmlns:w="http://schemas.openxmlformats.org/wordprocessingml/2006/main" xmlns:w14="http://schemas.microsoft.com/office/word/2010/wordml" xmlns:w15="http://schemas.microsoft.com/office/word/2012/wordml" xmlns:wne="http://schemas.microsoft.com/office/word/2006/wordml" xmlns:wpg="http://schemas.microsoft.com/office/word/2010/wordprocessingGroup" xmlns:wpi="http://schemas.microsoft.com/office/word/2010/wordprocessingInk" xmlns:wps="http://schemas.microsoft.com/office/word/2010/wordprocessingShape" mc:Ignorable="w14 w15 wp14">
+  <w:comment w:id="3" w:author="Monee" w:date="2025-08-29T16:17:19Z">
     <w:p>
       <w:pPr>
-        <w:pStyle w:val="11"/>
+        <w:pStyle w:val="CommentText"/>
       </w:pPr>
       <w:r>
         <w:annotationRef/>
-      </w:r>
-    </w:p>
-  </w:comment>
-  <w:comment w:id="1" w:author="Monee" w:date="2025-08-29T16:17:48Z" w:initials="">
-    <w:p>
-      <w:pPr>
-        <w:pStyle w:val="11"/>
-        <w:rPr>
-          <w:rFonts w:hint="default" w:eastAsia="宋体"/>
-          <w:lang w:val="en-US" w:eastAsia="zh-CN"/>
-        </w:rPr>
-      </w:pPr>
-      <w:r>
-        <w:rPr>
-          <w:rFonts w:hint="eastAsia" w:eastAsia="宋体"/>
-          <w:lang w:val="en-US" w:eastAsia="zh-CN"/>
-        </w:rPr>
-        <w:t>计算</w:t>
-      </w:r>
-      <w:r>
-        <w:rPr>
-          <w:rFonts w:ascii="华文细黑" w:hAnsi="华文细黑" w:eastAsia="华文细黑" w:cs="华文细黑"/>
-          <w:b/>
-          <w:bCs/>
-          <w:color w:val="auto"/>
-          <w:spacing w:val="-5"/>
-          <w:sz w:val="24"/>
-          <w:szCs w:val="24"/>
-        </w:rPr>
-        <w:t>运行正常型</w:t>
-      </w:r>
-      <w:r>
-        <w:rPr>
-          <w:rFonts w:hint="eastAsia" w:eastAsia="宋体"/>
-          <w:lang w:val="en-US" w:eastAsia="zh-CN"/>
-        </w:rPr>
-        <w:t>指标个数</w:t>
-      </w:r>
-    </w:p>
-  </w:comment>
-  <w:comment w:id="2" w:author="Monee" w:date="2025-08-29T16:19:40Z" w:initials="">
-    <w:p>
-      <w:pPr>
-        <w:pStyle w:val="11"/>
-        <w:rPr>
-          <w:rFonts w:hint="eastAsia" w:eastAsia="宋体"/>
-          <w:lang w:val="en-US" w:eastAsia="zh-CN"/>
-        </w:rPr>
-      </w:pPr>
-      <w:r>
-        <w:rPr>
-          <w:rFonts w:hint="eastAsia" w:eastAsia="宋体"/>
-          <w:lang w:val="en-US" w:eastAsia="zh-CN"/>
-        </w:rPr>
-        <w:t>统计相关指标值，形成表格，现状年（如2018）往前统计两年数据（如2017、2016），加上2035年目标</w:t>
-      </w:r>
-    </w:p>
-    <w:p>
-      <w:pPr>
-        <w:pStyle w:val="11"/>
-        <w:rPr>
-          <w:rFonts w:hint="eastAsia" w:ascii="华文细黑" w:hAnsi="华文细黑" w:eastAsia="华文细黑" w:cs="华文细黑"/>
-          <w:color w:val="auto"/>
-          <w:spacing w:val="-1"/>
-          <w:sz w:val="24"/>
-          <w:szCs w:val="24"/>
-          <w:lang w:val="en-US" w:eastAsia="zh-CN"/>
-        </w:rPr>
-      </w:pPr>
-      <w:r>
-        <w:rPr>
-          <w:rFonts w:hint="eastAsia" w:eastAsia="宋体"/>
-          <w:lang w:val="en-US" w:eastAsia="zh-CN"/>
-        </w:rPr>
-        <w:t>指标定义：1.</w:t>
-      </w:r>
-      <w:r>
-        <w:rPr>
-          <w:rFonts w:ascii="华文细黑" w:hAnsi="华文细黑" w:eastAsia="华文细黑" w:cs="华文细黑"/>
-          <w:color w:val="auto"/>
-          <w:spacing w:val="-8"/>
-          <w:sz w:val="24"/>
-          <w:szCs w:val="24"/>
-        </w:rPr>
-        <w:t>现状值</w:t>
-      </w:r>
-      <w:r>
-        <w:rPr>
-          <w:rFonts w:ascii="华文细黑" w:hAnsi="华文细黑" w:eastAsia="华文细黑" w:cs="华文细黑"/>
-          <w:color w:val="auto"/>
-          <w:spacing w:val="-1"/>
-          <w:sz w:val="24"/>
-          <w:szCs w:val="24"/>
-        </w:rPr>
-        <w:t>符合</w:t>
-      </w:r>
-      <w:r>
-        <w:rPr>
-          <w:rFonts w:hint="eastAsia" w:ascii="华文细黑" w:hAnsi="华文细黑" w:eastAsia="华文细黑" w:cs="华文细黑"/>
-          <w:color w:val="auto"/>
-          <w:spacing w:val="-1"/>
-          <w:sz w:val="24"/>
-          <w:szCs w:val="24"/>
-          <w:lang w:val="en-US" w:eastAsia="zh-CN"/>
-        </w:rPr>
-        <w:t>2035年目标值</w:t>
-      </w:r>
-    </w:p>
-    <w:p>
-      <w:pPr>
-        <w:pStyle w:val="11"/>
-        <w:rPr>
-          <w:rFonts w:hint="default" w:eastAsia="华文细黑"/>
-          <w:lang w:val="en-US" w:eastAsia="zh-CN"/>
-        </w:rPr>
-      </w:pPr>
-      <w:r>
-        <w:rPr>
-          <w:rFonts w:hint="eastAsia" w:ascii="华文细黑" w:hAnsi="华文细黑" w:eastAsia="华文细黑" w:cs="华文细黑"/>
-          <w:color w:val="auto"/>
-          <w:spacing w:val="-1"/>
-          <w:sz w:val="24"/>
-          <w:szCs w:val="24"/>
-          <w:lang w:val="en-US" w:eastAsia="zh-CN"/>
-        </w:rPr>
-        <w:t>2.指标呈持续下降/上升趋势---符合需降低/上升要求</w:t>
       </w:r>
     </w:p>
   </w:comment>
@@ -2348,93 +2518,153 @@
 </file>
 
 <file path=word/commentsExtended.xml><?xml version="1.0" encoding="utf-8"?>
-<w15:commentsEx xmlns:wpc="http://schemas.microsoft.com/office/word/2010/wordprocessingCanvas" xmlns:mc="http://schemas.openxmlformats.org/markup-compatibility/2006" xmlns:o="urn:schemas-microsoft-com:office:office" xmlns:r="http://schemas.openxmlformats.org/officeDocument/2006/relationships" xmlns:m="http://schemas.openxmlformats.org/officeDocument/2006/math" xmlns:v="urn:schemas-microsoft-com:vml" xmlns:wp14="http://schemas.microsoft.com/office/word/2010/wordprocessingDrawing" xmlns:wp="http://schemas.openxmlformats.org/drawingml/2006/wordprocessingDrawing" xmlns:w="http://schemas.openxmlformats.org/wordprocessingml/2006/main" xmlns:w14="http://schemas.microsoft.com/office/word/2010/wordml" xmlns:w15="http://schemas.microsoft.com/office/word/2012/wordml" xmlns:w10="urn:schemas-microsoft-com:office:word" xmlns:wpg="http://schemas.microsoft.com/office/word/2010/wordprocessingGroup" xmlns:wpi="http://schemas.microsoft.com/office/word/2010/wordprocessingInk" xmlns:wne="http://schemas.microsoft.com/office/word/2006/wordml" xmlns:wps="http://schemas.microsoft.com/office/word/2010/wordprocessingShape" xmlns:wpsCustomData="http://www.wps.cn/officeDocument/2013/wpsCustomData" mc:Ignorable="w14 w15 wp14">
+<w15:commentsEx xmlns:wpc="http://schemas.microsoft.com/office/word/2010/wordprocessingCanvas" xmlns:cx="http://schemas.microsoft.com/office/drawing/2014/chartex" xmlns:cx1="http://schemas.microsoft.com/office/drawing/2015/9/8/chartex" xmlns:cx2="http://schemas.microsoft.com/office/drawing/2015/10/21/chartex" xmlns:cx3="http://schemas.microsoft.com/office/drawing/2016/5/9/chartex" xmlns:cx4="http://schemas.microsoft.com/office/drawing/2016/5/10/chartex" xmlns:cx5="http://schemas.microsoft.com/office/drawing/2016/5/11/chartex" xmlns:mc="http://schemas.openxmlformats.org/markup-compatibility/2006" xmlns:o="urn:schemas-microsoft-com:office:office" xmlns:r="http://schemas.openxmlformats.org/officeDocument/2006/relationships" xmlns:m="http://schemas.openxmlformats.org/officeDocument/2006/math" xmlns:v="urn:schemas-microsoft-com:vml" xmlns:wp14="http://schemas.microsoft.com/office/word/2010/wordprocessingDrawing" xmlns:wp="http://schemas.openxmlformats.org/drawingml/2006/wordprocessingDrawing" xmlns:w10="urn:schemas-microsoft-com:office:word" xmlns:w="http://schemas.openxmlformats.org/wordprocessingml/2006/main" xmlns:w14="http://schemas.microsoft.com/office/word/2010/wordml" xmlns:w15="http://schemas.microsoft.com/office/word/2012/wordml" xmlns:wne="http://schemas.microsoft.com/office/word/2006/wordml" xmlns:wpg="http://schemas.microsoft.com/office/word/2010/wordprocessingGroup" xmlns:wpi="http://schemas.microsoft.com/office/word/2010/wordprocessingInk" xmlns:wps="http://schemas.microsoft.com/office/word/2010/wordprocessingShape" mc:Ignorable="w14 w15 wp14">
   <w15:commentEx w15:paraId="22F4D756" w15:done="0"/>
-  <w15:commentEx w15:paraId="22F3C25C" w15:done="0"/>
-  <w15:commentEx w15:paraId="4A850573" w15:done="0"/>
 </w15:commentsEx>
 </file>
 
-<file path=word/endnotes.xml><?xml version="1.0" encoding="utf-8"?>
-<w:endnotes xmlns:wpc="http://schemas.microsoft.com/office/word/2010/wordprocessingCanvas" xmlns:mc="http://schemas.openxmlformats.org/markup-compatibility/2006" xmlns:o="urn:schemas-microsoft-com:office:office" xmlns:r="http://schemas.openxmlformats.org/officeDocument/2006/relationships" xmlns:m="http://schemas.openxmlformats.org/officeDocument/2006/math" xmlns:v="urn:schemas-microsoft-com:vml" xmlns:wp14="http://schemas.microsoft.com/office/word/2010/wordprocessingDrawing" xmlns:wp="http://schemas.openxmlformats.org/drawingml/2006/wordprocessingDrawing" xmlns:w="http://schemas.openxmlformats.org/wordprocessingml/2006/main" xmlns:w14="http://schemas.microsoft.com/office/word/2010/wordml" xmlns:w15="http://schemas.microsoft.com/office/word/2012/wordml" xmlns:w10="urn:schemas-microsoft-com:office:word" xmlns:wpg="http://schemas.microsoft.com/office/word/2010/wordprocessingGroup" xmlns:wpi="http://schemas.microsoft.com/office/word/2010/wordprocessingInk" xmlns:wne="http://schemas.microsoft.com/office/word/2006/wordml" xmlns:wps="http://schemas.microsoft.com/office/word/2010/wordprocessingShape" xmlns:wpsCustomData="http://www.wps.cn/officeDocument/2013/wpsCustomData" mc:Ignorable="w14 w15 wp14">
-  <w:endnote w:type="separator" w:id="0">
-    <w:p>
-      <w:pPr>
-        <w:spacing w:line="240" w:lineRule="auto"/>
-      </w:pPr>
-      <w:r>
-        <w:separator/>
-      </w:r>
-    </w:p>
-  </w:endnote>
-  <w:endnote w:type="continuationSeparator" w:id="1">
-    <w:p>
-      <w:pPr>
-        <w:spacing w:line="240" w:lineRule="auto"/>
-      </w:pPr>
-      <w:r>
-        <w:continuationSeparator/>
-      </w:r>
-    </w:p>
-  </w:endnote>
-</w:endnotes>
-</file>
-
 <file path=word/footer1.xml><?xml version="1.0" encoding="utf-8"?>
-<w:ftr xmlns:wpc="http://schemas.microsoft.com/office/word/2010/wordprocessingCanvas" xmlns:mc="http://schemas.openxmlformats.org/markup-compatibility/2006" xmlns:o="urn:schemas-microsoft-com:office:office" xmlns:r="http://schemas.openxmlformats.org/officeDocument/2006/relationships" xmlns:m="http://schemas.openxmlformats.org/officeDocument/2006/math" xmlns:v="urn:schemas-microsoft-com:vml" xmlns:wp14="http://schemas.microsoft.com/office/word/2010/wordprocessingDrawing" xmlns:wp="http://schemas.openxmlformats.org/drawingml/2006/wordprocessingDrawing" xmlns:w10="urn:schemas-microsoft-com:office:word" xmlns:w="http://schemas.openxmlformats.org/wordprocessingml/2006/main" xmlns:w14="http://schemas.microsoft.com/office/word/2010/wordml" xmlns:w15="http://schemas.microsoft.com/office/word/2012/wordml" xmlns:wpg="http://schemas.microsoft.com/office/word/2010/wordprocessingGroup" xmlns:wpi="http://schemas.microsoft.com/office/word/2010/wordprocessingInk" xmlns:wne="http://schemas.microsoft.com/office/word/2006/wordml" xmlns:wps="http://schemas.microsoft.com/office/word/2010/wordprocessingShape" xmlns:wpsCustomData="http://www.wps.cn/officeDocument/2013/wpsCustomData" mc:Ignorable="w14 w15 wp14">
+<w:ftr xmlns:wpc="http://schemas.microsoft.com/office/word/2010/wordprocessingCanvas" xmlns:cx="http://schemas.microsoft.com/office/drawing/2014/chartex" xmlns:cx1="http://schemas.microsoft.com/office/drawing/2015/9/8/chartex" xmlns:cx2="http://schemas.microsoft.com/office/drawing/2015/10/21/chartex" xmlns:cx3="http://schemas.microsoft.com/office/drawing/2016/5/9/chartex" xmlns:cx4="http://schemas.microsoft.com/office/drawing/2016/5/10/chartex" xmlns:cx5="http://schemas.microsoft.com/office/drawing/2016/5/11/chartex" xmlns:mc="http://schemas.openxmlformats.org/markup-compatibility/2006" xmlns:o="urn:schemas-microsoft-com:office:office" xmlns:r="http://schemas.openxmlformats.org/officeDocument/2006/relationships" xmlns:m="http://schemas.openxmlformats.org/officeDocument/2006/math" xmlns:v="urn:schemas-microsoft-com:vml" xmlns:wp14="http://schemas.microsoft.com/office/word/2010/wordprocessingDrawing" xmlns:wp="http://schemas.openxmlformats.org/drawingml/2006/wordprocessingDrawing" xmlns:w10="urn:schemas-microsoft-com:office:word" xmlns:w="http://schemas.openxmlformats.org/wordprocessingml/2006/main" xmlns:w14="http://schemas.microsoft.com/office/word/2010/wordml" xmlns:w15="http://schemas.microsoft.com/office/word/2012/wordml" xmlns:wne="http://schemas.microsoft.com/office/word/2006/wordml" xmlns:wpg="http://schemas.microsoft.com/office/word/2010/wordprocessingGroup" xmlns:wpi="http://schemas.microsoft.com/office/word/2010/wordprocessingInk" xmlns:wps="http://schemas.microsoft.com/office/word/2010/wordprocessingShape" mc:Ignorable="w14 w15 wp14">
   <w:p>
     <w:pPr>
       <w:spacing w:line="181" w:lineRule="auto"/>
       <w:ind w:left="575"/>
       <w:rPr>
-        <w:rFonts w:ascii="华文细黑" w:hAnsi="华文细黑" w:eastAsia="华文细黑" w:cs="华文细黑"/>
+        <w:rFonts w:ascii="华文细黑" w:eastAsia="华文细黑" w:hAnsi="华文细黑" w:cs="华文细黑"/>
         <w:sz w:val="18"/>
         <w:szCs w:val="18"/>
       </w:rPr>
     </w:pPr>
     <w:r>
       <w:rPr>
-        <w:rFonts w:ascii="华文细黑" w:hAnsi="华文细黑" w:eastAsia="华文细黑" w:cs="华文细黑"/>
-        <w:spacing w:val="-3"/>
         <w:sz w:val="18"/>
-        <w:szCs w:val="18"/>
       </w:rPr>
-      <w:t>91</w:t>
+      <mc:AlternateContent>
+        <mc:Choice Requires="wps">
+          <w:drawing>
+            <wp:anchor distT="0" distB="0" distL="114300" distR="114300" simplePos="0" relativeHeight="251659264" behindDoc="0" locked="0" layoutInCell="1" allowOverlap="1">
+              <wp:simplePos x="0" y="0"/>
+              <wp:positionH relativeFrom="margin">
+                <wp:align>center</wp:align>
+              </wp:positionH>
+              <wp:positionV relativeFrom="paragraph">
+                <wp:posOffset>0</wp:posOffset>
+              </wp:positionV>
+              <wp:extent cx="1828800" cy="1828800"/>
+              <wp:effectExtent l="0" t="0" r="0" b="0"/>
+              <wp:wrapNone/>
+              <wp:docPr id="2" name="文本框 2"/>
+              <wp:cNvGraphicFramePr/>
+              <a:graphic xmlns:a="http://schemas.openxmlformats.org/drawingml/2006/main">
+                <a:graphicData uri="http://schemas.microsoft.com/office/word/2010/wordprocessingShape">
+                  <wps:wsp xmlns:wps="http://schemas.microsoft.com/office/word/2010/wordprocessingShape">
+                    <wps:cNvSpPr txBox="1"/>
+                    <wps:spPr>
+                      <a:xfrm>
+                        <a:off x="0" y="0"/>
+                        <a:ext cx="1828800" cy="1828800"/>
+                      </a:xfrm>
+                      <a:prstGeom prst="rect">
+                        <a:avLst/>
+                      </a:prstGeom>
+                      <a:noFill/>
+                      <a:ln w="6350">
+                        <a:noFill/>
+                      </a:ln>
+                    </wps:spPr>
+                    <wps:style>
+                      <a:lnRef idx="0">
+                        <a:schemeClr val="accent1"/>
+                      </a:lnRef>
+                      <a:fillRef idx="0">
+                        <a:schemeClr val="accent1"/>
+                      </a:fillRef>
+                      <a:effectRef idx="0">
+                        <a:schemeClr val="accent1"/>
+                      </a:effectRef>
+                      <a:fontRef idx="minor">
+                        <a:schemeClr val="dk1"/>
+                      </a:fontRef>
+                    </wps:style>
+                    <wps:txbx>
+                      <w:txbxContent>
+                        <w:p>
+                          <w:pPr>
+                            <w:pStyle w:val="Footer"/>
+                          </w:pPr>
+                          <w:r>
+                            <w:fldChar w:fldCharType="begin"/>
+                          </w:r>
+                          <w:r>
+                            <w:instrText xml:space="preserve"> PAGE  \* MERGEFORMAT </w:instrText>
+                          </w:r>
+                          <w:r>
+                            <w:fldChar w:fldCharType="separate"/>
+                          </w:r>
+                          <w:r>
+                            <w:t>3</w:t>
+                          </w:r>
+                          <w:r>
+                            <w:fldChar w:fldCharType="end"/>
+                          </w:r>
+                        </w:p>
+                      </w:txbxContent>
+                    </wps:txbx>
+                    <wps:bodyPr rot="0" spcFirstLastPara="0" vertOverflow="overflow" horzOverflow="overflow" vert="horz" wrap="none" lIns="0" tIns="0" rIns="0" bIns="0" numCol="1" spcCol="0" rtlCol="0" fromWordArt="0" anchor="t" anchorCtr="0" forceAA="0" compatLnSpc="1">
+                      <a:spAutoFit/>
+                    </wps:bodyPr>
+                  </wps:wsp>
+                </a:graphicData>
+              </a:graphic>
+            </wp:anchor>
+          </w:drawing>
+        </mc:Choice>
+        <mc:Fallback>
+          <w:pict>
+            <v:shapetype id="_x0000_t202" coordsize="21600,21600" o:spt="202" path="m,l,21600r21600,l21600,xe">
+              <v:stroke joinstyle="miter"/>
+              <v:path gradientshapeok="t" o:connecttype="rect"/>
+            </v:shapetype>
+            <v:shape id="文本框 2" o:spid="_x0000_s2049" type="#_x0000_t202" style="width:2in;height:2in;margin-top:0;margin-left:0;mso-position-horizontal:center;mso-position-horizontal-relative:margin;mso-wrap-distance-bottom:0;mso-wrap-distance-left:9pt;mso-wrap-distance-right:9pt;mso-wrap-distance-top:0;mso-wrap-style:none;position:absolute;v-text-anchor:top;z-index:251658240" filled="f" fillcolor="this" stroked="f" strokeweight="0.5pt">
+              <v:textbox style="mso-fit-shape-to-text:t" inset="0,0,0,0">
+                <w:txbxContent>
+                  <w:p>
+                    <w:pPr>
+                      <w:pStyle w:val="Footer"/>
+                    </w:pPr>
+                    <w:r>
+                      <w:fldChar w:fldCharType="begin"/>
+                    </w:r>
+                    <w:r>
+                      <w:instrText xml:space="preserve"> PAGE  \* MERGEFORMAT </w:instrText>
+                    </w:r>
+                    <w:r>
+                      <w:fldChar w:fldCharType="separate"/>
+                    </w:r>
+                    <w:r>
+                      <w:t>3</w:t>
+                    </w:r>
+                    <w:r>
+                      <w:fldChar w:fldCharType="end"/>
+                    </w:r>
+                  </w:p>
+                </w:txbxContent>
+              </v:textbox>
+              <w10:wrap anchorx="margin"/>
+            </v:shape>
+          </w:pict>
+        </mc:Fallback>
+      </mc:AlternateContent>
     </w:r>
   </w:p>
 </w:ftr>
 </file>
 
-<file path=word/footnotes.xml><?xml version="1.0" encoding="utf-8"?>
-<w:footnotes xmlns:wpc="http://schemas.microsoft.com/office/word/2010/wordprocessingCanvas" xmlns:mc="http://schemas.openxmlformats.org/markup-compatibility/2006" xmlns:o="urn:schemas-microsoft-com:office:office" xmlns:r="http://schemas.openxmlformats.org/officeDocument/2006/relationships" xmlns:m="http://schemas.openxmlformats.org/officeDocument/2006/math" xmlns:v="urn:schemas-microsoft-com:vml" xmlns:wp14="http://schemas.microsoft.com/office/word/2010/wordprocessingDrawing" xmlns:wp="http://schemas.openxmlformats.org/drawingml/2006/wordprocessingDrawing" xmlns:w="http://schemas.openxmlformats.org/wordprocessingml/2006/main" xmlns:w14="http://schemas.microsoft.com/office/word/2010/wordml" xmlns:w15="http://schemas.microsoft.com/office/word/2012/wordml" xmlns:w10="urn:schemas-microsoft-com:office:word" xmlns:wpg="http://schemas.microsoft.com/office/word/2010/wordprocessingGroup" xmlns:wpi="http://schemas.microsoft.com/office/word/2010/wordprocessingInk" xmlns:wne="http://schemas.microsoft.com/office/word/2006/wordml" xmlns:wps="http://schemas.microsoft.com/office/word/2010/wordprocessingShape" xmlns:wpsCustomData="http://www.wps.cn/officeDocument/2013/wpsCustomData" mc:Ignorable="w14 w15 wp14">
-  <w:footnote w:type="separator" w:id="0">
-    <w:p>
-      <w:pPr>
-        <w:spacing w:line="240" w:lineRule="auto"/>
-      </w:pPr>
-      <w:r>
-        <w:separator/>
-      </w:r>
-    </w:p>
-  </w:footnote>
-  <w:footnote w:type="continuationSeparator" w:id="1">
-    <w:p>
-      <w:pPr>
-        <w:spacing w:line="240" w:lineRule="auto"/>
-      </w:pPr>
-      <w:r>
-        <w:continuationSeparator/>
-      </w:r>
-    </w:p>
-  </w:footnote>
-</w:footnotes>
-</file>
-
 <file path=word/header1.xml><?xml version="1.0" encoding="utf-8"?>
-<w:hdr xmlns:wpc="http://schemas.microsoft.com/office/word/2010/wordprocessingCanvas" xmlns:mc="http://schemas.openxmlformats.org/markup-compatibility/2006" xmlns:o="urn:schemas-microsoft-com:office:office" xmlns:r="http://schemas.openxmlformats.org/officeDocument/2006/relationships" xmlns:m="http://schemas.openxmlformats.org/officeDocument/2006/math" xmlns:v="urn:schemas-microsoft-com:vml" xmlns:wp14="http://schemas.microsoft.com/office/word/2010/wordprocessingDrawing" xmlns:wp="http://schemas.openxmlformats.org/drawingml/2006/wordprocessingDrawing" xmlns:w10="urn:schemas-microsoft-com:office:word" xmlns:w="http://schemas.openxmlformats.org/wordprocessingml/2006/main" xmlns:w14="http://schemas.microsoft.com/office/word/2010/wordml" xmlns:w15="http://schemas.microsoft.com/office/word/2012/wordml" xmlns:wpg="http://schemas.microsoft.com/office/word/2010/wordprocessingGroup" xmlns:wpi="http://schemas.microsoft.com/office/word/2010/wordprocessingInk" xmlns:wne="http://schemas.microsoft.com/office/word/2006/wordml" xmlns:wps="http://schemas.microsoft.com/office/word/2010/wordprocessingShape" xmlns:wpsCustomData="http://www.wps.cn/officeDocument/2013/wpsCustomData" mc:Ignorable="w14 w15 wp14">
+<w:hdr xmlns:wpc="http://schemas.microsoft.com/office/word/2010/wordprocessingCanvas" xmlns:cx="http://schemas.microsoft.com/office/drawing/2014/chartex" xmlns:cx1="http://schemas.microsoft.com/office/drawing/2015/9/8/chartex" xmlns:cx2="http://schemas.microsoft.com/office/drawing/2015/10/21/chartex" xmlns:cx3="http://schemas.microsoft.com/office/drawing/2016/5/9/chartex" xmlns:cx4="http://schemas.microsoft.com/office/drawing/2016/5/10/chartex" xmlns:cx5="http://schemas.microsoft.com/office/drawing/2016/5/11/chartex" xmlns:mc="http://schemas.openxmlformats.org/markup-compatibility/2006" xmlns:o="urn:schemas-microsoft-com:office:office" xmlns:r="http://schemas.openxmlformats.org/officeDocument/2006/relationships" xmlns:m="http://schemas.openxmlformats.org/officeDocument/2006/math" xmlns:v="urn:schemas-microsoft-com:vml" xmlns:wp14="http://schemas.microsoft.com/office/word/2010/wordprocessingDrawing" xmlns:wp="http://schemas.openxmlformats.org/drawingml/2006/wordprocessingDrawing" xmlns:w10="urn:schemas-microsoft-com:office:word" xmlns:w="http://schemas.openxmlformats.org/wordprocessingml/2006/main" xmlns:w14="http://schemas.microsoft.com/office/word/2010/wordml" xmlns:w15="http://schemas.microsoft.com/office/word/2012/wordml" xmlns:wne="http://schemas.microsoft.com/office/word/2006/wordml" xmlns:wpg="http://schemas.microsoft.com/office/word/2010/wordprocessingGroup" xmlns:wpi="http://schemas.microsoft.com/office/word/2010/wordprocessingInk" xmlns:wps="http://schemas.microsoft.com/office/word/2010/wordprocessingShape" mc:Ignorable="w14 w15 wp14">
   <w:p>
     <w:pPr>
-      <w:pStyle w:val="12"/>
+      <w:pStyle w:val="BodyText"/>
       <w:spacing w:line="14" w:lineRule="auto"/>
       <w:rPr>
         <w:sz w:val="2"/>
@@ -2445,15 +2675,15 @@
 </file>
 
 <file path=word/numbering.xml><?xml version="1.0" encoding="utf-8"?>
-<w:numbering xmlns:wpc="http://schemas.microsoft.com/office/word/2010/wordprocessingCanvas" xmlns:mc="http://schemas.openxmlformats.org/markup-compatibility/2006" xmlns:o="urn:schemas-microsoft-com:office:office" xmlns:r="http://schemas.openxmlformats.org/officeDocument/2006/relationships" xmlns:m="http://schemas.openxmlformats.org/officeDocument/2006/math" xmlns:v="urn:schemas-microsoft-com:vml" xmlns:wp14="http://schemas.microsoft.com/office/word/2010/wordprocessingDrawing" xmlns:wp="http://schemas.openxmlformats.org/drawingml/2006/wordprocessingDrawing" xmlns:w10="urn:schemas-microsoft-com:office:word" xmlns:w="http://schemas.openxmlformats.org/wordprocessingml/2006/main" xmlns:w14="http://schemas.microsoft.com/office/word/2010/wordml" xmlns:wpg="http://schemas.microsoft.com/office/word/2010/wordprocessingGroup" xmlns:wpi="http://schemas.microsoft.com/office/word/2010/wordprocessingInk" xmlns:wne="http://schemas.microsoft.com/office/word/2006/wordml" xmlns:wps="http://schemas.microsoft.com/office/word/2010/wordprocessingShape" xmlns:wpsCustomData="http://www.wps.cn/officeDocument/2013/wpsCustomData" mc:Ignorable="w14 wp14">
+<w:numbering xmlns:wpc="http://schemas.microsoft.com/office/word/2010/wordprocessingCanvas" xmlns:cx="http://schemas.microsoft.com/office/drawing/2014/chartex" xmlns:cx1="http://schemas.microsoft.com/office/drawing/2015/9/8/chartex" xmlns:cx2="http://schemas.microsoft.com/office/drawing/2015/10/21/chartex" xmlns:cx3="http://schemas.microsoft.com/office/drawing/2016/5/9/chartex" xmlns:cx4="http://schemas.microsoft.com/office/drawing/2016/5/10/chartex" xmlns:cx5="http://schemas.microsoft.com/office/drawing/2016/5/11/chartex" xmlns:mc="http://schemas.openxmlformats.org/markup-compatibility/2006" xmlns:o="urn:schemas-microsoft-com:office:office" xmlns:r="http://schemas.openxmlformats.org/officeDocument/2006/relationships" xmlns:m="http://schemas.openxmlformats.org/officeDocument/2006/math" xmlns:v="urn:schemas-microsoft-com:vml" xmlns:wp14="http://schemas.microsoft.com/office/word/2010/wordprocessingDrawing" xmlns:wp="http://schemas.openxmlformats.org/drawingml/2006/wordprocessingDrawing" xmlns:w10="urn:schemas-microsoft-com:office:word" xmlns:w="http://schemas.openxmlformats.org/wordprocessingml/2006/main" xmlns:w14="http://schemas.microsoft.com/office/word/2010/wordml" xmlns:w15="http://schemas.microsoft.com/office/word/2012/wordml" xmlns:wne="http://schemas.microsoft.com/office/word/2006/wordml" xmlns:wpg="http://schemas.microsoft.com/office/word/2010/wordprocessingGroup" xmlns:wpi="http://schemas.microsoft.com/office/word/2010/wordprocessingInk" xmlns:wps="http://schemas.microsoft.com/office/word/2010/wordprocessingShape" mc:Ignorable="w14 w15 wp14">
   <w:abstractNum w:abstractNumId="0">
     <w:nsid w:val="ACCDE286"/>
     <w:multiLevelType w:val="multilevel"/>
     <w:tmpl w:val="ACCDE286"/>
-    <w:lvl w:ilvl="0" w:tentative="0">
+    <w:lvl w:ilvl="0">
       <w:start w:val="1"/>
       <w:numFmt w:val="chineseCounting"/>
-      <w:pStyle w:val="2"/>
+      <w:pStyle w:val="Heading1"/>
       <w:suff w:val="nothing"/>
       <w:lvlText w:val="第%1章 "/>
       <w:lvlJc w:val="left"/>
@@ -2464,10 +2694,10 @@
         <w:rFonts w:hint="eastAsia"/>
       </w:rPr>
     </w:lvl>
-    <w:lvl w:ilvl="1" w:tentative="0">
+    <w:lvl w:ilvl="1">
       <w:start w:val="1"/>
       <w:numFmt w:val="decimal"/>
-      <w:pStyle w:val="3"/>
+      <w:pStyle w:val="Heading2"/>
       <w:isLgl/>
       <w:lvlText w:val="%1.%2."/>
       <w:lvlJc w:val="left"/>
@@ -2478,10 +2708,10 @@
         <w:rFonts w:hint="eastAsia"/>
       </w:rPr>
     </w:lvl>
-    <w:lvl w:ilvl="2" w:tentative="0">
+    <w:lvl w:ilvl="2">
       <w:start w:val="1"/>
       <w:numFmt w:val="decimal"/>
-      <w:pStyle w:val="4"/>
+      <w:pStyle w:val="Heading3"/>
       <w:isLgl/>
       <w:lvlText w:val="%1.%2.%3."/>
       <w:lvlJc w:val="left"/>
@@ -2492,7 +2722,7 @@
         <w:rFonts w:hint="eastAsia"/>
       </w:rPr>
     </w:lvl>
-    <w:lvl w:ilvl="3" w:tentative="0">
+    <w:lvl w:ilvl="3">
       <w:start w:val="1"/>
       <w:numFmt w:val="decimal"/>
       <w:isLgl/>
@@ -2505,7 +2735,7 @@
         <w:rFonts w:hint="eastAsia"/>
       </w:rPr>
     </w:lvl>
-    <w:lvl w:ilvl="4" w:tentative="0">
+    <w:lvl w:ilvl="4">
       <w:start w:val="1"/>
       <w:numFmt w:val="decimal"/>
       <w:isLgl/>
@@ -2518,7 +2748,7 @@
         <w:rFonts w:hint="eastAsia"/>
       </w:rPr>
     </w:lvl>
-    <w:lvl w:ilvl="5" w:tentative="0">
+    <w:lvl w:ilvl="5">
       <w:start w:val="1"/>
       <w:numFmt w:val="decimal"/>
       <w:isLgl/>
@@ -2531,7 +2761,7 @@
         <w:rFonts w:hint="eastAsia"/>
       </w:rPr>
     </w:lvl>
-    <w:lvl w:ilvl="6" w:tentative="0">
+    <w:lvl w:ilvl="6">
       <w:start w:val="1"/>
       <w:numFmt w:val="decimal"/>
       <w:isLgl/>
@@ -2544,7 +2774,7 @@
         <w:rFonts w:hint="eastAsia"/>
       </w:rPr>
     </w:lvl>
-    <w:lvl w:ilvl="7" w:tentative="0">
+    <w:lvl w:ilvl="7">
       <w:start w:val="1"/>
       <w:numFmt w:val="decimal"/>
       <w:isLgl/>
@@ -2557,7 +2787,7 @@
         <w:rFonts w:hint="eastAsia"/>
       </w:rPr>
     </w:lvl>
-    <w:lvl w:ilvl="8" w:tentative="0">
+    <w:lvl w:ilvl="8">
       <w:start w:val="1"/>
       <w:numFmt w:val="decimal"/>
       <w:isLgl/>
@@ -2575,7 +2805,7 @@
     <w:nsid w:val="44B1F6AF"/>
     <w:multiLevelType w:val="multilevel"/>
     <w:tmpl w:val="44B1F6AF"/>
-    <w:lvl w:ilvl="0" w:tentative="0">
+    <w:lvl w:ilvl="0">
       <w:start w:val="1"/>
       <w:numFmt w:val="chineseCounting"/>
       <w:lvlText w:val="第%1章"/>
@@ -2587,7 +2817,7 @@
         <w:rFonts w:hint="eastAsia"/>
       </w:rPr>
     </w:lvl>
-    <w:lvl w:ilvl="1" w:tentative="0">
+    <w:lvl w:ilvl="1">
       <w:start w:val="1"/>
       <w:numFmt w:val="decimal"/>
       <w:lvlText w:val="%1.%2."/>
@@ -2599,7 +2829,7 @@
         <w:rFonts w:hint="eastAsia"/>
       </w:rPr>
     </w:lvl>
-    <w:lvl w:ilvl="2" w:tentative="0">
+    <w:lvl w:ilvl="2">
       <w:start w:val="1"/>
       <w:numFmt w:val="decimal"/>
       <w:lvlText w:val="%1.%2.%3."/>
@@ -2611,10 +2841,10 @@
         <w:rFonts w:hint="eastAsia"/>
       </w:rPr>
     </w:lvl>
-    <w:lvl w:ilvl="3" w:tentative="0">
+    <w:lvl w:ilvl="3">
       <w:start w:val="1"/>
       <w:numFmt w:val="decimal"/>
-      <w:pStyle w:val="5"/>
+      <w:pStyle w:val="Heading4"/>
       <w:lvlText w:val="%1.%2.%3.%4."/>
       <w:lvlJc w:val="left"/>
       <w:pPr>
@@ -2624,10 +2854,10 @@
         <w:rFonts w:hint="eastAsia"/>
       </w:rPr>
     </w:lvl>
-    <w:lvl w:ilvl="4" w:tentative="0">
+    <w:lvl w:ilvl="4">
       <w:start w:val="1"/>
       <w:numFmt w:val="decimal"/>
-      <w:pStyle w:val="6"/>
+      <w:pStyle w:val="Heading5"/>
       <w:lvlText w:val="%1.%2.%3.%4.%5."/>
       <w:lvlJc w:val="left"/>
       <w:pPr>
@@ -2637,10 +2867,10 @@
         <w:rFonts w:hint="eastAsia"/>
       </w:rPr>
     </w:lvl>
-    <w:lvl w:ilvl="5" w:tentative="0">
+    <w:lvl w:ilvl="5">
       <w:start w:val="1"/>
       <w:numFmt w:val="decimal"/>
-      <w:pStyle w:val="7"/>
+      <w:pStyle w:val="Heading6"/>
       <w:lvlText w:val="%1.%2.%3.%4.%5.%6."/>
       <w:lvlJc w:val="left"/>
       <w:pPr>
@@ -2650,10 +2880,10 @@
         <w:rFonts w:hint="eastAsia"/>
       </w:rPr>
     </w:lvl>
-    <w:lvl w:ilvl="6" w:tentative="0">
+    <w:lvl w:ilvl="6">
       <w:start w:val="1"/>
       <w:numFmt w:val="decimal"/>
-      <w:pStyle w:val="8"/>
+      <w:pStyle w:val="Heading7"/>
       <w:lvlText w:val="%1.%2.%3.%4.%5.%6.%7."/>
       <w:lvlJc w:val="left"/>
       <w:pPr>
@@ -2663,10 +2893,10 @@
         <w:rFonts w:hint="eastAsia"/>
       </w:rPr>
     </w:lvl>
-    <w:lvl w:ilvl="7" w:tentative="0">
+    <w:lvl w:ilvl="7">
       <w:start w:val="1"/>
       <w:numFmt w:val="decimal"/>
-      <w:pStyle w:val="9"/>
+      <w:pStyle w:val="Heading8"/>
       <w:lvlText w:val="%1.%2.%3.%4.%5.%6.%7.%8."/>
       <w:lvlJc w:val="left"/>
       <w:pPr>
@@ -2676,10 +2906,10 @@
         <w:rFonts w:hint="eastAsia"/>
       </w:rPr>
     </w:lvl>
-    <w:lvl w:ilvl="8" w:tentative="0">
+    <w:lvl w:ilvl="8">
       <w:start w:val="1"/>
       <w:numFmt w:val="decimal"/>
-      <w:pStyle w:val="10"/>
+      <w:pStyle w:val="Heading9"/>
       <w:lvlText w:val="%1.%2.%3.%4.%5.%6.%7.%8.%9."/>
       <w:lvlJc w:val="left"/>
       <w:pPr>
@@ -2694,22 +2924,22 @@
     <w:nsid w:val="79784052"/>
     <w:multiLevelType w:val="multilevel"/>
     <w:tmpl w:val="79784052"/>
-    <w:lvl w:ilvl="0" w:tentative="0">
+    <w:lvl w:ilvl="0">
       <w:start w:val="1"/>
       <w:numFmt w:val="upperLetter"/>
-      <w:pStyle w:val="21"/>
+      <w:pStyle w:val="a"/>
       <w:lvlText w:val="附录%1"/>
       <w:lvlJc w:val="left"/>
       <w:pPr>
         <w:ind w:left="425" w:hanging="425"/>
       </w:pPr>
       <w:rPr>
-        <w:rFonts w:hint="eastAsia" w:eastAsia="华文中宋"/>
+        <w:rFonts w:eastAsia="华文中宋" w:hint="eastAsia"/>
         <w:b/>
         <w:sz w:val="36"/>
       </w:rPr>
     </w:lvl>
-    <w:lvl w:ilvl="1" w:tentative="0">
+    <w:lvl w:ilvl="1">
       <w:start w:val="1"/>
       <w:numFmt w:val="decimal"/>
       <w:lvlText w:val="%1.%2"/>
@@ -2721,7 +2951,7 @@
         <w:rFonts w:hint="eastAsia"/>
       </w:rPr>
     </w:lvl>
-    <w:lvl w:ilvl="2" w:tentative="0">
+    <w:lvl w:ilvl="2">
       <w:start w:val="1"/>
       <w:numFmt w:val="decimal"/>
       <w:lvlText w:val="%1.%2.%3"/>
@@ -2733,7 +2963,7 @@
         <w:rFonts w:hint="eastAsia"/>
       </w:rPr>
     </w:lvl>
-    <w:lvl w:ilvl="3" w:tentative="0">
+    <w:lvl w:ilvl="3">
       <w:start w:val="1"/>
       <w:numFmt w:val="decimal"/>
       <w:lvlText w:val="%1.%2.%3.%4"/>
@@ -2745,7 +2975,7 @@
         <w:rFonts w:hint="eastAsia"/>
       </w:rPr>
     </w:lvl>
-    <w:lvl w:ilvl="4" w:tentative="0">
+    <w:lvl w:ilvl="4">
       <w:start w:val="1"/>
       <w:numFmt w:val="decimal"/>
       <w:lvlText w:val="%1.%2.%3.%4.%5"/>
@@ -2757,7 +2987,7 @@
         <w:rFonts w:hint="eastAsia"/>
       </w:rPr>
     </w:lvl>
-    <w:lvl w:ilvl="5" w:tentative="0">
+    <w:lvl w:ilvl="5">
       <w:start w:val="1"/>
       <w:numFmt w:val="decimal"/>
       <w:lvlText w:val="%1.%2.%3.%4.%5.%6"/>
@@ -2769,7 +2999,7 @@
         <w:rFonts w:hint="eastAsia"/>
       </w:rPr>
     </w:lvl>
-    <w:lvl w:ilvl="6" w:tentative="0">
+    <w:lvl w:ilvl="6">
       <w:start w:val="1"/>
       <w:numFmt w:val="decimal"/>
       <w:lvlText w:val="%1.%2.%3.%4.%5.%6.%7"/>
@@ -2781,7 +3011,7 @@
         <w:rFonts w:hint="eastAsia"/>
       </w:rPr>
     </w:lvl>
-    <w:lvl w:ilvl="7" w:tentative="0">
+    <w:lvl w:ilvl="7">
       <w:start w:val="1"/>
       <w:numFmt w:val="decimal"/>
       <w:lvlText w:val="%1.%2.%3.%4.%5.%6.%7.%8"/>
@@ -2793,7 +3023,7 @@
         <w:rFonts w:hint="eastAsia"/>
       </w:rPr>
     </w:lvl>
-    <w:lvl w:ilvl="8" w:tentative="0">
+    <w:lvl w:ilvl="8">
       <w:start w:val="1"/>
       <w:numFmt w:val="decimal"/>
       <w:lvlText w:val="%1.%2.%3.%4.%5.%6.%7.%8.%9"/>
@@ -2819,279 +3049,279 @@
 </file>
 
 <file path=word/people.xml><?xml version="1.0" encoding="utf-8"?>
-<w15:people xmlns:wpc="http://schemas.microsoft.com/office/word/2010/wordprocessingCanvas" xmlns:mc="http://schemas.openxmlformats.org/markup-compatibility/2006" xmlns:o="urn:schemas-microsoft-com:office:office" xmlns:r="http://schemas.openxmlformats.org/officeDocument/2006/relationships" xmlns:m="http://schemas.openxmlformats.org/officeDocument/2006/math" xmlns:v="urn:schemas-microsoft-com:vml" xmlns:wp14="http://schemas.microsoft.com/office/word/2010/wordprocessingDrawing" xmlns:wp="http://schemas.openxmlformats.org/drawingml/2006/wordprocessingDrawing" xmlns:w="http://schemas.openxmlformats.org/wordprocessingml/2006/main" xmlns:w14="http://schemas.microsoft.com/office/word/2010/wordml" xmlns:w15="http://schemas.microsoft.com/office/word/2012/wordml" xmlns:w10="urn:schemas-microsoft-com:office:word" xmlns:wpg="http://schemas.microsoft.com/office/word/2010/wordprocessingGroup" xmlns:wpi="http://schemas.microsoft.com/office/word/2010/wordprocessingInk" xmlns:wne="http://schemas.microsoft.com/office/word/2006/wordml" xmlns:wps="http://schemas.microsoft.com/office/word/2010/wordprocessingShape" xmlns:wpsCustomData="http://www.wps.cn/officeDocument/2013/wpsCustomData" mc:Ignorable="w14 w15 wp14">
+<w15:people xmlns:wpc="http://schemas.microsoft.com/office/word/2010/wordprocessingCanvas" xmlns:cx="http://schemas.microsoft.com/office/drawing/2014/chartex" xmlns:cx1="http://schemas.microsoft.com/office/drawing/2015/9/8/chartex" xmlns:cx2="http://schemas.microsoft.com/office/drawing/2015/10/21/chartex" xmlns:cx3="http://schemas.microsoft.com/office/drawing/2016/5/9/chartex" xmlns:cx4="http://schemas.microsoft.com/office/drawing/2016/5/10/chartex" xmlns:cx5="http://schemas.microsoft.com/office/drawing/2016/5/11/chartex" xmlns:mc="http://schemas.openxmlformats.org/markup-compatibility/2006" xmlns:o="urn:schemas-microsoft-com:office:office" xmlns:r="http://schemas.openxmlformats.org/officeDocument/2006/relationships" xmlns:m="http://schemas.openxmlformats.org/officeDocument/2006/math" xmlns:v="urn:schemas-microsoft-com:vml" xmlns:wp14="http://schemas.microsoft.com/office/word/2010/wordprocessingDrawing" xmlns:wp="http://schemas.openxmlformats.org/drawingml/2006/wordprocessingDrawing" xmlns:w10="urn:schemas-microsoft-com:office:word" xmlns:w="http://schemas.openxmlformats.org/wordprocessingml/2006/main" xmlns:w14="http://schemas.microsoft.com/office/word/2010/wordml" xmlns:w15="http://schemas.microsoft.com/office/word/2012/wordml" xmlns:wne="http://schemas.microsoft.com/office/word/2006/wordml" xmlns:wpg="http://schemas.microsoft.com/office/word/2010/wordprocessingGroup" xmlns:wpi="http://schemas.microsoft.com/office/word/2010/wordprocessingInk" xmlns:wps="http://schemas.microsoft.com/office/word/2010/wordprocessingShape" mc:Ignorable="w14 w15 wp14">
   <w15:person w15:author="Monee">
-    <w15:presenceInfo w15:providerId="WPS Office" w15:userId="3101677593"/>
+    <w15:presenceInfo w15:providerId="None" w15:userId="Monee"/>
   </w15:person>
 </w15:people>
 </file>
 
 <file path=word/styles.xml><?xml version="1.0" encoding="utf-8"?>
-<w:styles xmlns:mc="http://schemas.openxmlformats.org/markup-compatibility/2006" xmlns:o="urn:schemas-microsoft-com:office:office" xmlns:r="http://schemas.openxmlformats.org/officeDocument/2006/relationships" xmlns:m="http://schemas.openxmlformats.org/officeDocument/2006/math" xmlns:v="urn:schemas-microsoft-com:vml" xmlns:w="http://schemas.openxmlformats.org/wordprocessingml/2006/main" xmlns:w14="http://schemas.microsoft.com/office/word/2010/wordml" xmlns:w10="urn:schemas-microsoft-com:office:word" xmlns:sl="http://schemas.openxmlformats.org/schemaLibrary/2006/main" xmlns:wpsCustomData="http://www.wps.cn/officeDocument/2013/wpsCustomData" mc:Ignorable="w14">
+<w:styles xmlns:mc="http://schemas.openxmlformats.org/markup-compatibility/2006" xmlns:r="http://schemas.openxmlformats.org/officeDocument/2006/relationships" xmlns:w="http://schemas.openxmlformats.org/wordprocessingml/2006/main" xmlns:w14="http://schemas.microsoft.com/office/word/2010/wordml" xmlns:w15="http://schemas.microsoft.com/office/word/2012/wordml" mc:Ignorable="w14 w15">
   <w:docDefaults>
     <w:rPrDefault>
       <w:rPr>
-        <w:rFonts w:ascii="Times New Roman" w:hAnsi="Times New Roman" w:eastAsia="宋体" w:cs="Times New Roman"/>
+        <w:rFonts w:ascii="Times New Roman" w:eastAsia="宋体" w:hAnsi="Times New Roman" w:cs="Times New Roman"/>
+        <w:lang w:val="en-US" w:eastAsia="en-US" w:bidi="ar-SA"/>
       </w:rPr>
     </w:rPrDefault>
     <w:pPrDefault/>
   </w:docDefaults>
-  <w:latentStyles w:count="260" w:defQFormat="0" w:defUnhideWhenUsed="1" w:defSemiHidden="1" w:defUIPriority="99" w:defLockedState="0">
-    <w:lsdException w:qFormat="1" w:unhideWhenUsed="0" w:uiPriority="0" w:name="Normal"/>
-    <w:lsdException w:qFormat="1" w:unhideWhenUsed="0" w:uiPriority="0" w:semiHidden="0" w:name="heading 1"/>
-    <w:lsdException w:qFormat="1" w:uiPriority="0" w:semiHidden="0" w:name="heading 2"/>
-    <w:lsdException w:qFormat="1" w:uiPriority="0" w:semiHidden="0" w:name="heading 3"/>
-    <w:lsdException w:qFormat="1" w:uiPriority="0" w:name="heading 4"/>
-    <w:lsdException w:qFormat="1" w:uiPriority="0" w:name="heading 5"/>
-    <w:lsdException w:qFormat="1" w:uiPriority="0" w:name="heading 6"/>
-    <w:lsdException w:qFormat="1" w:uiPriority="0" w:name="heading 7"/>
-    <w:lsdException w:qFormat="1" w:uiPriority="0" w:name="heading 8"/>
-    <w:lsdException w:qFormat="1" w:uiPriority="0" w:name="heading 9"/>
-    <w:lsdException w:unhideWhenUsed="0" w:uiPriority="0" w:semiHidden="0" w:name="index 1"/>
-    <w:lsdException w:unhideWhenUsed="0" w:uiPriority="0" w:semiHidden="0" w:name="index 2"/>
-    <w:lsdException w:unhideWhenUsed="0" w:uiPriority="0" w:semiHidden="0" w:name="index 3"/>
-    <w:lsdException w:unhideWhenUsed="0" w:uiPriority="0" w:semiHidden="0" w:name="index 4"/>
-    <w:lsdException w:unhideWhenUsed="0" w:uiPriority="0" w:semiHidden="0" w:name="index 5"/>
-    <w:lsdException w:unhideWhenUsed="0" w:uiPriority="0" w:semiHidden="0" w:name="index 6"/>
-    <w:lsdException w:unhideWhenUsed="0" w:uiPriority="0" w:semiHidden="0" w:name="index 7"/>
-    <w:lsdException w:unhideWhenUsed="0" w:uiPriority="0" w:semiHidden="0" w:name="index 8"/>
-    <w:lsdException w:unhideWhenUsed="0" w:uiPriority="0" w:semiHidden="0" w:name="index 9"/>
-    <w:lsdException w:unhideWhenUsed="0" w:uiPriority="0" w:semiHidden="0" w:name="toc 1"/>
-    <w:lsdException w:unhideWhenUsed="0" w:uiPriority="0" w:semiHidden="0" w:name="toc 2"/>
-    <w:lsdException w:unhideWhenUsed="0" w:uiPriority="0" w:semiHidden="0" w:name="toc 3"/>
-    <w:lsdException w:unhideWhenUsed="0" w:uiPriority="0" w:semiHidden="0" w:name="toc 4"/>
-    <w:lsdException w:unhideWhenUsed="0" w:uiPriority="0" w:semiHidden="0" w:name="toc 5"/>
-    <w:lsdException w:unhideWhenUsed="0" w:uiPriority="0" w:semiHidden="0" w:name="toc 6"/>
-    <w:lsdException w:unhideWhenUsed="0" w:uiPriority="0" w:semiHidden="0" w:name="toc 7"/>
-    <w:lsdException w:unhideWhenUsed="0" w:uiPriority="0" w:semiHidden="0" w:name="toc 8"/>
-    <w:lsdException w:unhideWhenUsed="0" w:uiPriority="0" w:semiHidden="0" w:name="toc 9"/>
-    <w:lsdException w:unhideWhenUsed="0" w:uiPriority="0" w:semiHidden="0" w:name="Normal Indent"/>
-    <w:lsdException w:unhideWhenUsed="0" w:uiPriority="0" w:semiHidden="0" w:name="footnote text"/>
-    <w:lsdException w:qFormat="1" w:unhideWhenUsed="0" w:uiPriority="0" w:semiHidden="0" w:name="annotation text"/>
-    <w:lsdException w:qFormat="1" w:unhideWhenUsed="0" w:uiPriority="0" w:semiHidden="0" w:name="header"/>
-    <w:lsdException w:qFormat="1" w:unhideWhenUsed="0" w:uiPriority="0" w:semiHidden="0" w:name="footer"/>
-    <w:lsdException w:unhideWhenUsed="0" w:uiPriority="0" w:semiHidden="0" w:name="index heading"/>
-    <w:lsdException w:qFormat="1" w:uiPriority="0" w:name="caption"/>
-    <w:lsdException w:unhideWhenUsed="0" w:uiPriority="0" w:semiHidden="0" w:name="table of figures"/>
-    <w:lsdException w:unhideWhenUsed="0" w:uiPriority="0" w:semiHidden="0" w:name="envelope address"/>
-    <w:lsdException w:unhideWhenUsed="0" w:uiPriority="0" w:semiHidden="0" w:name="envelope return"/>
-    <w:lsdException w:unhideWhenUsed="0" w:uiPriority="0" w:semiHidden="0" w:name="footnote reference"/>
-    <w:lsdException w:unhideWhenUsed="0" w:uiPriority="0" w:semiHidden="0" w:name="annotation reference"/>
-    <w:lsdException w:unhideWhenUsed="0" w:uiPriority="0" w:semiHidden="0" w:name="line number"/>
-    <w:lsdException w:unhideWhenUsed="0" w:uiPriority="0" w:semiHidden="0" w:name="page number"/>
-    <w:lsdException w:unhideWhenUsed="0" w:uiPriority="0" w:semiHidden="0" w:name="endnote reference"/>
-    <w:lsdException w:unhideWhenUsed="0" w:uiPriority="0" w:semiHidden="0" w:name="endnote text"/>
-    <w:lsdException w:unhideWhenUsed="0" w:uiPriority="0" w:semiHidden="0" w:name="table of authorities"/>
-    <w:lsdException w:unhideWhenUsed="0" w:uiPriority="0" w:semiHidden="0" w:name="macro"/>
-    <w:lsdException w:unhideWhenUsed="0" w:uiPriority="0" w:semiHidden="0" w:name="toa heading"/>
-    <w:lsdException w:unhideWhenUsed="0" w:uiPriority="0" w:semiHidden="0" w:name="List"/>
-    <w:lsdException w:unhideWhenUsed="0" w:uiPriority="0" w:semiHidden="0" w:name="List Bullet"/>
-    <w:lsdException w:unhideWhenUsed="0" w:uiPriority="0" w:semiHidden="0" w:name="List Number"/>
-    <w:lsdException w:unhideWhenUsed="0" w:uiPriority="0" w:semiHidden="0" w:name="List 2"/>
-    <w:lsdException w:unhideWhenUsed="0" w:uiPriority="0" w:semiHidden="0" w:name="List 3"/>
-    <w:lsdException w:unhideWhenUsed="0" w:uiPriority="0" w:semiHidden="0" w:name="List 4"/>
-    <w:lsdException w:unhideWhenUsed="0" w:uiPriority="0" w:semiHidden="0" w:name="List 5"/>
-    <w:lsdException w:unhideWhenUsed="0" w:uiPriority="0" w:semiHidden="0" w:name="List Bullet 2"/>
-    <w:lsdException w:unhideWhenUsed="0" w:uiPriority="0" w:semiHidden="0" w:name="List Bullet 3"/>
-    <w:lsdException w:unhideWhenUsed="0" w:uiPriority="0" w:semiHidden="0" w:name="List Bullet 4"/>
-    <w:lsdException w:unhideWhenUsed="0" w:uiPriority="0" w:semiHidden="0" w:name="List Bullet 5"/>
-    <w:lsdException w:unhideWhenUsed="0" w:uiPriority="0" w:semiHidden="0" w:name="List Number 2"/>
-    <w:lsdException w:unhideWhenUsed="0" w:uiPriority="0" w:semiHidden="0" w:name="List Number 3"/>
-    <w:lsdException w:unhideWhenUsed="0" w:uiPriority="0" w:semiHidden="0" w:name="List Number 4"/>
-    <w:lsdException w:unhideWhenUsed="0" w:uiPriority="0" w:semiHidden="0" w:name="List Number 5"/>
-    <w:lsdException w:qFormat="1" w:unhideWhenUsed="0" w:uiPriority="0" w:semiHidden="0" w:name="Title"/>
-    <w:lsdException w:unhideWhenUsed="0" w:uiPriority="0" w:semiHidden="0" w:name="Closing"/>
-    <w:lsdException w:unhideWhenUsed="0" w:uiPriority="0" w:semiHidden="0" w:name="Signature"/>
-    <w:lsdException w:qFormat="1" w:unhideWhenUsed="0" w:uiPriority="0" w:name="Default Paragraph Font"/>
-    <w:lsdException w:qFormat="1" w:unhideWhenUsed="0" w:uiPriority="0" w:name="Body Text"/>
-    <w:lsdException w:unhideWhenUsed="0" w:uiPriority="0" w:semiHidden="0" w:name="Body Text Indent"/>
-    <w:lsdException w:unhideWhenUsed="0" w:uiPriority="0" w:semiHidden="0" w:name="List Continue"/>
-    <w:lsdException w:unhideWhenUsed="0" w:uiPriority="0" w:semiHidden="0" w:name="List Continue 2"/>
-    <w:lsdException w:unhideWhenUsed="0" w:uiPriority="0" w:semiHidden="0" w:name="List Continue 3"/>
-    <w:lsdException w:unhideWhenUsed="0" w:uiPriority="0" w:semiHidden="0" w:name="List Continue 4"/>
-    <w:lsdException w:unhideWhenUsed="0" w:uiPriority="0" w:semiHidden="0" w:name="List Continue 5"/>
-    <w:lsdException w:unhideWhenUsed="0" w:uiPriority="0" w:semiHidden="0" w:name="Message Header"/>
-    <w:lsdException w:qFormat="1" w:unhideWhenUsed="0" w:uiPriority="0" w:semiHidden="0" w:name="Subtitle"/>
-    <w:lsdException w:unhideWhenUsed="0" w:uiPriority="0" w:semiHidden="0" w:name="Salutation"/>
-    <w:lsdException w:unhideWhenUsed="0" w:uiPriority="0" w:semiHidden="0" w:name="Date"/>
-    <w:lsdException w:unhideWhenUsed="0" w:uiPriority="0" w:semiHidden="0" w:name="Body Text First Indent"/>
-    <w:lsdException w:unhideWhenUsed="0" w:uiPriority="0" w:semiHidden="0" w:name="Body Text First Indent 2"/>
-    <w:lsdException w:unhideWhenUsed="0" w:uiPriority="0" w:semiHidden="0" w:name="Note Heading"/>
-    <w:lsdException w:unhideWhenUsed="0" w:uiPriority="0" w:semiHidden="0" w:name="Body Text 2"/>
-    <w:lsdException w:unhideWhenUsed="0" w:uiPriority="0" w:semiHidden="0" w:name="Body Text 3"/>
-    <w:lsdException w:unhideWhenUsed="0" w:uiPriority="0" w:semiHidden="0" w:name="Body Text Indent 2"/>
-    <w:lsdException w:unhideWhenUsed="0" w:uiPriority="0" w:semiHidden="0" w:name="Body Text Indent 3"/>
-    <w:lsdException w:unhideWhenUsed="0" w:uiPriority="0" w:semiHidden="0" w:name="Block Text"/>
-    <w:lsdException w:unhideWhenUsed="0" w:uiPriority="0" w:semiHidden="0" w:name="Hyperlink"/>
-    <w:lsdException w:unhideWhenUsed="0" w:uiPriority="0" w:semiHidden="0" w:name="FollowedHyperlink"/>
-    <w:lsdException w:qFormat="1" w:unhideWhenUsed="0" w:uiPriority="0" w:semiHidden="0" w:name="Strong"/>
-    <w:lsdException w:qFormat="1" w:unhideWhenUsed="0" w:uiPriority="0" w:semiHidden="0" w:name="Emphasis"/>
-    <w:lsdException w:unhideWhenUsed="0" w:uiPriority="0" w:semiHidden="0" w:name="Document Map"/>
-    <w:lsdException w:unhideWhenUsed="0" w:uiPriority="0" w:semiHidden="0" w:name="Plain Text"/>
-    <w:lsdException w:unhideWhenUsed="0" w:uiPriority="0" w:semiHidden="0" w:name="E-mail Signature"/>
-    <w:lsdException w:qFormat="1" w:unhideWhenUsed="0" w:uiPriority="0" w:semiHidden="0" w:name="Normal (Web)"/>
-    <w:lsdException w:unhideWhenUsed="0" w:uiPriority="0" w:semiHidden="0" w:name="HTML Acronym"/>
-    <w:lsdException w:unhideWhenUsed="0" w:uiPriority="0" w:semiHidden="0" w:name="HTML Address"/>
-    <w:lsdException w:unhideWhenUsed="0" w:uiPriority="0" w:semiHidden="0" w:name="HTML Cite"/>
-    <w:lsdException w:unhideWhenUsed="0" w:uiPriority="0" w:semiHidden="0" w:name="HTML Code"/>
-    <w:lsdException w:unhideWhenUsed="0" w:uiPriority="0" w:semiHidden="0" w:name="HTML Definition"/>
-    <w:lsdException w:unhideWhenUsed="0" w:uiPriority="0" w:semiHidden="0" w:name="HTML Keyboard"/>
-    <w:lsdException w:unhideWhenUsed="0" w:uiPriority="0" w:semiHidden="0" w:name="HTML Preformatted"/>
-    <w:lsdException w:unhideWhenUsed="0" w:uiPriority="0" w:semiHidden="0" w:name="HTML Sample"/>
-    <w:lsdException w:unhideWhenUsed="0" w:uiPriority="0" w:semiHidden="0" w:name="HTML Typewriter"/>
-    <w:lsdException w:unhideWhenUsed="0" w:uiPriority="0" w:semiHidden="0" w:name="HTML Variable"/>
-    <w:lsdException w:qFormat="1" w:unhideWhenUsed="0" w:uiPriority="0" w:name="Normal Table"/>
-    <w:lsdException w:unhideWhenUsed="0" w:uiPriority="0" w:semiHidden="0" w:name="annotation subject"/>
-    <w:lsdException w:unhideWhenUsed="0" w:uiPriority="0" w:semiHidden="0" w:name="Table Simple 1"/>
-    <w:lsdException w:unhideWhenUsed="0" w:uiPriority="0" w:semiHidden="0" w:name="Table Simple 2"/>
-    <w:lsdException w:unhideWhenUsed="0" w:uiPriority="0" w:semiHidden="0" w:name="Table Simple 3"/>
-    <w:lsdException w:unhideWhenUsed="0" w:uiPriority="0" w:semiHidden="0" w:name="Table Classic 1"/>
-    <w:lsdException w:unhideWhenUsed="0" w:uiPriority="0" w:semiHidden="0" w:name="Table Classic 2"/>
-    <w:lsdException w:unhideWhenUsed="0" w:uiPriority="0" w:semiHidden="0" w:name="Table Classic 3"/>
-    <w:lsdException w:unhideWhenUsed="0" w:uiPriority="0" w:semiHidden="0" w:name="Table Classic 4"/>
-    <w:lsdException w:unhideWhenUsed="0" w:uiPriority="0" w:semiHidden="0" w:name="Table Colorful 1"/>
-    <w:lsdException w:unhideWhenUsed="0" w:uiPriority="0" w:semiHidden="0" w:name="Table Colorful 2"/>
-    <w:lsdException w:unhideWhenUsed="0" w:uiPriority="0" w:semiHidden="0" w:name="Table Colorful 3"/>
-    <w:lsdException w:unhideWhenUsed="0" w:uiPriority="0" w:semiHidden="0" w:name="Table Columns 1"/>
-    <w:lsdException w:unhideWhenUsed="0" w:uiPriority="0" w:semiHidden="0" w:name="Table Columns 2"/>
-    <w:lsdException w:unhideWhenUsed="0" w:uiPriority="0" w:semiHidden="0" w:name="Table Columns 3"/>
-    <w:lsdException w:unhideWhenUsed="0" w:uiPriority="0" w:semiHidden="0" w:name="Table Columns 4"/>
-    <w:lsdException w:unhideWhenUsed="0" w:uiPriority="0" w:semiHidden="0" w:name="Table Columns 5"/>
-    <w:lsdException w:unhideWhenUsed="0" w:uiPriority="0" w:semiHidden="0" w:name="Table Grid 1"/>
-    <w:lsdException w:unhideWhenUsed="0" w:uiPriority="0" w:semiHidden="0" w:name="Table Grid 2"/>
-    <w:lsdException w:unhideWhenUsed="0" w:uiPriority="0" w:semiHidden="0" w:name="Table Grid 3"/>
-    <w:lsdException w:unhideWhenUsed="0" w:uiPriority="0" w:semiHidden="0" w:name="Table Grid 4"/>
-    <w:lsdException w:unhideWhenUsed="0" w:uiPriority="0" w:semiHidden="0" w:name="Table Grid 5"/>
-    <w:lsdException w:unhideWhenUsed="0" w:uiPriority="0" w:semiHidden="0" w:name="Table Grid 6"/>
-    <w:lsdException w:unhideWhenUsed="0" w:uiPriority="0" w:semiHidden="0" w:name="Table Grid 7"/>
-    <w:lsdException w:unhideWhenUsed="0" w:uiPriority="0" w:semiHidden="0" w:name="Table Grid 8"/>
-    <w:lsdException w:unhideWhenUsed="0" w:uiPriority="0" w:semiHidden="0" w:name="Table List 1"/>
-    <w:lsdException w:unhideWhenUsed="0" w:uiPriority="0" w:semiHidden="0" w:name="Table List 2"/>
-    <w:lsdException w:unhideWhenUsed="0" w:uiPriority="0" w:semiHidden="0" w:name="Table List 3"/>
-    <w:lsdException w:unhideWhenUsed="0" w:uiPriority="0" w:semiHidden="0" w:name="Table List 4"/>
-    <w:lsdException w:unhideWhenUsed="0" w:uiPriority="0" w:semiHidden="0" w:name="Table List 5"/>
-    <w:lsdException w:unhideWhenUsed="0" w:uiPriority="0" w:semiHidden="0" w:name="Table List 6"/>
-    <w:lsdException w:unhideWhenUsed="0" w:uiPriority="0" w:semiHidden="0" w:name="Table List 7"/>
-    <w:lsdException w:unhideWhenUsed="0" w:uiPriority="0" w:semiHidden="0" w:name="Table List 8"/>
-    <w:lsdException w:unhideWhenUsed="0" w:uiPriority="0" w:semiHidden="0" w:name="Table 3D effects 1"/>
-    <w:lsdException w:unhideWhenUsed="0" w:uiPriority="0" w:semiHidden="0" w:name="Table 3D effects 2"/>
-    <w:lsdException w:unhideWhenUsed="0" w:uiPriority="0" w:semiHidden="0" w:name="Table 3D effects 3"/>
-    <w:lsdException w:unhideWhenUsed="0" w:uiPriority="0" w:semiHidden="0" w:name="Table Contemporary"/>
-    <w:lsdException w:unhideWhenUsed="0" w:uiPriority="0" w:semiHidden="0" w:name="Table Elegant"/>
-    <w:lsdException w:unhideWhenUsed="0" w:uiPriority="0" w:semiHidden="0" w:name="Table Professional"/>
-    <w:lsdException w:unhideWhenUsed="0" w:uiPriority="0" w:semiHidden="0" w:name="Table Subtle 1"/>
-    <w:lsdException w:unhideWhenUsed="0" w:uiPriority="0" w:semiHidden="0" w:name="Table Subtle 2"/>
-    <w:lsdException w:unhideWhenUsed="0" w:uiPriority="0" w:semiHidden="0" w:name="Table Web 1"/>
-    <w:lsdException w:unhideWhenUsed="0" w:uiPriority="0" w:semiHidden="0" w:name="Table Web 2"/>
-    <w:lsdException w:unhideWhenUsed="0" w:uiPriority="0" w:semiHidden="0" w:name="Table Web 3"/>
-    <w:lsdException w:unhideWhenUsed="0" w:uiPriority="0" w:semiHidden="0" w:name="Balloon Text"/>
-    <w:lsdException w:unhideWhenUsed="0" w:uiPriority="0" w:semiHidden="0" w:name="Table Grid"/>
-    <w:lsdException w:unhideWhenUsed="0" w:uiPriority="0" w:semiHidden="0" w:name="Table Theme"/>
-    <w:lsdException w:unhideWhenUsed="0" w:uiPriority="60" w:semiHidden="0" w:name="Light Shading"/>
-    <w:lsdException w:unhideWhenUsed="0" w:uiPriority="61" w:semiHidden="0" w:name="Light List"/>
-    <w:lsdException w:unhideWhenUsed="0" w:uiPriority="62" w:semiHidden="0" w:name="Light Grid"/>
-    <w:lsdException w:unhideWhenUsed="0" w:uiPriority="63" w:semiHidden="0" w:name="Medium Shading 1"/>
-    <w:lsdException w:unhideWhenUsed="0" w:uiPriority="64" w:semiHidden="0" w:name="Medium Shading 2"/>
-    <w:lsdException w:unhideWhenUsed="0" w:uiPriority="65" w:semiHidden="0" w:name="Medium List 1"/>
-    <w:lsdException w:unhideWhenUsed="0" w:uiPriority="66" w:semiHidden="0" w:name="Medium List 2"/>
-    <w:lsdException w:unhideWhenUsed="0" w:uiPriority="67" w:semiHidden="0" w:name="Medium Grid 1"/>
-    <w:lsdException w:unhideWhenUsed="0" w:uiPriority="68" w:semiHidden="0" w:name="Medium Grid 2"/>
-    <w:lsdException w:unhideWhenUsed="0" w:uiPriority="69" w:semiHidden="0" w:name="Medium Grid 3"/>
-    <w:lsdException w:unhideWhenUsed="0" w:uiPriority="70" w:semiHidden="0" w:name="Dark List"/>
-    <w:lsdException w:unhideWhenUsed="0" w:uiPriority="71" w:semiHidden="0" w:name="Colorful Shading"/>
-    <w:lsdException w:unhideWhenUsed="0" w:uiPriority="72" w:semiHidden="0" w:name="Colorful List"/>
-    <w:lsdException w:unhideWhenUsed="0" w:uiPriority="73" w:semiHidden="0" w:name="Colorful Grid"/>
-    <w:lsdException w:unhideWhenUsed="0" w:uiPriority="60" w:semiHidden="0" w:name="Light Shading Accent 1"/>
-    <w:lsdException w:unhideWhenUsed="0" w:uiPriority="61" w:semiHidden="0" w:name="Light List Accent 1"/>
-    <w:lsdException w:unhideWhenUsed="0" w:uiPriority="62" w:semiHidden="0" w:name="Light Grid Accent 1"/>
-    <w:lsdException w:unhideWhenUsed="0" w:uiPriority="63" w:semiHidden="0" w:name="Medium Shading 1 Accent 1"/>
-    <w:lsdException w:unhideWhenUsed="0" w:uiPriority="64" w:semiHidden="0" w:name="Medium Shading 2 Accent 1"/>
-    <w:lsdException w:unhideWhenUsed="0" w:uiPriority="65" w:semiHidden="0" w:name="Medium List 1 Accent 1"/>
-    <w:lsdException w:qFormat="1" w:uiPriority="34" w:semiHidden="0" w:name="List Paragraph"/>
-    <w:lsdException w:unhideWhenUsed="0" w:uiPriority="66" w:semiHidden="0" w:name="Medium List 2 Accent 1"/>
-    <w:lsdException w:unhideWhenUsed="0" w:uiPriority="67" w:semiHidden="0" w:name="Medium Grid 1 Accent 1"/>
-    <w:lsdException w:unhideWhenUsed="0" w:uiPriority="68" w:semiHidden="0" w:name="Medium Grid 2 Accent 1"/>
-    <w:lsdException w:unhideWhenUsed="0" w:uiPriority="69" w:semiHidden="0" w:name="Medium Grid 3 Accent 1"/>
-    <w:lsdException w:unhideWhenUsed="0" w:uiPriority="70" w:semiHidden="0" w:name="Dark List Accent 1"/>
-    <w:lsdException w:unhideWhenUsed="0" w:uiPriority="71" w:semiHidden="0" w:name="Colorful Shading Accent 1"/>
-    <w:lsdException w:unhideWhenUsed="0" w:uiPriority="72" w:semiHidden="0" w:name="Colorful List Accent 1"/>
-    <w:lsdException w:unhideWhenUsed="0" w:uiPriority="73" w:semiHidden="0" w:name="Colorful Grid Accent 1"/>
-    <w:lsdException w:unhideWhenUsed="0" w:uiPriority="60" w:semiHidden="0" w:name="Light Shading Accent 2"/>
-    <w:lsdException w:unhideWhenUsed="0" w:uiPriority="61" w:semiHidden="0" w:name="Light List Accent 2"/>
-    <w:lsdException w:unhideWhenUsed="0" w:uiPriority="62" w:semiHidden="0" w:name="Light Grid Accent 2"/>
-    <w:lsdException w:unhideWhenUsed="0" w:uiPriority="63" w:semiHidden="0" w:name="Medium Shading 1 Accent 2"/>
-    <w:lsdException w:unhideWhenUsed="0" w:uiPriority="64" w:semiHidden="0" w:name="Medium Shading 2 Accent 2"/>
-    <w:lsdException w:unhideWhenUsed="0" w:uiPriority="65" w:semiHidden="0" w:name="Medium List 1 Accent 2"/>
-    <w:lsdException w:unhideWhenUsed="0" w:uiPriority="66" w:semiHidden="0" w:name="Medium List 2 Accent 2"/>
-    <w:lsdException w:unhideWhenUsed="0" w:uiPriority="67" w:semiHidden="0" w:name="Medium Grid 1 Accent 2"/>
-    <w:lsdException w:unhideWhenUsed="0" w:uiPriority="68" w:semiHidden="0" w:name="Medium Grid 2 Accent 2"/>
-    <w:lsdException w:unhideWhenUsed="0" w:uiPriority="69" w:semiHidden="0" w:name="Medium Grid 3 Accent 2"/>
-    <w:lsdException w:unhideWhenUsed="0" w:uiPriority="70" w:semiHidden="0" w:name="Dark List Accent 2"/>
-    <w:lsdException w:unhideWhenUsed="0" w:uiPriority="71" w:semiHidden="0" w:name="Colorful Shading Accent 2"/>
-    <w:lsdException w:unhideWhenUsed="0" w:uiPriority="72" w:semiHidden="0" w:name="Colorful List Accent 2"/>
-    <w:lsdException w:unhideWhenUsed="0" w:uiPriority="73" w:semiHidden="0" w:name="Colorful Grid Accent 2"/>
-    <w:lsdException w:unhideWhenUsed="0" w:uiPriority="60" w:semiHidden="0" w:name="Light Shading Accent 3"/>
-    <w:lsdException w:unhideWhenUsed="0" w:uiPriority="61" w:semiHidden="0" w:name="Light List Accent 3"/>
-    <w:lsdException w:unhideWhenUsed="0" w:uiPriority="62" w:semiHidden="0" w:name="Light Grid Accent 3"/>
-    <w:lsdException w:unhideWhenUsed="0" w:uiPriority="63" w:semiHidden="0" w:name="Medium Shading 1 Accent 3"/>
-    <w:lsdException w:unhideWhenUsed="0" w:uiPriority="64" w:semiHidden="0" w:name="Medium Shading 2 Accent 3"/>
-    <w:lsdException w:unhideWhenUsed="0" w:uiPriority="65" w:semiHidden="0" w:name="Medium List 1 Accent 3"/>
-    <w:lsdException w:unhideWhenUsed="0" w:uiPriority="66" w:semiHidden="0" w:name="Medium List 2 Accent 3"/>
-    <w:lsdException w:unhideWhenUsed="0" w:uiPriority="67" w:semiHidden="0" w:name="Medium Grid 1 Accent 3"/>
-    <w:lsdException w:unhideWhenUsed="0" w:uiPriority="68" w:semiHidden="0" w:name="Medium Grid 2 Accent 3"/>
-    <w:lsdException w:unhideWhenUsed="0" w:uiPriority="69" w:semiHidden="0" w:name="Medium Grid 3 Accent 3"/>
-    <w:lsdException w:unhideWhenUsed="0" w:uiPriority="70" w:semiHidden="0" w:name="Dark List Accent 3"/>
-    <w:lsdException w:unhideWhenUsed="0" w:uiPriority="71" w:semiHidden="0" w:name="Colorful Shading Accent 3"/>
-    <w:lsdException w:unhideWhenUsed="0" w:uiPriority="72" w:semiHidden="0" w:name="Colorful List Accent 3"/>
-    <w:lsdException w:unhideWhenUsed="0" w:uiPriority="73" w:semiHidden="0" w:name="Colorful Grid Accent 3"/>
-    <w:lsdException w:unhideWhenUsed="0" w:uiPriority="60" w:semiHidden="0" w:name="Light Shading Accent 4"/>
-    <w:lsdException w:unhideWhenUsed="0" w:uiPriority="61" w:semiHidden="0" w:name="Light List Accent 4"/>
-    <w:lsdException w:unhideWhenUsed="0" w:uiPriority="62" w:semiHidden="0" w:name="Light Grid Accent 4"/>
-    <w:lsdException w:unhideWhenUsed="0" w:uiPriority="63" w:semiHidden="0" w:name="Medium Shading 1 Accent 4"/>
-    <w:lsdException w:unhideWhenUsed="0" w:uiPriority="64" w:semiHidden="0" w:name="Medium Shading 2 Accent 4"/>
-    <w:lsdException w:unhideWhenUsed="0" w:uiPriority="65" w:semiHidden="0" w:name="Medium List 1 Accent 4"/>
-    <w:lsdException w:unhideWhenUsed="0" w:uiPriority="66" w:semiHidden="0" w:name="Medium List 2 Accent 4"/>
-    <w:lsdException w:unhideWhenUsed="0" w:uiPriority="67" w:semiHidden="0" w:name="Medium Grid 1 Accent 4"/>
-    <w:lsdException w:unhideWhenUsed="0" w:uiPriority="68" w:semiHidden="0" w:name="Medium Grid 2 Accent 4"/>
-    <w:lsdException w:unhideWhenUsed="0" w:uiPriority="69" w:semiHidden="0" w:name="Medium Grid 3 Accent 4"/>
-    <w:lsdException w:unhideWhenUsed="0" w:uiPriority="70" w:semiHidden="0" w:name="Dark List Accent 4"/>
-    <w:lsdException w:unhideWhenUsed="0" w:uiPriority="71" w:semiHidden="0" w:name="Colorful Shading Accent 4"/>
-    <w:lsdException w:unhideWhenUsed="0" w:uiPriority="72" w:semiHidden="0" w:name="Colorful List Accent 4"/>
-    <w:lsdException w:unhideWhenUsed="0" w:uiPriority="73" w:semiHidden="0" w:name="Colorful Grid Accent 4"/>
-    <w:lsdException w:unhideWhenUsed="0" w:uiPriority="60" w:semiHidden="0" w:name="Light Shading Accent 5"/>
-    <w:lsdException w:unhideWhenUsed="0" w:uiPriority="61" w:semiHidden="0" w:name="Light List Accent 5"/>
-    <w:lsdException w:unhideWhenUsed="0" w:uiPriority="62" w:semiHidden="0" w:name="Light Grid Accent 5"/>
-    <w:lsdException w:unhideWhenUsed="0" w:uiPriority="63" w:semiHidden="0" w:name="Medium Shading 1 Accent 5"/>
-    <w:lsdException w:unhideWhenUsed="0" w:uiPriority="64" w:semiHidden="0" w:name="Medium Shading 2 Accent 5"/>
-    <w:lsdException w:unhideWhenUsed="0" w:uiPriority="65" w:semiHidden="0" w:name="Medium List 1 Accent 5"/>
-    <w:lsdException w:unhideWhenUsed="0" w:uiPriority="66" w:semiHidden="0" w:name="Medium List 2 Accent 5"/>
-    <w:lsdException w:unhideWhenUsed="0" w:uiPriority="67" w:semiHidden="0" w:name="Medium Grid 1 Accent 5"/>
-    <w:lsdException w:unhideWhenUsed="0" w:uiPriority="68" w:semiHidden="0" w:name="Medium Grid 2 Accent 5"/>
-    <w:lsdException w:unhideWhenUsed="0" w:uiPriority="69" w:semiHidden="0" w:name="Medium Grid 3 Accent 5"/>
-    <w:lsdException w:unhideWhenUsed="0" w:uiPriority="70" w:semiHidden="0" w:name="Dark List Accent 5"/>
-    <w:lsdException w:unhideWhenUsed="0" w:uiPriority="71" w:semiHidden="0" w:name="Colorful Shading Accent 5"/>
-    <w:lsdException w:unhideWhenUsed="0" w:uiPriority="72" w:semiHidden="0" w:name="Colorful List Accent 5"/>
-    <w:lsdException w:unhideWhenUsed="0" w:uiPriority="73" w:semiHidden="0" w:name="Colorful Grid Accent 5"/>
-    <w:lsdException w:unhideWhenUsed="0" w:uiPriority="60" w:semiHidden="0" w:name="Light Shading Accent 6"/>
-    <w:lsdException w:unhideWhenUsed="0" w:uiPriority="61" w:semiHidden="0" w:name="Light List Accent 6"/>
-    <w:lsdException w:unhideWhenUsed="0" w:uiPriority="62" w:semiHidden="0" w:name="Light Grid Accent 6"/>
-    <w:lsdException w:unhideWhenUsed="0" w:uiPriority="63" w:semiHidden="0" w:name="Medium Shading 1 Accent 6"/>
-    <w:lsdException w:unhideWhenUsed="0" w:uiPriority="64" w:semiHidden="0" w:name="Medium Shading 2 Accent 6"/>
-    <w:lsdException w:unhideWhenUsed="0" w:uiPriority="65" w:semiHidden="0" w:name="Medium List 1 Accent 6"/>
-    <w:lsdException w:unhideWhenUsed="0" w:uiPriority="66" w:semiHidden="0" w:name="Medium List 2 Accent 6"/>
-    <w:lsdException w:unhideWhenUsed="0" w:uiPriority="67" w:semiHidden="0" w:name="Medium Grid 1 Accent 6"/>
-    <w:lsdException w:unhideWhenUsed="0" w:uiPriority="68" w:semiHidden="0" w:name="Medium Grid 2 Accent 6"/>
-    <w:lsdException w:unhideWhenUsed="0" w:uiPriority="69" w:semiHidden="0" w:name="Medium Grid 3 Accent 6"/>
-    <w:lsdException w:unhideWhenUsed="0" w:uiPriority="70" w:semiHidden="0" w:name="Dark List Accent 6"/>
-    <w:lsdException w:unhideWhenUsed="0" w:uiPriority="71" w:semiHidden="0" w:name="Colorful Shading Accent 6"/>
-    <w:lsdException w:unhideWhenUsed="0" w:uiPriority="72" w:semiHidden="0" w:name="Colorful List Accent 6"/>
-    <w:lsdException w:unhideWhenUsed="0" w:uiPriority="73" w:semiHidden="0" w:name="Colorful Grid Accent 6"/>
+  <w:latentStyles w:defLockedState="0" w:defUIPriority="99" w:defSemiHidden="1" w:defUnhideWhenUsed="1" w:defQFormat="0" w:count="260">
+    <w:lsdException w:name="Normal" w:uiPriority="0" w:unhideWhenUsed="0" w:qFormat="1"/>
+    <w:lsdException w:name="heading 1" w:semiHidden="0" w:uiPriority="0" w:unhideWhenUsed="0" w:qFormat="1"/>
+    <w:lsdException w:name="heading 2" w:semiHidden="0" w:uiPriority="0" w:qFormat="1"/>
+    <w:lsdException w:name="heading 3" w:semiHidden="0" w:uiPriority="0" w:qFormat="1"/>
+    <w:lsdException w:name="heading 4" w:uiPriority="0" w:qFormat="1"/>
+    <w:lsdException w:name="heading 5" w:uiPriority="0" w:qFormat="1"/>
+    <w:lsdException w:name="heading 6" w:uiPriority="0" w:qFormat="1"/>
+    <w:lsdException w:name="heading 7" w:uiPriority="0" w:qFormat="1"/>
+    <w:lsdException w:name="heading 8" w:uiPriority="0" w:qFormat="1"/>
+    <w:lsdException w:name="heading 9" w:uiPriority="0" w:qFormat="1"/>
+    <w:lsdException w:name="index 1" w:semiHidden="0" w:uiPriority="0" w:unhideWhenUsed="0"/>
+    <w:lsdException w:name="index 2" w:semiHidden="0" w:uiPriority="0" w:unhideWhenUsed="0"/>
+    <w:lsdException w:name="index 3" w:semiHidden="0" w:uiPriority="0" w:unhideWhenUsed="0"/>
+    <w:lsdException w:name="index 4" w:semiHidden="0" w:uiPriority="0" w:unhideWhenUsed="0"/>
+    <w:lsdException w:name="index 5" w:semiHidden="0" w:uiPriority="0" w:unhideWhenUsed="0"/>
+    <w:lsdException w:name="index 6" w:semiHidden="0" w:uiPriority="0" w:unhideWhenUsed="0"/>
+    <w:lsdException w:name="index 7" w:semiHidden="0" w:uiPriority="0" w:unhideWhenUsed="0"/>
+    <w:lsdException w:name="index 8" w:semiHidden="0" w:uiPriority="0" w:unhideWhenUsed="0"/>
+    <w:lsdException w:name="index 9" w:semiHidden="0" w:uiPriority="0" w:unhideWhenUsed="0"/>
+    <w:lsdException w:name="toc 1" w:semiHidden="0" w:uiPriority="0" w:unhideWhenUsed="0" w:qFormat="1"/>
+    <w:lsdException w:name="toc 2" w:semiHidden="0" w:uiPriority="0" w:unhideWhenUsed="0"/>
+    <w:lsdException w:name="toc 3" w:semiHidden="0" w:uiPriority="0" w:unhideWhenUsed="0"/>
+    <w:lsdException w:name="toc 4" w:semiHidden="0" w:uiPriority="0" w:unhideWhenUsed="0"/>
+    <w:lsdException w:name="toc 5" w:semiHidden="0" w:uiPriority="0" w:unhideWhenUsed="0"/>
+    <w:lsdException w:name="toc 6" w:semiHidden="0" w:uiPriority="0" w:unhideWhenUsed="0"/>
+    <w:lsdException w:name="toc 7" w:semiHidden="0" w:uiPriority="0" w:unhideWhenUsed="0"/>
+    <w:lsdException w:name="toc 8" w:semiHidden="0" w:uiPriority="0" w:unhideWhenUsed="0"/>
+    <w:lsdException w:name="toc 9" w:semiHidden="0" w:uiPriority="0" w:unhideWhenUsed="0"/>
+    <w:lsdException w:name="Normal Indent" w:semiHidden="0" w:uiPriority="0" w:unhideWhenUsed="0"/>
+    <w:lsdException w:name="footnote text" w:semiHidden="0" w:uiPriority="0" w:unhideWhenUsed="0"/>
+    <w:lsdException w:name="annotation text" w:semiHidden="0" w:uiPriority="0" w:unhideWhenUsed="0" w:qFormat="1"/>
+    <w:lsdException w:name="header" w:semiHidden="0" w:uiPriority="0" w:unhideWhenUsed="0" w:qFormat="1"/>
+    <w:lsdException w:name="footer" w:semiHidden="0" w:uiPriority="0" w:unhideWhenUsed="0" w:qFormat="1"/>
+    <w:lsdException w:name="index heading" w:semiHidden="0" w:uiPriority="0" w:unhideWhenUsed="0"/>
+    <w:lsdException w:name="caption" w:uiPriority="0" w:qFormat="1"/>
+    <w:lsdException w:name="table of figures" w:semiHidden="0" w:uiPriority="0" w:unhideWhenUsed="0"/>
+    <w:lsdException w:name="envelope address" w:semiHidden="0" w:uiPriority="0" w:unhideWhenUsed="0"/>
+    <w:lsdException w:name="envelope return" w:semiHidden="0" w:uiPriority="0" w:unhideWhenUsed="0"/>
+    <w:lsdException w:name="footnote reference" w:semiHidden="0" w:uiPriority="0" w:unhideWhenUsed="0"/>
+    <w:lsdException w:name="annotation reference" w:semiHidden="0" w:uiPriority="0" w:unhideWhenUsed="0"/>
+    <w:lsdException w:name="line number" w:semiHidden="0" w:uiPriority="0" w:unhideWhenUsed="0"/>
+    <w:lsdException w:name="page number" w:semiHidden="0" w:uiPriority="0" w:unhideWhenUsed="0"/>
+    <w:lsdException w:name="endnote reference" w:semiHidden="0" w:uiPriority="0" w:unhideWhenUsed="0"/>
+    <w:lsdException w:name="endnote text" w:semiHidden="0" w:uiPriority="0" w:unhideWhenUsed="0"/>
+    <w:lsdException w:name="table of authorities" w:semiHidden="0" w:uiPriority="0" w:unhideWhenUsed="0"/>
+    <w:lsdException w:name="macro" w:semiHidden="0" w:uiPriority="0" w:unhideWhenUsed="0"/>
+    <w:lsdException w:name="toa heading" w:semiHidden="0" w:uiPriority="0" w:unhideWhenUsed="0"/>
+    <w:lsdException w:name="List" w:semiHidden="0" w:uiPriority="0" w:unhideWhenUsed="0"/>
+    <w:lsdException w:name="List Bullet" w:semiHidden="0" w:uiPriority="0" w:unhideWhenUsed="0"/>
+    <w:lsdException w:name="List Number" w:semiHidden="0" w:uiPriority="0" w:unhideWhenUsed="0"/>
+    <w:lsdException w:name="List 2" w:semiHidden="0" w:uiPriority="0" w:unhideWhenUsed="0"/>
+    <w:lsdException w:name="List 3" w:semiHidden="0" w:uiPriority="0" w:unhideWhenUsed="0"/>
+    <w:lsdException w:name="List 4" w:semiHidden="0" w:uiPriority="0" w:unhideWhenUsed="0"/>
+    <w:lsdException w:name="List 5" w:semiHidden="0" w:uiPriority="0" w:unhideWhenUsed="0"/>
+    <w:lsdException w:name="List Bullet 2" w:semiHidden="0" w:uiPriority="0" w:unhideWhenUsed="0"/>
+    <w:lsdException w:name="List Bullet 3" w:semiHidden="0" w:uiPriority="0" w:unhideWhenUsed="0"/>
+    <w:lsdException w:name="List Bullet 4" w:semiHidden="0" w:uiPriority="0" w:unhideWhenUsed="0"/>
+    <w:lsdException w:name="List Bullet 5" w:semiHidden="0" w:uiPriority="0" w:unhideWhenUsed="0"/>
+    <w:lsdException w:name="List Number 2" w:semiHidden="0" w:uiPriority="0" w:unhideWhenUsed="0"/>
+    <w:lsdException w:name="List Number 3" w:semiHidden="0" w:uiPriority="0" w:unhideWhenUsed="0"/>
+    <w:lsdException w:name="List Number 4" w:semiHidden="0" w:uiPriority="0" w:unhideWhenUsed="0"/>
+    <w:lsdException w:name="List Number 5" w:semiHidden="0" w:uiPriority="0" w:unhideWhenUsed="0"/>
+    <w:lsdException w:name="Title" w:semiHidden="0" w:uiPriority="0" w:unhideWhenUsed="0" w:qFormat="1"/>
+    <w:lsdException w:name="Closing" w:semiHidden="0" w:uiPriority="0" w:unhideWhenUsed="0"/>
+    <w:lsdException w:name="Signature" w:semiHidden="0" w:uiPriority="0" w:unhideWhenUsed="0"/>
+    <w:lsdException w:name="Default Paragraph Font" w:uiPriority="0" w:unhideWhenUsed="0" w:qFormat="1"/>
+    <w:lsdException w:name="Body Text" w:uiPriority="0" w:unhideWhenUsed="0" w:qFormat="1"/>
+    <w:lsdException w:name="Body Text Indent" w:semiHidden="0" w:uiPriority="0" w:unhideWhenUsed="0"/>
+    <w:lsdException w:name="List Continue" w:semiHidden="0" w:uiPriority="0" w:unhideWhenUsed="0"/>
+    <w:lsdException w:name="List Continue 2" w:semiHidden="0" w:uiPriority="0" w:unhideWhenUsed="0"/>
+    <w:lsdException w:name="List Continue 3" w:semiHidden="0" w:uiPriority="0" w:unhideWhenUsed="0"/>
+    <w:lsdException w:name="List Continue 4" w:semiHidden="0" w:uiPriority="0" w:unhideWhenUsed="0"/>
+    <w:lsdException w:name="List Continue 5" w:semiHidden="0" w:uiPriority="0" w:unhideWhenUsed="0"/>
+    <w:lsdException w:name="Message Header" w:semiHidden="0" w:uiPriority="0" w:unhideWhenUsed="0"/>
+    <w:lsdException w:name="Subtitle" w:semiHidden="0" w:uiPriority="0" w:unhideWhenUsed="0" w:qFormat="1"/>
+    <w:lsdException w:name="Salutation" w:semiHidden="0" w:uiPriority="0" w:unhideWhenUsed="0"/>
+    <w:lsdException w:name="Date" w:semiHidden="0" w:uiPriority="0" w:unhideWhenUsed="0"/>
+    <w:lsdException w:name="Body Text First Indent" w:semiHidden="0" w:uiPriority="0" w:unhideWhenUsed="0"/>
+    <w:lsdException w:name="Body Text First Indent 2" w:semiHidden="0" w:uiPriority="0" w:unhideWhenUsed="0"/>
+    <w:lsdException w:name="Note Heading" w:semiHidden="0" w:uiPriority="0" w:unhideWhenUsed="0"/>
+    <w:lsdException w:name="Body Text 2" w:semiHidden="0" w:uiPriority="0" w:unhideWhenUsed="0"/>
+    <w:lsdException w:name="Body Text 3" w:semiHidden="0" w:uiPriority="0" w:unhideWhenUsed="0"/>
+    <w:lsdException w:name="Body Text Indent 2" w:semiHidden="0" w:uiPriority="0" w:unhideWhenUsed="0"/>
+    <w:lsdException w:name="Body Text Indent 3" w:semiHidden="0" w:uiPriority="0" w:unhideWhenUsed="0"/>
+    <w:lsdException w:name="Block Text" w:semiHidden="0" w:uiPriority="0" w:unhideWhenUsed="0"/>
+    <w:lsdException w:name="Hyperlink" w:semiHidden="0" w:uiPriority="0" w:unhideWhenUsed="0"/>
+    <w:lsdException w:name="FollowedHyperlink" w:semiHidden="0" w:uiPriority="0" w:unhideWhenUsed="0"/>
+    <w:lsdException w:name="Strong" w:semiHidden="0" w:uiPriority="0" w:unhideWhenUsed="0" w:qFormat="1"/>
+    <w:lsdException w:name="Emphasis" w:semiHidden="0" w:uiPriority="0" w:unhideWhenUsed="0" w:qFormat="1"/>
+    <w:lsdException w:name="Document Map" w:semiHidden="0" w:uiPriority="0" w:unhideWhenUsed="0"/>
+    <w:lsdException w:name="Plain Text" w:semiHidden="0" w:uiPriority="0" w:unhideWhenUsed="0"/>
+    <w:lsdException w:name="E-mail Signature" w:semiHidden="0" w:uiPriority="0" w:unhideWhenUsed="0"/>
+    <w:lsdException w:name="Normal (Web)" w:semiHidden="0" w:uiPriority="0" w:unhideWhenUsed="0" w:qFormat="1"/>
+    <w:lsdException w:name="HTML Acronym" w:semiHidden="0" w:uiPriority="0" w:unhideWhenUsed="0"/>
+    <w:lsdException w:name="HTML Address" w:semiHidden="0" w:uiPriority="0" w:unhideWhenUsed="0"/>
+    <w:lsdException w:name="HTML Cite" w:semiHidden="0" w:uiPriority="0" w:unhideWhenUsed="0"/>
+    <w:lsdException w:name="HTML Code" w:semiHidden="0" w:uiPriority="0" w:unhideWhenUsed="0"/>
+    <w:lsdException w:name="HTML Definition" w:semiHidden="0" w:uiPriority="0" w:unhideWhenUsed="0"/>
+    <w:lsdException w:name="HTML Keyboard" w:semiHidden="0" w:uiPriority="0" w:unhideWhenUsed="0"/>
+    <w:lsdException w:name="HTML Preformatted" w:semiHidden="0" w:uiPriority="0" w:unhideWhenUsed="0"/>
+    <w:lsdException w:name="HTML Sample" w:semiHidden="0" w:uiPriority="0" w:unhideWhenUsed="0"/>
+    <w:lsdException w:name="HTML Typewriter" w:semiHidden="0" w:uiPriority="0" w:unhideWhenUsed="0"/>
+    <w:lsdException w:name="HTML Variable" w:semiHidden="0" w:uiPriority="0" w:unhideWhenUsed="0"/>
+    <w:lsdException w:name="Normal Table" w:uiPriority="0" w:unhideWhenUsed="0" w:qFormat="1"/>
+    <w:lsdException w:name="annotation subject" w:semiHidden="0" w:uiPriority="0" w:unhideWhenUsed="0"/>
+    <w:lsdException w:name="Table Simple 1" w:semiHidden="0" w:uiPriority="0" w:unhideWhenUsed="0"/>
+    <w:lsdException w:name="Table Simple 2" w:semiHidden="0" w:uiPriority="0" w:unhideWhenUsed="0"/>
+    <w:lsdException w:name="Table Simple 3" w:semiHidden="0" w:uiPriority="0" w:unhideWhenUsed="0"/>
+    <w:lsdException w:name="Table Classic 1" w:semiHidden="0" w:uiPriority="0" w:unhideWhenUsed="0"/>
+    <w:lsdException w:name="Table Classic 2" w:semiHidden="0" w:uiPriority="0" w:unhideWhenUsed="0"/>
+    <w:lsdException w:name="Table Classic 3" w:semiHidden="0" w:uiPriority="0" w:unhideWhenUsed="0"/>
+    <w:lsdException w:name="Table Classic 4" w:semiHidden="0" w:uiPriority="0" w:unhideWhenUsed="0"/>
+    <w:lsdException w:name="Table Colorful 1" w:semiHidden="0" w:uiPriority="0" w:unhideWhenUsed="0"/>
+    <w:lsdException w:name="Table Colorful 2" w:semiHidden="0" w:uiPriority="0" w:unhideWhenUsed="0"/>
+    <w:lsdException w:name="Table Colorful 3" w:semiHidden="0" w:uiPriority="0" w:unhideWhenUsed="0"/>
+    <w:lsdException w:name="Table Columns 1" w:semiHidden="0" w:uiPriority="0" w:unhideWhenUsed="0"/>
+    <w:lsdException w:name="Table Columns 2" w:semiHidden="0" w:uiPriority="0" w:unhideWhenUsed="0"/>
+    <w:lsdException w:name="Table Columns 3" w:semiHidden="0" w:uiPriority="0" w:unhideWhenUsed="0"/>
+    <w:lsdException w:name="Table Columns 4" w:semiHidden="0" w:uiPriority="0" w:unhideWhenUsed="0"/>
+    <w:lsdException w:name="Table Columns 5" w:semiHidden="0" w:uiPriority="0" w:unhideWhenUsed="0"/>
+    <w:lsdException w:name="Table Grid 1" w:semiHidden="0" w:uiPriority="0" w:unhideWhenUsed="0"/>
+    <w:lsdException w:name="Table Grid 2" w:semiHidden="0" w:uiPriority="0" w:unhideWhenUsed="0"/>
+    <w:lsdException w:name="Table Grid 3" w:semiHidden="0" w:uiPriority="0" w:unhideWhenUsed="0"/>
+    <w:lsdException w:name="Table Grid 4" w:semiHidden="0" w:uiPriority="0" w:unhideWhenUsed="0"/>
+    <w:lsdException w:name="Table Grid 5" w:semiHidden="0" w:uiPriority="0" w:unhideWhenUsed="0"/>
+    <w:lsdException w:name="Table Grid 6" w:semiHidden="0" w:uiPriority="0" w:unhideWhenUsed="0"/>
+    <w:lsdException w:name="Table Grid 7" w:semiHidden="0" w:uiPriority="0" w:unhideWhenUsed="0"/>
+    <w:lsdException w:name="Table Grid 8" w:semiHidden="0" w:uiPriority="0" w:unhideWhenUsed="0"/>
+    <w:lsdException w:name="Table List 1" w:semiHidden="0" w:uiPriority="0" w:unhideWhenUsed="0"/>
+    <w:lsdException w:name="Table List 2" w:semiHidden="0" w:uiPriority="0" w:unhideWhenUsed="0"/>
+    <w:lsdException w:name="Table List 3" w:semiHidden="0" w:uiPriority="0" w:unhideWhenUsed="0"/>
+    <w:lsdException w:name="Table List 4" w:semiHidden="0" w:uiPriority="0" w:unhideWhenUsed="0"/>
+    <w:lsdException w:name="Table List 5" w:semiHidden="0" w:uiPriority="0" w:unhideWhenUsed="0"/>
+    <w:lsdException w:name="Table List 6" w:semiHidden="0" w:uiPriority="0" w:unhideWhenUsed="0"/>
+    <w:lsdException w:name="Table List 7" w:semiHidden="0" w:uiPriority="0" w:unhideWhenUsed="0"/>
+    <w:lsdException w:name="Table List 8" w:semiHidden="0" w:uiPriority="0" w:unhideWhenUsed="0"/>
+    <w:lsdException w:name="Table 3D effects 1" w:semiHidden="0" w:uiPriority="0" w:unhideWhenUsed="0"/>
+    <w:lsdException w:name="Table 3D effects 2" w:semiHidden="0" w:uiPriority="0" w:unhideWhenUsed="0"/>
+    <w:lsdException w:name="Table 3D effects 3" w:semiHidden="0" w:uiPriority="0" w:unhideWhenUsed="0"/>
+    <w:lsdException w:name="Table Contemporary" w:semiHidden="0" w:uiPriority="0" w:unhideWhenUsed="0"/>
+    <w:lsdException w:name="Table Elegant" w:semiHidden="0" w:uiPriority="0" w:unhideWhenUsed="0"/>
+    <w:lsdException w:name="Table Professional" w:semiHidden="0" w:uiPriority="0" w:unhideWhenUsed="0"/>
+    <w:lsdException w:name="Table Subtle 1" w:semiHidden="0" w:uiPriority="0" w:unhideWhenUsed="0"/>
+    <w:lsdException w:name="Table Subtle 2" w:semiHidden="0" w:uiPriority="0" w:unhideWhenUsed="0"/>
+    <w:lsdException w:name="Table Web 1" w:semiHidden="0" w:uiPriority="0" w:unhideWhenUsed="0"/>
+    <w:lsdException w:name="Table Web 2" w:semiHidden="0" w:uiPriority="0" w:unhideWhenUsed="0"/>
+    <w:lsdException w:name="Table Web 3" w:semiHidden="0" w:uiPriority="0" w:unhideWhenUsed="0"/>
+    <w:lsdException w:name="Balloon Text" w:semiHidden="0" w:uiPriority="0" w:unhideWhenUsed="0"/>
+    <w:lsdException w:name="Table Grid" w:semiHidden="0" w:uiPriority="0" w:unhideWhenUsed="0"/>
+    <w:lsdException w:name="Table Theme" w:semiHidden="0" w:uiPriority="0" w:unhideWhenUsed="0"/>
+    <w:lsdException w:name="Light Shading" w:semiHidden="0" w:uiPriority="60" w:unhideWhenUsed="0"/>
+    <w:lsdException w:name="Light List" w:semiHidden="0" w:uiPriority="61" w:unhideWhenUsed="0"/>
+    <w:lsdException w:name="Light Grid" w:semiHidden="0" w:uiPriority="62" w:unhideWhenUsed="0"/>
+    <w:lsdException w:name="Medium Shading 1" w:semiHidden="0" w:uiPriority="63" w:unhideWhenUsed="0"/>
+    <w:lsdException w:name="Medium Shading 2" w:semiHidden="0" w:uiPriority="64" w:unhideWhenUsed="0"/>
+    <w:lsdException w:name="Medium List 1" w:semiHidden="0" w:uiPriority="65" w:unhideWhenUsed="0"/>
+    <w:lsdException w:name="Medium List 2" w:semiHidden="0" w:uiPriority="66" w:unhideWhenUsed="0"/>
+    <w:lsdException w:name="Medium Grid 1" w:semiHidden="0" w:uiPriority="67" w:unhideWhenUsed="0"/>
+    <w:lsdException w:name="Medium Grid 2" w:semiHidden="0" w:uiPriority="68" w:unhideWhenUsed="0"/>
+    <w:lsdException w:name="Medium Grid 3" w:semiHidden="0" w:uiPriority="69" w:unhideWhenUsed="0"/>
+    <w:lsdException w:name="Dark List" w:semiHidden="0" w:uiPriority="70" w:unhideWhenUsed="0"/>
+    <w:lsdException w:name="Colorful Shading" w:semiHidden="0" w:uiPriority="71" w:unhideWhenUsed="0"/>
+    <w:lsdException w:name="Colorful List" w:semiHidden="0" w:uiPriority="72" w:unhideWhenUsed="0"/>
+    <w:lsdException w:name="Colorful Grid" w:semiHidden="0" w:uiPriority="73" w:unhideWhenUsed="0"/>
+    <w:lsdException w:name="Light Shading Accent 1" w:semiHidden="0" w:uiPriority="60" w:unhideWhenUsed="0"/>
+    <w:lsdException w:name="Light List Accent 1" w:semiHidden="0" w:uiPriority="61" w:unhideWhenUsed="0"/>
+    <w:lsdException w:name="Light Grid Accent 1" w:semiHidden="0" w:uiPriority="62" w:unhideWhenUsed="0"/>
+    <w:lsdException w:name="Medium Shading 1 Accent 1" w:semiHidden="0" w:uiPriority="63" w:unhideWhenUsed="0"/>
+    <w:lsdException w:name="Medium Shading 2 Accent 1" w:semiHidden="0" w:uiPriority="64" w:unhideWhenUsed="0"/>
+    <w:lsdException w:name="Medium List 1 Accent 1" w:semiHidden="0" w:uiPriority="65" w:unhideWhenUsed="0"/>
+    <w:lsdException w:name="List Paragraph" w:semiHidden="0" w:uiPriority="34" w:qFormat="1"/>
+    <w:lsdException w:name="Medium List 2 Accent 1" w:semiHidden="0" w:uiPriority="66" w:unhideWhenUsed="0"/>
+    <w:lsdException w:name="Medium Grid 1 Accent 1" w:semiHidden="0" w:uiPriority="67" w:unhideWhenUsed="0"/>
+    <w:lsdException w:name="Medium Grid 2 Accent 1" w:semiHidden="0" w:uiPriority="68" w:unhideWhenUsed="0"/>
+    <w:lsdException w:name="Medium Grid 3 Accent 1" w:semiHidden="0" w:uiPriority="69" w:unhideWhenUsed="0"/>
+    <w:lsdException w:name="Dark List Accent 1" w:semiHidden="0" w:uiPriority="70" w:unhideWhenUsed="0"/>
+    <w:lsdException w:name="Colorful Shading Accent 1" w:semiHidden="0" w:uiPriority="71" w:unhideWhenUsed="0"/>
+    <w:lsdException w:name="Colorful List Accent 1" w:semiHidden="0" w:uiPriority="72" w:unhideWhenUsed="0"/>
+    <w:lsdException w:name="Colorful Grid Accent 1" w:semiHidden="0" w:uiPriority="73" w:unhideWhenUsed="0"/>
+    <w:lsdException w:name="Light Shading Accent 2" w:semiHidden="0" w:uiPriority="60" w:unhideWhenUsed="0"/>
+    <w:lsdException w:name="Light List Accent 2" w:semiHidden="0" w:uiPriority="61" w:unhideWhenUsed="0"/>
+    <w:lsdException w:name="Light Grid Accent 2" w:semiHidden="0" w:uiPriority="62" w:unhideWhenUsed="0"/>
+    <w:lsdException w:name="Medium Shading 1 Accent 2" w:semiHidden="0" w:uiPriority="63" w:unhideWhenUsed="0"/>
+    <w:lsdException w:name="Medium Shading 2 Accent 2" w:semiHidden="0" w:uiPriority="64" w:unhideWhenUsed="0"/>
+    <w:lsdException w:name="Medium List 1 Accent 2" w:semiHidden="0" w:uiPriority="65" w:unhideWhenUsed="0"/>
+    <w:lsdException w:name="Medium List 2 Accent 2" w:semiHidden="0" w:uiPriority="66" w:unhideWhenUsed="0"/>
+    <w:lsdException w:name="Medium Grid 1 Accent 2" w:semiHidden="0" w:uiPriority="67" w:unhideWhenUsed="0"/>
+    <w:lsdException w:name="Medium Grid 2 Accent 2" w:semiHidden="0" w:uiPriority="68" w:unhideWhenUsed="0"/>
+    <w:lsdException w:name="Medium Grid 3 Accent 2" w:semiHidden="0" w:uiPriority="69" w:unhideWhenUsed="0"/>
+    <w:lsdException w:name="Dark List Accent 2" w:semiHidden="0" w:uiPriority="70" w:unhideWhenUsed="0"/>
+    <w:lsdException w:name="Colorful Shading Accent 2" w:semiHidden="0" w:uiPriority="71" w:unhideWhenUsed="0"/>
+    <w:lsdException w:name="Colorful List Accent 2" w:semiHidden="0" w:uiPriority="72" w:unhideWhenUsed="0"/>
+    <w:lsdException w:name="Colorful Grid Accent 2" w:semiHidden="0" w:uiPriority="73" w:unhideWhenUsed="0"/>
+    <w:lsdException w:name="Light Shading Accent 3" w:semiHidden="0" w:uiPriority="60" w:unhideWhenUsed="0"/>
+    <w:lsdException w:name="Light List Accent 3" w:semiHidden="0" w:uiPriority="61" w:unhideWhenUsed="0"/>
+    <w:lsdException w:name="Light Grid Accent 3" w:semiHidden="0" w:uiPriority="62" w:unhideWhenUsed="0"/>
+    <w:lsdException w:name="Medium Shading 1 Accent 3" w:semiHidden="0" w:uiPriority="63" w:unhideWhenUsed="0"/>
+    <w:lsdException w:name="Medium Shading 2 Accent 3" w:semiHidden="0" w:uiPriority="64" w:unhideWhenUsed="0"/>
+    <w:lsdException w:name="Medium List 1 Accent 3" w:semiHidden="0" w:uiPriority="65" w:unhideWhenUsed="0"/>
+    <w:lsdException w:name="Medium List 2 Accent 3" w:semiHidden="0" w:uiPriority="66" w:unhideWhenUsed="0"/>
+    <w:lsdException w:name="Medium Grid 1 Accent 3" w:semiHidden="0" w:uiPriority="67" w:unhideWhenUsed="0"/>
+    <w:lsdException w:name="Medium Grid 2 Accent 3" w:semiHidden="0" w:uiPriority="68" w:unhideWhenUsed="0"/>
+    <w:lsdException w:name="Medium Grid 3 Accent 3" w:semiHidden="0" w:uiPriority="69" w:unhideWhenUsed="0"/>
+    <w:lsdException w:name="Dark List Accent 3" w:semiHidden="0" w:uiPriority="70" w:unhideWhenUsed="0"/>
+    <w:lsdException w:name="Colorful Shading Accent 3" w:semiHidden="0" w:uiPriority="71" w:unhideWhenUsed="0"/>
+    <w:lsdException w:name="Colorful List Accent 3" w:semiHidden="0" w:uiPriority="72" w:unhideWhenUsed="0"/>
+    <w:lsdException w:name="Colorful Grid Accent 3" w:semiHidden="0" w:uiPriority="73" w:unhideWhenUsed="0"/>
+    <w:lsdException w:name="Light Shading Accent 4" w:semiHidden="0" w:uiPriority="60" w:unhideWhenUsed="0"/>
+    <w:lsdException w:name="Light List Accent 4" w:semiHidden="0" w:uiPriority="61" w:unhideWhenUsed="0"/>
+    <w:lsdException w:name="Light Grid Accent 4" w:semiHidden="0" w:uiPriority="62" w:unhideWhenUsed="0"/>
+    <w:lsdException w:name="Medium Shading 1 Accent 4" w:semiHidden="0" w:uiPriority="63" w:unhideWhenUsed="0"/>
+    <w:lsdException w:name="Medium Shading 2 Accent 4" w:semiHidden="0" w:uiPriority="64" w:unhideWhenUsed="0"/>
+    <w:lsdException w:name="Medium List 1 Accent 4" w:semiHidden="0" w:uiPriority="65" w:unhideWhenUsed="0"/>
+    <w:lsdException w:name="Medium List 2 Accent 4" w:semiHidden="0" w:uiPriority="66" w:unhideWhenUsed="0"/>
+    <w:lsdException w:name="Medium Grid 1 Accent 4" w:semiHidden="0" w:uiPriority="67" w:unhideWhenUsed="0"/>
+    <w:lsdException w:name="Medium Grid 2 Accent 4" w:semiHidden="0" w:uiPriority="68" w:unhideWhenUsed="0"/>
+    <w:lsdException w:name="Medium Grid 3 Accent 4" w:semiHidden="0" w:uiPriority="69" w:unhideWhenUsed="0"/>
+    <w:lsdException w:name="Dark List Accent 4" w:semiHidden="0" w:uiPriority="70" w:unhideWhenUsed="0"/>
+    <w:lsdException w:name="Colorful Shading Accent 4" w:semiHidden="0" w:uiPriority="71" w:unhideWhenUsed="0"/>
+    <w:lsdException w:name="Colorful List Accent 4" w:semiHidden="0" w:uiPriority="72" w:unhideWhenUsed="0"/>
+    <w:lsdException w:name="Colorful Grid Accent 4" w:semiHidden="0" w:uiPriority="73" w:unhideWhenUsed="0"/>
+    <w:lsdException w:name="Light Shading Accent 5" w:semiHidden="0" w:uiPriority="60" w:unhideWhenUsed="0"/>
+    <w:lsdException w:name="Light List Accent 5" w:semiHidden="0" w:uiPriority="61" w:unhideWhenUsed="0"/>
+    <w:lsdException w:name="Light Grid Accent 5" w:semiHidden="0" w:uiPriority="62" w:unhideWhenUsed="0"/>
+    <w:lsdException w:name="Medium Shading 1 Accent 5" w:semiHidden="0" w:uiPriority="63" w:unhideWhenUsed="0"/>
+    <w:lsdException w:name="Medium Shading 2 Accent 5" w:semiHidden="0" w:uiPriority="64" w:unhideWhenUsed="0"/>
+    <w:lsdException w:name="Medium List 1 Accent 5" w:semiHidden="0" w:uiPriority="65" w:unhideWhenUsed="0"/>
+    <w:lsdException w:name="Medium List 2 Accent 5" w:semiHidden="0" w:uiPriority="66" w:unhideWhenUsed="0"/>
+    <w:lsdException w:name="Medium Grid 1 Accent 5" w:semiHidden="0" w:uiPriority="67" w:unhideWhenUsed="0"/>
+    <w:lsdException w:name="Medium Grid 2 Accent 5" w:semiHidden="0" w:uiPriority="68" w:unhideWhenUsed="0"/>
+    <w:lsdException w:name="Medium Grid 3 Accent 5" w:semiHidden="0" w:uiPriority="69" w:unhideWhenUsed="0"/>
+    <w:lsdException w:name="Dark List Accent 5" w:semiHidden="0" w:uiPriority="70" w:unhideWhenUsed="0"/>
+    <w:lsdException w:name="Colorful Shading Accent 5" w:semiHidden="0" w:uiPriority="71" w:unhideWhenUsed="0"/>
+    <w:lsdException w:name="Colorful List Accent 5" w:semiHidden="0" w:uiPriority="72" w:unhideWhenUsed="0"/>
+    <w:lsdException w:name="Colorful Grid Accent 5" w:semiHidden="0" w:uiPriority="73" w:unhideWhenUsed="0"/>
+    <w:lsdException w:name="Light Shading Accent 6" w:semiHidden="0" w:uiPriority="60" w:unhideWhenUsed="0"/>
+    <w:lsdException w:name="Light List Accent 6" w:semiHidden="0" w:uiPriority="61" w:unhideWhenUsed="0"/>
+    <w:lsdException w:name="Light Grid Accent 6" w:semiHidden="0" w:uiPriority="62" w:unhideWhenUsed="0"/>
+    <w:lsdException w:name="Medium Shading 1 Accent 6" w:semiHidden="0" w:uiPriority="63" w:unhideWhenUsed="0"/>
+    <w:lsdException w:name="Medium Shading 2 Accent 6" w:semiHidden="0" w:uiPriority="64" w:unhideWhenUsed="0"/>
+    <w:lsdException w:name="Medium List 1 Accent 6" w:semiHidden="0" w:uiPriority="65" w:unhideWhenUsed="0"/>
+    <w:lsdException w:name="Medium List 2 Accent 6" w:semiHidden="0" w:uiPriority="66" w:unhideWhenUsed="0"/>
+    <w:lsdException w:name="Medium Grid 1 Accent 6" w:semiHidden="0" w:uiPriority="67" w:unhideWhenUsed="0"/>
+    <w:lsdException w:name="Medium Grid 2 Accent 6" w:semiHidden="0" w:uiPriority="68" w:unhideWhenUsed="0"/>
+    <w:lsdException w:name="Medium Grid 3 Accent 6" w:semiHidden="0" w:uiPriority="69" w:unhideWhenUsed="0"/>
+    <w:lsdException w:name="Dark List Accent 6" w:semiHidden="0" w:uiPriority="70" w:unhideWhenUsed="0"/>
+    <w:lsdException w:name="Colorful Shading Accent 6" w:semiHidden="0" w:uiPriority="71" w:unhideWhenUsed="0"/>
+    <w:lsdException w:name="Colorful List Accent 6" w:semiHidden="0" w:uiPriority="72" w:unhideWhenUsed="0"/>
+    <w:lsdException w:name="Colorful Grid Accent 6" w:semiHidden="0" w:uiPriority="73" w:unhideWhenUsed="0"/>
   </w:latentStyles>
-  <w:style w:type="paragraph" w:default="1" w:styleId="1">
+  <w:style w:type="paragraph" w:default="1" w:styleId="Normal">
     <w:name w:val="Normal"/>
     <w:semiHidden/>
     <w:qFormat/>
-    <w:uiPriority w:val="0"/>
     <w:pPr>
       <w:kinsoku w:val="0"/>
       <w:autoSpaceDE w:val="0"/>
@@ -3103,7 +3333,7 @@
       <w:textAlignment w:val="baseline"/>
     </w:pPr>
     <w:rPr>
-      <w:rFonts w:ascii="Arial" w:hAnsi="Arial" w:eastAsia="Arial" w:cs="Arial"/>
+      <w:rFonts w:ascii="Arial" w:eastAsia="Arial" w:hAnsi="Arial" w:cs="Arial"/>
       <w:snapToGrid w:val="0"/>
       <w:color w:val="000000"/>
       <w:kern w:val="0"/>
@@ -3112,12 +3342,11 @@
       <w:lang w:val="en-US" w:eastAsia="en-US" w:bidi="ar-SA"/>
     </w:rPr>
   </w:style>
-  <w:style w:type="paragraph" w:styleId="2">
+  <w:style w:type="paragraph" w:styleId="Heading1">
     <w:name w:val="heading 1"/>
-    <w:basedOn w:val="1"/>
-    <w:next w:val="1"/>
+    <w:basedOn w:val="Normal"/>
+    <w:next w:val="Normal"/>
     <w:qFormat/>
-    <w:uiPriority w:val="0"/>
     <w:pPr>
       <w:keepNext/>
       <w:keepLines/>
@@ -3135,13 +3364,12 @@
       <w:sz w:val="36"/>
     </w:rPr>
   </w:style>
-  <w:style w:type="paragraph" w:styleId="3">
+  <w:style w:type="paragraph" w:styleId="Heading2">
     <w:name w:val="heading 2"/>
-    <w:basedOn w:val="1"/>
-    <w:next w:val="1"/>
+    <w:basedOn w:val="Normal"/>
+    <w:next w:val="Normal"/>
     <w:unhideWhenUsed/>
     <w:qFormat/>
-    <w:uiPriority w:val="0"/>
     <w:pPr>
       <w:keepNext/>
       <w:keepLines/>
@@ -3154,17 +3382,16 @@
       <w:outlineLvl w:val="1"/>
     </w:pPr>
     <w:rPr>
-      <w:rFonts w:ascii="Arial" w:hAnsi="Arial" w:eastAsia="微软雅黑"/>
+      <w:rFonts w:ascii="Arial" w:eastAsia="微软雅黑" w:hAnsi="Arial"/>
       <w:sz w:val="36"/>
     </w:rPr>
   </w:style>
-  <w:style w:type="paragraph" w:styleId="4">
+  <w:style w:type="paragraph" w:styleId="Heading3">
     <w:name w:val="heading 3"/>
-    <w:basedOn w:val="1"/>
-    <w:next w:val="1"/>
+    <w:basedOn w:val="Normal"/>
+    <w:next w:val="Normal"/>
     <w:unhideWhenUsed/>
     <w:qFormat/>
-    <w:uiPriority w:val="0"/>
     <w:pPr>
       <w:keepNext/>
       <w:keepLines/>
@@ -3177,18 +3404,17 @@
       <w:outlineLvl w:val="2"/>
     </w:pPr>
     <w:rPr>
-      <w:rFonts w:ascii="Arial" w:hAnsi="Arial" w:eastAsia="微软雅黑"/>
+      <w:rFonts w:ascii="Arial" w:eastAsia="微软雅黑" w:hAnsi="Arial"/>
       <w:sz w:val="32"/>
     </w:rPr>
   </w:style>
-  <w:style w:type="paragraph" w:styleId="5">
+  <w:style w:type="paragraph" w:styleId="Heading4">
     <w:name w:val="heading 4"/>
-    <w:basedOn w:val="1"/>
-    <w:next w:val="1"/>
+    <w:basedOn w:val="Normal"/>
+    <w:next w:val="Normal"/>
     <w:semiHidden/>
     <w:unhideWhenUsed/>
     <w:qFormat/>
-    <w:uiPriority w:val="0"/>
     <w:pPr>
       <w:keepNext/>
       <w:keepLines/>
@@ -3201,19 +3427,18 @@
       <w:outlineLvl w:val="3"/>
     </w:pPr>
     <w:rPr>
-      <w:rFonts w:ascii="Arial" w:hAnsi="Arial" w:eastAsia="黑体"/>
+      <w:rFonts w:ascii="Arial" w:eastAsia="黑体" w:hAnsi="Arial"/>
       <w:b/>
       <w:sz w:val="28"/>
     </w:rPr>
   </w:style>
-  <w:style w:type="paragraph" w:styleId="6">
+  <w:style w:type="paragraph" w:styleId="Heading5">
     <w:name w:val="heading 5"/>
-    <w:basedOn w:val="1"/>
-    <w:next w:val="1"/>
+    <w:basedOn w:val="Normal"/>
+    <w:next w:val="Normal"/>
     <w:semiHidden/>
     <w:unhideWhenUsed/>
     <w:qFormat/>
-    <w:uiPriority w:val="0"/>
     <w:pPr>
       <w:keepNext/>
       <w:keepLines/>
@@ -3230,14 +3455,13 @@
       <w:sz w:val="28"/>
     </w:rPr>
   </w:style>
-  <w:style w:type="paragraph" w:styleId="7">
+  <w:style w:type="paragraph" w:styleId="Heading6">
     <w:name w:val="heading 6"/>
-    <w:basedOn w:val="1"/>
-    <w:next w:val="1"/>
+    <w:basedOn w:val="Normal"/>
+    <w:next w:val="Normal"/>
     <w:semiHidden/>
     <w:unhideWhenUsed/>
     <w:qFormat/>
-    <w:uiPriority w:val="0"/>
     <w:pPr>
       <w:keepNext/>
       <w:keepLines/>
@@ -3250,19 +3474,18 @@
       <w:outlineLvl w:val="5"/>
     </w:pPr>
     <w:rPr>
-      <w:rFonts w:ascii="Arial" w:hAnsi="Arial" w:eastAsia="黑体"/>
+      <w:rFonts w:ascii="Arial" w:eastAsia="黑体" w:hAnsi="Arial"/>
       <w:b/>
       <w:sz w:val="24"/>
     </w:rPr>
   </w:style>
-  <w:style w:type="paragraph" w:styleId="8">
+  <w:style w:type="paragraph" w:styleId="Heading7">
     <w:name w:val="heading 7"/>
-    <w:basedOn w:val="1"/>
-    <w:next w:val="1"/>
+    <w:basedOn w:val="Normal"/>
+    <w:next w:val="Normal"/>
     <w:semiHidden/>
     <w:unhideWhenUsed/>
     <w:qFormat/>
-    <w:uiPriority w:val="0"/>
     <w:pPr>
       <w:keepNext/>
       <w:keepLines/>
@@ -3279,14 +3502,13 @@
       <w:sz w:val="24"/>
     </w:rPr>
   </w:style>
-  <w:style w:type="paragraph" w:styleId="9">
+  <w:style w:type="paragraph" w:styleId="Heading8">
     <w:name w:val="heading 8"/>
-    <w:basedOn w:val="1"/>
-    <w:next w:val="1"/>
+    <w:basedOn w:val="Normal"/>
+    <w:next w:val="Normal"/>
     <w:semiHidden/>
     <w:unhideWhenUsed/>
     <w:qFormat/>
-    <w:uiPriority w:val="0"/>
     <w:pPr>
       <w:keepNext/>
       <w:keepLines/>
@@ -3299,18 +3521,17 @@
       <w:outlineLvl w:val="7"/>
     </w:pPr>
     <w:rPr>
-      <w:rFonts w:ascii="Arial" w:hAnsi="Arial" w:eastAsia="黑体"/>
+      <w:rFonts w:ascii="Arial" w:eastAsia="黑体" w:hAnsi="Arial"/>
       <w:sz w:val="24"/>
     </w:rPr>
   </w:style>
-  <w:style w:type="paragraph" w:styleId="10">
+  <w:style w:type="paragraph" w:styleId="Heading9">
     <w:name w:val="heading 9"/>
-    <w:basedOn w:val="1"/>
-    <w:next w:val="1"/>
+    <w:basedOn w:val="Normal"/>
+    <w:next w:val="Normal"/>
     <w:semiHidden/>
     <w:unhideWhenUsed/>
     <w:qFormat/>
-    <w:uiPriority w:val="0"/>
     <w:pPr>
       <w:keepNext/>
       <w:keepLines/>
@@ -3323,21 +3544,19 @@
       <w:outlineLvl w:val="8"/>
     </w:pPr>
     <w:rPr>
-      <w:rFonts w:ascii="Arial" w:hAnsi="Arial" w:eastAsia="黑体"/>
+      <w:rFonts w:ascii="Arial" w:eastAsia="黑体" w:hAnsi="Arial"/>
       <w:sz w:val="21"/>
     </w:rPr>
   </w:style>
-  <w:style w:type="character" w:default="1" w:styleId="17">
+  <w:style w:type="character" w:default="1" w:styleId="DefaultParagraphFont">
     <w:name w:val="Default Paragraph Font"/>
     <w:semiHidden/>
     <w:qFormat/>
-    <w:uiPriority w:val="0"/>
   </w:style>
-  <w:style w:type="table" w:default="1" w:styleId="16">
+  <w:style w:type="table" w:default="1" w:styleId="TableNormal">
     <w:name w:val="Normal Table"/>
     <w:semiHidden/>
     <w:qFormat/>
-    <w:uiPriority w:val="0"/>
     <w:tblPr>
       <w:tblCellMar>
         <w:top w:w="0" w:type="dxa"/>
@@ -3347,33 +3566,30 @@
       </w:tblCellMar>
     </w:tblPr>
   </w:style>
-  <w:style w:type="paragraph" w:styleId="11">
+  <w:style w:type="paragraph" w:styleId="CommentText">
     <w:name w:val="annotation text"/>
-    <w:basedOn w:val="1"/>
+    <w:basedOn w:val="Normal"/>
     <w:qFormat/>
-    <w:uiPriority w:val="0"/>
     <w:pPr>
       <w:jc w:val="left"/>
     </w:pPr>
   </w:style>
-  <w:style w:type="paragraph" w:styleId="12">
+  <w:style w:type="paragraph" w:styleId="BodyText">
     <w:name w:val="Body Text"/>
-    <w:basedOn w:val="1"/>
+    <w:basedOn w:val="Normal"/>
     <w:semiHidden/>
     <w:qFormat/>
-    <w:uiPriority w:val="0"/>
     <w:rPr>
-      <w:rFonts w:ascii="Arial" w:hAnsi="Arial" w:eastAsia="Arial" w:cs="Arial"/>
+      <w:rFonts w:ascii="Arial" w:eastAsia="Arial" w:hAnsi="Arial" w:cs="Arial"/>
       <w:sz w:val="21"/>
       <w:szCs w:val="21"/>
       <w:lang w:val="en-US" w:eastAsia="en-US" w:bidi="ar-SA"/>
     </w:rPr>
   </w:style>
-  <w:style w:type="paragraph" w:styleId="13">
+  <w:style w:type="paragraph" w:styleId="Footer">
     <w:name w:val="footer"/>
-    <w:basedOn w:val="1"/>
+    <w:basedOn w:val="Normal"/>
     <w:qFormat/>
-    <w:uiPriority w:val="0"/>
     <w:pPr>
       <w:tabs>
         <w:tab w:val="center" w:pos="4153"/>
@@ -3386,17 +3602,16 @@
       <w:sz w:val="18"/>
     </w:rPr>
   </w:style>
-  <w:style w:type="paragraph" w:styleId="14">
+  <w:style w:type="paragraph" w:styleId="Header">
     <w:name w:val="header"/>
-    <w:basedOn w:val="1"/>
+    <w:basedOn w:val="Normal"/>
     <w:qFormat/>
-    <w:uiPriority w:val="0"/>
     <w:pPr>
       <w:pBdr>
-        <w:top w:val="none" w:color="auto" w:sz="0" w:space="1"/>
-        <w:left w:val="none" w:color="auto" w:sz="0" w:space="4"/>
-        <w:bottom w:val="none" w:color="auto" w:sz="0" w:space="1"/>
-        <w:right w:val="none" w:color="auto" w:sz="0" w:space="4"/>
+        <w:top w:val="none" w:sz="0" w:space="1" w:color="auto"/>
+        <w:left w:val="none" w:sz="0" w:space="4" w:color="auto"/>
+        <w:bottom w:val="none" w:sz="0" w:space="1" w:color="auto"/>
+        <w:right w:val="none" w:sz="0" w:space="4" w:color="auto"/>
       </w:pBdr>
       <w:tabs>
         <w:tab w:val="center" w:pos="4153"/>
@@ -3411,11 +3626,16 @@
       <w:sz w:val="18"/>
     </w:rPr>
   </w:style>
-  <w:style w:type="paragraph" w:styleId="15">
+  <w:style w:type="paragraph" w:styleId="TOC1">
+    <w:name w:val="toc 1"/>
+    <w:basedOn w:val="Normal"/>
+    <w:next w:val="Normal"/>
+    <w:qFormat/>
+  </w:style>
+  <w:style w:type="paragraph" w:styleId="NormalWeb">
     <w:name w:val="Normal (Web)"/>
-    <w:basedOn w:val="1"/>
+    <w:basedOn w:val="Normal"/>
     <w:qFormat/>
-    <w:uiPriority w:val="0"/>
     <w:pPr>
       <w:spacing w:before="0" w:beforeAutospacing="1" w:after="0" w:afterAutospacing="1"/>
       <w:ind w:left="0" w:right="0"/>
@@ -3427,34 +3647,39 @@
       <w:lang w:val="en-US" w:eastAsia="zh-CN" w:bidi="ar"/>
     </w:rPr>
   </w:style>
-  <w:style w:type="character" w:styleId="18">
+  <w:style w:type="character" w:styleId="Strong">
     <w:name w:val="Strong"/>
-    <w:basedOn w:val="17"/>
+    <w:basedOn w:val="DefaultParagraphFont"/>
     <w:qFormat/>
-    <w:uiPriority w:val="0"/>
     <w:rPr>
       <w:b/>
     </w:rPr>
   </w:style>
-  <w:style w:type="paragraph" w:customStyle="1" w:styleId="19">
+  <w:style w:type="character" w:styleId="Hyperlink">
+    <w:name w:val="Hyperlink"/>
+    <w:basedOn w:val="DefaultParagraphFont"/>
+    <w:rPr>
+      <w:color w:val="0000FF"/>
+      <w:u w:val="single"/>
+    </w:rPr>
+  </w:style>
+  <w:style w:type="paragraph" w:customStyle="1" w:styleId="TableText">
     <w:name w:val="Table Text"/>
-    <w:basedOn w:val="1"/>
+    <w:basedOn w:val="Normal"/>
     <w:semiHidden/>
     <w:qFormat/>
-    <w:uiPriority w:val="0"/>
     <w:rPr>
-      <w:rFonts w:ascii="Arial Unicode MS" w:hAnsi="Arial Unicode MS" w:eastAsia="Arial Unicode MS" w:cs="Arial Unicode MS"/>
+      <w:rFonts w:ascii="Arial Unicode MS" w:eastAsia="Arial Unicode MS" w:hAnsi="Arial Unicode MS" w:cs="Arial Unicode MS"/>
       <w:sz w:val="15"/>
       <w:szCs w:val="15"/>
       <w:lang w:val="en-US" w:eastAsia="en-US" w:bidi="ar-SA"/>
     </w:rPr>
   </w:style>
-  <w:style w:type="table" w:customStyle="1" w:styleId="20">
-    <w:name w:val="Table Normal"/>
+  <w:style w:type="table" w:customStyle="1" w:styleId="TableNormal0">
+    <w:name w:val="Table Normal_0"/>
     <w:semiHidden/>
     <w:unhideWhenUsed/>
     <w:qFormat/>
-    <w:uiPriority w:val="0"/>
     <w:tblPr>
       <w:tblCellMar>
         <w:top w:w="0" w:type="dxa"/>
@@ -3464,12 +3689,11 @@
       </w:tblCellMar>
     </w:tblPr>
   </w:style>
-  <w:style w:type="paragraph" w:customStyle="1" w:styleId="21">
+  <w:style w:type="paragraph" w:customStyle="1" w:styleId="a">
     <w:name w:val="附录标题"/>
-    <w:basedOn w:val="22"/>
-    <w:next w:val="23"/>
+    <w:basedOn w:val="ListParagraph"/>
+    <w:next w:val="a0"/>
     <w:qFormat/>
-    <w:uiPriority w:val="0"/>
     <w:pPr>
       <w:numPr>
         <w:ilvl w:val="0"/>
@@ -3481,29 +3705,28 @@
       <w:outlineLvl w:val="0"/>
     </w:pPr>
     <w:rPr>
-      <w:rFonts w:ascii="华文中宋" w:hAnsi="华文中宋" w:eastAsia="华文中宋"/>
+      <w:rFonts w:ascii="华文中宋" w:eastAsia="华文中宋" w:hAnsi="华文中宋"/>
       <w:b/>
       <w:bCs/>
       <w:sz w:val="36"/>
       <w:szCs w:val="36"/>
     </w:rPr>
   </w:style>
-  <w:style w:type="paragraph" w:styleId="22">
+  <w:style w:type="paragraph" w:styleId="ListParagraph">
     <w:name w:val="List Paragraph"/>
-    <w:basedOn w:val="1"/>
+    <w:basedOn w:val="Normal"/>
+    <w:uiPriority w:val="34"/>
     <w:unhideWhenUsed/>
     <w:qFormat/>
-    <w:uiPriority w:val="34"/>
     <w:pPr>
       <w:ind w:firstLine="420"/>
     </w:pPr>
   </w:style>
-  <w:style w:type="paragraph" w:customStyle="1" w:styleId="23">
+  <w:style w:type="paragraph" w:customStyle="1" w:styleId="a0">
     <w:name w:val="附件标题"/>
-    <w:basedOn w:val="1"/>
-    <w:next w:val="24"/>
+    <w:basedOn w:val="Normal"/>
+    <w:next w:val="a1"/>
     <w:qFormat/>
-    <w:uiPriority w:val="0"/>
     <w:pPr>
       <w:ind w:left="200" w:hanging="200" w:hangingChars="200"/>
       <w:outlineLvl w:val="2"/>
@@ -3513,11 +3736,10 @@
       <w:b/>
     </w:rPr>
   </w:style>
-  <w:style w:type="paragraph" w:customStyle="1" w:styleId="24">
+  <w:style w:type="paragraph" w:customStyle="1" w:styleId="a1">
     <w:name w:val="内容居中"/>
-    <w:basedOn w:val="1"/>
+    <w:basedOn w:val="Normal"/>
     <w:qFormat/>
-    <w:uiPriority w:val="0"/>
     <w:pPr>
       <w:snapToGrid w:val="0"/>
       <w:spacing w:line="240" w:lineRule="auto"/>
@@ -3773,4 +3995,23 @@
   </a:themeElements>
   <a:objectDefaults/>
 </a:theme>
+</file>
+
+<file path=customXml/item1.xml><?xml version="1.0" encoding="utf-8"?>
+<s:customData xmlns="http://www.wps.cn/officeDocument/2013/wpsCustomData" xmlns:s="http://www.wps.cn/officeDocument/2013/wpsCustomData">
+  <customSectProps>
+    <customSectPr/>
+  </customSectProps>
+  <customShpExts>
+    <customShpInfo spid="_x0000_s1026" textRotate="1"/>
+  </customShpExts>
+</s:customData>
+</file>
+
+<file path=customXml/itemProps1.xml><?xml version="1.0" encoding="utf-8"?>
+<ds:datastoreItem xmlns:ds="http://schemas.openxmlformats.org/officeDocument/2006/customXml" ds:itemID="{B1977F7D-205B-4081-913C-38D41E755F92}">
+  <ds:schemaRefs>
+    <ds:schemaRef ds:uri="http://www.wps.cn/officeDocument/2013/wpsCustomData"/>
+  </ds:schemaRefs>
+</ds:datastoreItem>
 </file>